--- a/template_114.docx
+++ b/template_114.docx
@@ -338,7 +338,15 @@
       </w:pPr>
       <w:r>
         <w:rPr>
-          <w:rFonts w:eastAsia="標楷體"/>
+          <w:rFonts w:eastAsia="標楷體" w:hint="eastAsia"/>
+          <w:sz w:val="28"/>
+          <w:szCs w:val="28"/>
+        </w:rPr>
+        <w:t>{d0}</w:t>
+      </w:r>
+      <w:r>
+        <w:rPr>
+          <w:rFonts w:eastAsia="標楷體" w:hint="eastAsia"/>
           <w:sz w:val="28"/>
           <w:szCs w:val="28"/>
         </w:rPr>
@@ -350,11 +358,11 @@
           <w:sz w:val="28"/>
           <w:szCs w:val="28"/>
         </w:rPr>
-        <w:t xml:space="preserve">　</w:t>
+        <w:t>{d1}</w:t>
       </w:r>
       <w:r>
         <w:rPr>
-          <w:rFonts w:eastAsia="標楷體"/>
+          <w:rFonts w:eastAsia="標楷體" w:hint="eastAsia"/>
           <w:sz w:val="28"/>
           <w:szCs w:val="28"/>
         </w:rPr>
@@ -366,11 +374,11 @@
           <w:sz w:val="28"/>
           <w:szCs w:val="28"/>
         </w:rPr>
-        <w:t xml:space="preserve">　</w:t>
+        <w:t>{d2}</w:t>
       </w:r>
       <w:r>
         <w:rPr>
-          <w:rFonts w:eastAsia="標楷體"/>
+          <w:rFonts w:eastAsia="標楷體" w:hint="eastAsia"/>
           <w:sz w:val="28"/>
           <w:szCs w:val="28"/>
         </w:rPr>
@@ -3416,156 +3424,12 @@
             </w:pPr>
             <w:r>
               <w:rPr>
-                <w:rFonts w:eastAsia="標楷體" w:hint="eastAsia"/>
+                <w:rFonts w:eastAsia="標楷體"/>
                 <w:spacing w:val="-18"/>
                 <w:sz w:val="20"/>
                 <w:szCs w:val="20"/>
               </w:rPr>
-              <w:t xml:space="preserve">　　</w:t>
-            </w:r>
-            <w:r>
-              <w:rPr>
-                <w:rFonts w:eastAsia="標楷體" w:hint="eastAsia"/>
-                <w:spacing w:val="-18"/>
-                <w:sz w:val="20"/>
-                <w:szCs w:val="20"/>
-              </w:rPr>
-              <w:t>{</w:t>
-            </w:r>
-            <w:r>
-              <w:rPr>
-                <w:rFonts w:eastAsia="標楷體"/>
-                <w:spacing w:val="-18"/>
-                <w:sz w:val="20"/>
-                <w:szCs w:val="20"/>
-              </w:rPr>
-              <w:t>net_g0}</w:t>
-            </w:r>
-            <w:r>
-              <w:rPr>
-                <w:rFonts w:eastAsia="標楷體" w:hint="eastAsia"/>
-                <w:spacing w:val="-18"/>
-                <w:sz w:val="20"/>
-                <w:szCs w:val="20"/>
-              </w:rPr>
-              <w:t xml:space="preserve">　萬　</w:t>
-            </w:r>
-            <w:r>
-              <w:rPr>
-                <w:rFonts w:eastAsia="標楷體" w:hint="eastAsia"/>
-                <w:spacing w:val="-18"/>
-                <w:sz w:val="20"/>
-                <w:szCs w:val="20"/>
-              </w:rPr>
-              <w:t>{</w:t>
-            </w:r>
-            <w:r>
-              <w:rPr>
-                <w:rFonts w:eastAsia="標楷體"/>
-                <w:spacing w:val="-18"/>
-                <w:sz w:val="20"/>
-                <w:szCs w:val="20"/>
-              </w:rPr>
-              <w:t>net_g1}</w:t>
-            </w:r>
-            <w:r>
-              <w:rPr>
-                <w:rFonts w:eastAsia="標楷體" w:hint="eastAsia"/>
-                <w:spacing w:val="-18"/>
-                <w:sz w:val="20"/>
-                <w:szCs w:val="20"/>
-              </w:rPr>
-              <w:t xml:space="preserve">　仟　</w:t>
-            </w:r>
-            <w:r>
-              <w:rPr>
-                <w:rFonts w:eastAsia="標楷體" w:hint="eastAsia"/>
-                <w:spacing w:val="-18"/>
-                <w:sz w:val="20"/>
-                <w:szCs w:val="20"/>
-              </w:rPr>
-              <w:t>{</w:t>
-            </w:r>
-            <w:r>
-              <w:rPr>
-                <w:rFonts w:eastAsia="標楷體"/>
-                <w:spacing w:val="-18"/>
-                <w:sz w:val="20"/>
-                <w:szCs w:val="20"/>
-              </w:rPr>
-              <w:t>net_g2}</w:t>
-            </w:r>
-            <w:r>
-              <w:rPr>
-                <w:rFonts w:eastAsia="標楷體" w:hint="eastAsia"/>
-                <w:spacing w:val="-18"/>
-                <w:sz w:val="20"/>
-                <w:szCs w:val="20"/>
-              </w:rPr>
-              <w:t xml:space="preserve">　佰</w:t>
-            </w:r>
-            <w:r>
-              <w:rPr>
-                <w:rFonts w:eastAsia="標楷體" w:hint="eastAsia"/>
-                <w:spacing w:val="-18"/>
-                <w:sz w:val="20"/>
-                <w:szCs w:val="20"/>
-              </w:rPr>
-              <w:t xml:space="preserve"> {</w:t>
-            </w:r>
-            <w:r>
-              <w:rPr>
-                <w:rFonts w:eastAsia="標楷體"/>
-                <w:spacing w:val="-18"/>
-                <w:sz w:val="20"/>
-                <w:szCs w:val="20"/>
-              </w:rPr>
-              <w:t>net_g3}</w:t>
-            </w:r>
-            <w:r>
-              <w:rPr>
-                <w:rFonts w:eastAsia="標楷體" w:hint="eastAsia"/>
-                <w:spacing w:val="-18"/>
-                <w:sz w:val="20"/>
-                <w:szCs w:val="20"/>
-              </w:rPr>
-              <w:t xml:space="preserve">　拾</w:t>
-            </w:r>
-            <w:r>
-              <w:rPr>
-                <w:rFonts w:eastAsia="標楷體" w:hint="eastAsia"/>
-                <w:spacing w:val="-18"/>
-                <w:sz w:val="20"/>
-                <w:szCs w:val="20"/>
-              </w:rPr>
-              <w:t xml:space="preserve"> {</w:t>
-            </w:r>
-            <w:r>
-              <w:rPr>
-                <w:rFonts w:eastAsia="標楷體"/>
-                <w:spacing w:val="-18"/>
-                <w:sz w:val="20"/>
-                <w:szCs w:val="20"/>
-              </w:rPr>
-              <w:t>net_g4}</w:t>
-            </w:r>
-            <w:r>
-              <w:rPr>
-                <w:rFonts w:eastAsia="標楷體" w:hint="eastAsia"/>
-                <w:spacing w:val="-18"/>
-                <w:sz w:val="20"/>
-                <w:szCs w:val="20"/>
-              </w:rPr>
-              <w:t xml:space="preserve"> </w:t>
-            </w:r>
-            <w:r>
-              <w:rPr>
-                <w:rFonts w:eastAsia="標楷體" w:hint="eastAsia"/>
-                <w:spacing w:val="-18"/>
-                <w:sz w:val="20"/>
-                <w:szCs w:val="20"/>
-              </w:rPr>
-              <w:t>元整</w:t>
+              <w:t>{full_chinese_amount}</w:t>
             </w:r>
           </w:p>
         </w:tc>
@@ -5747,5666 +5611,6 @@
       <w:pPr>
         <w:adjustRightInd w:val="0"/>
         <w:snapToGrid w:val="0"/>
-        <w:jc w:val="center"/>
-        <w:rPr>
-          <w:rFonts w:eastAsia="標楷體"/>
-          <w:sz w:val="28"/>
-          <w:szCs w:val="28"/>
-        </w:rPr>
-      </w:pPr>
-      <w:r>
-        <w:rPr>
-          <w:rFonts w:eastAsia="標楷體"/>
-          <w:noProof/>
-          <w:sz w:val="28"/>
-          <w:szCs w:val="28"/>
-        </w:rPr>
-        <mc:AlternateContent>
-          <mc:Choice Requires="wps">
-            <w:drawing>
-              <wp:anchor distT="0" distB="0" distL="114300" distR="114300" simplePos="0" relativeHeight="251661312" behindDoc="0" locked="0" layoutInCell="1" allowOverlap="1" wp14:anchorId="3507FA1A" wp14:editId="0E127E2E">
-                <wp:simplePos x="0" y="0"/>
-                <wp:positionH relativeFrom="column">
-                  <wp:posOffset>5558156</wp:posOffset>
-                </wp:positionH>
-                <wp:positionV relativeFrom="paragraph">
-                  <wp:posOffset>90805</wp:posOffset>
-                </wp:positionV>
-                <wp:extent cx="1308100" cy="209550"/>
-                <wp:effectExtent l="0" t="0" r="25400" b="19050"/>
-                <wp:wrapNone/>
-                <wp:docPr id="4" name="文字方塊 1"/>
-                <wp:cNvGraphicFramePr>
-                  <a:graphicFrameLocks xmlns:a="http://schemas.openxmlformats.org/drawingml/2006/main"/>
-                </wp:cNvGraphicFramePr>
-                <a:graphic xmlns:a="http://schemas.openxmlformats.org/drawingml/2006/main">
-                  <a:graphicData uri="http://schemas.microsoft.com/office/word/2010/wordprocessingShape">
-                    <wps:wsp>
-                      <wps:cNvSpPr txBox="1">
-                        <a:spLocks noChangeArrowheads="1"/>
-                      </wps:cNvSpPr>
-                      <wps:spPr bwMode="auto">
-                        <a:xfrm>
-                          <a:off x="0" y="0"/>
-                          <a:ext cx="1308100" cy="209550"/>
-                        </a:xfrm>
-                        <a:prstGeom prst="rect">
-                          <a:avLst/>
-                        </a:prstGeom>
-                        <a:solidFill>
-                          <a:srgbClr val="FFFFFF"/>
-                        </a:solidFill>
-                        <a:ln w="9525">
-                          <a:solidFill>
-                            <a:srgbClr val="000000"/>
-                          </a:solidFill>
-                          <a:prstDash val="sysDot"/>
-                          <a:miter lim="800000"/>
-                          <a:headEnd/>
-                          <a:tailEnd/>
-                        </a:ln>
-                      </wps:spPr>
-                      <wps:txbx>
-                        <w:txbxContent>
-                          <w:p>
-                            <w:pPr>
-                              <w:adjustRightInd w:val="0"/>
-                              <w:snapToGrid w:val="0"/>
-                              <w:spacing w:line="200" w:lineRule="atLeast"/>
-                              <w:ind w:leftChars="-50" w:left="-120" w:rightChars="-50" w:right="-120"/>
-                              <w:rPr>
-                                <w:color w:val="000000"/>
-                                <w:spacing w:val="-4"/>
-                                <w:sz w:val="14"/>
-                                <w:szCs w:val="14"/>
-                              </w:rPr>
-                            </w:pPr>
-                            <w:r>
-                              <w:rPr>
-                                <w:rFonts w:hint="eastAsia"/>
-                                <w:color w:val="000000"/>
-                                <w:spacing w:val="-4"/>
-                                <w:sz w:val="14"/>
-                                <w:szCs w:val="14"/>
-                              </w:rPr>
-                              <w:t>本表自</w:t>
-                            </w:r>
-                            <w:r>
-                              <w:rPr>
-                                <w:color w:val="000000"/>
-                                <w:spacing w:val="-4"/>
-                                <w:sz w:val="14"/>
-                                <w:szCs w:val="14"/>
-                              </w:rPr>
-                              <w:t>114</w:t>
-                            </w:r>
-                            <w:r>
-                              <w:rPr>
-                                <w:rFonts w:hint="eastAsia"/>
-                                <w:color w:val="000000"/>
-                                <w:spacing w:val="-4"/>
-                                <w:sz w:val="14"/>
-                                <w:szCs w:val="14"/>
-                              </w:rPr>
-                              <w:t>年</w:t>
-                            </w:r>
-                            <w:r>
-                              <w:rPr>
-                                <w:color w:val="000000"/>
-                                <w:spacing w:val="-4"/>
-                                <w:sz w:val="14"/>
-                                <w:szCs w:val="14"/>
-                              </w:rPr>
-                              <w:t>5</w:t>
-                            </w:r>
-                            <w:r>
-                              <w:rPr>
-                                <w:rFonts w:hint="eastAsia"/>
-                                <w:color w:val="000000"/>
-                                <w:spacing w:val="-4"/>
-                                <w:sz w:val="14"/>
-                                <w:szCs w:val="14"/>
-                              </w:rPr>
-                              <w:t>月</w:t>
-                            </w:r>
-                            <w:r>
-                              <w:rPr>
-                                <w:color w:val="000000"/>
-                                <w:spacing w:val="-4"/>
-                                <w:sz w:val="14"/>
-                                <w:szCs w:val="14"/>
-                              </w:rPr>
-                              <w:t>2</w:t>
-                            </w:r>
-                            <w:r>
-                              <w:rPr>
-                                <w:color w:val="000000"/>
-                                <w:spacing w:val="-4"/>
-                                <w:sz w:val="14"/>
-                                <w:szCs w:val="14"/>
-                              </w:rPr>
-                              <w:t>8</w:t>
-                            </w:r>
-                            <w:r>
-                              <w:rPr>
-                                <w:rFonts w:hint="eastAsia"/>
-                                <w:color w:val="000000"/>
-                                <w:spacing w:val="-4"/>
-                                <w:sz w:val="14"/>
-                                <w:szCs w:val="14"/>
-                              </w:rPr>
-                              <w:t>日起適用</w:t>
-                            </w:r>
-                          </w:p>
-                        </w:txbxContent>
-                      </wps:txbx>
-                      <wps:bodyPr rot="0" vert="horz" wrap="square" lIns="91440" tIns="45720" rIns="91440" bIns="45720" anchor="t" anchorCtr="0" upright="1">
-                        <a:noAutofit/>
-                      </wps:bodyPr>
-                    </wps:wsp>
-                  </a:graphicData>
-                </a:graphic>
-                <wp14:sizeRelH relativeFrom="margin">
-                  <wp14:pctWidth>0</wp14:pctWidth>
-                </wp14:sizeRelH>
-                <wp14:sizeRelV relativeFrom="margin">
-                  <wp14:pctHeight>0</wp14:pctHeight>
-                </wp14:sizeRelV>
-              </wp:anchor>
-            </w:drawing>
-          </mc:Choice>
-          <mc:Fallback>
-            <w:pict>
-              <v:shape w14:anchorId="3507FA1A" id="_x0000_s1027" type="#_x0000_t202" style="position:absolute;left:0;text-align:left;margin-left:437.65pt;margin-top:7.15pt;width:103pt;height:16.5pt;z-index:251661312;visibility:visible;mso-wrap-style:square;mso-width-percent:0;mso-height-percent:0;mso-wrap-distance-left:9pt;mso-wrap-distance-top:0;mso-wrap-distance-right:9pt;mso-wrap-distance-bottom:0;mso-position-horizontal:absolute;mso-position-horizontal-relative:text;mso-position-vertical:absolute;mso-position-vertical-relative:text;mso-width-percent:0;mso-height-percent:0;mso-width-relative:margin;mso-height-relative:margin;v-text-anchor:top" o:gfxdata="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">
-                <v:stroke dashstyle="1 1"/>
-                <v:textbox>
-                  <w:txbxContent>
-                    <w:p>
-                      <w:pPr>
-                        <w:adjustRightInd w:val="0"/>
-                        <w:snapToGrid w:val="0"/>
-                        <w:spacing w:line="200" w:lineRule="atLeast"/>
-                        <w:ind w:leftChars="-50" w:left="-120" w:rightChars="-50" w:right="-120"/>
-                        <w:rPr>
-                          <w:color w:val="000000"/>
-                          <w:spacing w:val="-4"/>
-                          <w:sz w:val="14"/>
-                          <w:szCs w:val="14"/>
-                        </w:rPr>
-                      </w:pPr>
-                      <w:r>
-                        <w:rPr>
-                          <w:rFonts w:hint="eastAsia"/>
-                          <w:color w:val="000000"/>
-                          <w:spacing w:val="-4"/>
-                          <w:sz w:val="14"/>
-                          <w:szCs w:val="14"/>
-                        </w:rPr>
-                        <w:t>本表自</w:t>
-                      </w:r>
-                      <w:r>
-                        <w:rPr>
-                          <w:color w:val="000000"/>
-                          <w:spacing w:val="-4"/>
-                          <w:sz w:val="14"/>
-                          <w:szCs w:val="14"/>
-                        </w:rPr>
-                        <w:t>114</w:t>
-                      </w:r>
-                      <w:r>
-                        <w:rPr>
-                          <w:rFonts w:hint="eastAsia"/>
-                          <w:color w:val="000000"/>
-                          <w:spacing w:val="-4"/>
-                          <w:sz w:val="14"/>
-                          <w:szCs w:val="14"/>
-                        </w:rPr>
-                        <w:t>年</w:t>
-                      </w:r>
-                      <w:r>
-                        <w:rPr>
-                          <w:color w:val="000000"/>
-                          <w:spacing w:val="-4"/>
-                          <w:sz w:val="14"/>
-                          <w:szCs w:val="14"/>
-                        </w:rPr>
-                        <w:t>5</w:t>
-                      </w:r>
-                      <w:r>
-                        <w:rPr>
-                          <w:rFonts w:hint="eastAsia"/>
-                          <w:color w:val="000000"/>
-                          <w:spacing w:val="-4"/>
-                          <w:sz w:val="14"/>
-                          <w:szCs w:val="14"/>
-                        </w:rPr>
-                        <w:t>月</w:t>
-                      </w:r>
-                      <w:r>
-                        <w:rPr>
-                          <w:color w:val="000000"/>
-                          <w:spacing w:val="-4"/>
-                          <w:sz w:val="14"/>
-                          <w:szCs w:val="14"/>
-                        </w:rPr>
-                        <w:t>2</w:t>
-                      </w:r>
-                      <w:r>
-                        <w:rPr>
-                          <w:color w:val="000000"/>
-                          <w:spacing w:val="-4"/>
-                          <w:sz w:val="14"/>
-                          <w:szCs w:val="14"/>
-                        </w:rPr>
-                        <w:t>8</w:t>
-                      </w:r>
-                      <w:r>
-                        <w:rPr>
-                          <w:rFonts w:hint="eastAsia"/>
-                          <w:color w:val="000000"/>
-                          <w:spacing w:val="-4"/>
-                          <w:sz w:val="14"/>
-                          <w:szCs w:val="14"/>
-                        </w:rPr>
-                        <w:t>日起適用</w:t>
-                      </w:r>
-                    </w:p>
-                  </w:txbxContent>
-                </v:textbox>
-              </v:shape>
-            </w:pict>
-          </mc:Fallback>
-        </mc:AlternateContent>
-      </w:r>
-      <w:r>
-        <w:rPr>
-          <w:rFonts w:eastAsia="標楷體"/>
-          <w:sz w:val="28"/>
-          <w:szCs w:val="28"/>
-        </w:rPr>
-        <w:t>僑光</w:t>
-      </w:r>
-      <w:r>
-        <w:rPr>
-          <w:rFonts w:eastAsia="標楷體" w:hint="eastAsia"/>
-          <w:sz w:val="28"/>
-          <w:szCs w:val="28"/>
-        </w:rPr>
-        <w:t>科技大學　領</w:t>
-      </w:r>
-      <w:r>
-        <w:rPr>
-          <w:rFonts w:eastAsia="標楷體"/>
-          <w:sz w:val="28"/>
-          <w:szCs w:val="28"/>
-        </w:rPr>
-        <w:t>據</w:t>
-      </w:r>
-    </w:p>
-    <w:p>
-      <w:pPr>
-        <w:adjustRightInd w:val="0"/>
-        <w:snapToGrid w:val="0"/>
-        <w:spacing w:line="280" w:lineRule="exact"/>
-        <w:jc w:val="center"/>
-        <w:rPr>
-          <w:rFonts w:eastAsia="標楷體"/>
-          <w:sz w:val="28"/>
-          <w:szCs w:val="28"/>
-        </w:rPr>
-      </w:pPr>
-      <w:r>
-        <w:rPr>
-          <w:rFonts w:eastAsia="標楷體"/>
-          <w:sz w:val="28"/>
-          <w:szCs w:val="28"/>
-        </w:rPr>
-        <w:t>年</w:t>
-      </w:r>
-      <w:r>
-        <w:rPr>
-          <w:rFonts w:eastAsia="標楷體" w:hint="eastAsia"/>
-          <w:sz w:val="28"/>
-          <w:szCs w:val="28"/>
-        </w:rPr>
-        <w:t xml:space="preserve">　</w:t>
-      </w:r>
-      <w:r>
-        <w:rPr>
-          <w:rFonts w:eastAsia="標楷體"/>
-          <w:sz w:val="28"/>
-          <w:szCs w:val="28"/>
-        </w:rPr>
-        <w:t>月</w:t>
-      </w:r>
-      <w:r>
-        <w:rPr>
-          <w:rFonts w:eastAsia="標楷體" w:hint="eastAsia"/>
-          <w:sz w:val="28"/>
-          <w:szCs w:val="28"/>
-        </w:rPr>
-        <w:t xml:space="preserve">　</w:t>
-      </w:r>
-      <w:r>
-        <w:rPr>
-          <w:rFonts w:eastAsia="標楷體"/>
-          <w:sz w:val="28"/>
-          <w:szCs w:val="28"/>
-        </w:rPr>
-        <w:t>日</w:t>
-      </w:r>
-    </w:p>
-    <w:tbl>
-      <w:tblPr>
-        <w:tblW w:w="4717" w:type="pct"/>
-        <w:tblInd w:w="250" w:type="dxa"/>
-        <w:tblLayout w:type="fixed"/>
-        <w:tblLook w:val="04A0" w:firstRow="1" w:lastRow="0" w:firstColumn="1" w:lastColumn="0" w:noHBand="0" w:noVBand="1"/>
-      </w:tblPr>
-      <w:tblGrid>
-        <w:gridCol w:w="428"/>
-        <w:gridCol w:w="723"/>
-        <w:gridCol w:w="154"/>
-        <w:gridCol w:w="120"/>
-        <w:gridCol w:w="1149"/>
-        <w:gridCol w:w="525"/>
-        <w:gridCol w:w="21"/>
-        <w:gridCol w:w="814"/>
-        <w:gridCol w:w="295"/>
-        <w:gridCol w:w="289"/>
-        <w:gridCol w:w="75"/>
-        <w:gridCol w:w="193"/>
-        <w:gridCol w:w="172"/>
-        <w:gridCol w:w="364"/>
-        <w:gridCol w:w="287"/>
-        <w:gridCol w:w="77"/>
-        <w:gridCol w:w="364"/>
-        <w:gridCol w:w="117"/>
-        <w:gridCol w:w="197"/>
-        <w:gridCol w:w="50"/>
-        <w:gridCol w:w="364"/>
-        <w:gridCol w:w="364"/>
-        <w:gridCol w:w="132"/>
-        <w:gridCol w:w="232"/>
-        <w:gridCol w:w="364"/>
-        <w:gridCol w:w="243"/>
-        <w:gridCol w:w="316"/>
-        <w:gridCol w:w="276"/>
-        <w:gridCol w:w="664"/>
-        <w:gridCol w:w="557"/>
-        <w:gridCol w:w="542"/>
-      </w:tblGrid>
-      <w:tr>
-        <w:trPr>
-          <w:trHeight w:val="20"/>
-        </w:trPr>
-        <w:tc>
-          <w:tcPr>
-            <w:tcW w:w="679" w:type="pct"/>
-            <w:gridSpan w:val="4"/>
-            <w:tcBorders>
-              <w:top w:val="single" w:sz="6" w:space="0" w:color="000000"/>
-              <w:left w:val="single" w:sz="6" w:space="0" w:color="000000"/>
-              <w:bottom w:val="single" w:sz="2" w:space="0" w:color="000000"/>
-              <w:right w:val="single" w:sz="6" w:space="0" w:color="000000"/>
-            </w:tcBorders>
-            <w:vAlign w:val="center"/>
-          </w:tcPr>
-          <w:p>
-            <w:pPr>
-              <w:snapToGrid w:val="0"/>
-              <w:spacing w:line="200" w:lineRule="exact"/>
-              <w:ind w:leftChars="-104" w:left="-250" w:rightChars="-50" w:right="-120"/>
-              <w:jc w:val="center"/>
-              <w:rPr>
-                <w:rFonts w:eastAsia="標楷體"/>
-                <w:sz w:val="20"/>
-                <w:szCs w:val="20"/>
-              </w:rPr>
-            </w:pPr>
-            <w:r>
-              <w:rPr>
-                <w:rFonts w:eastAsia="標楷體" w:hint="eastAsia"/>
-                <w:sz w:val="20"/>
-                <w:szCs w:val="20"/>
-              </w:rPr>
-              <w:t>領款人</w:t>
-            </w:r>
-          </w:p>
-          <w:p>
-            <w:pPr>
-              <w:snapToGrid w:val="0"/>
-              <w:spacing w:line="200" w:lineRule="exact"/>
-              <w:ind w:leftChars="-104" w:left="-250" w:rightChars="-50" w:right="-120"/>
-              <w:jc w:val="center"/>
-              <w:rPr>
-                <w:rFonts w:eastAsia="標楷體"/>
-                <w:sz w:val="20"/>
-                <w:szCs w:val="20"/>
-              </w:rPr>
-            </w:pPr>
-            <w:r>
-              <w:rPr>
-                <w:rFonts w:eastAsia="標楷體"/>
-                <w:sz w:val="20"/>
-                <w:szCs w:val="20"/>
-              </w:rPr>
-              <w:t>姓名</w:t>
-            </w:r>
-          </w:p>
-        </w:tc>
-        <w:tc>
-          <w:tcPr>
-            <w:tcW w:w="800" w:type="pct"/>
-            <w:gridSpan w:val="2"/>
-            <w:tcBorders>
-              <w:top w:val="single" w:sz="6" w:space="0" w:color="000000"/>
-              <w:left w:val="single" w:sz="6" w:space="0" w:color="000000"/>
-              <w:bottom w:val="single" w:sz="2" w:space="0" w:color="000000"/>
-              <w:right w:val="single" w:sz="6" w:space="0" w:color="000000"/>
-            </w:tcBorders>
-            <w:vAlign w:val="center"/>
-          </w:tcPr>
-          <w:p>
-            <w:pPr>
-              <w:snapToGrid w:val="0"/>
-              <w:spacing w:line="200" w:lineRule="exact"/>
-              <w:jc w:val="center"/>
-              <w:rPr>
-                <w:rFonts w:eastAsia="標楷體"/>
-                <w:sz w:val="20"/>
-                <w:szCs w:val="20"/>
-              </w:rPr>
-            </w:pPr>
-            <w:r>
-              <w:rPr>
-                <w:rFonts w:eastAsia="標楷體" w:hint="eastAsia"/>
-                <w:sz w:val="20"/>
-                <w:szCs w:val="20"/>
-              </w:rPr>
-              <w:t>{n</w:t>
-            </w:r>
-            <w:r>
-              <w:rPr>
-                <w:rFonts w:eastAsia="標楷體"/>
-                <w:sz w:val="20"/>
-                <w:szCs w:val="20"/>
-              </w:rPr>
-              <w:t>ame}</w:t>
-            </w:r>
-          </w:p>
-        </w:tc>
-        <w:tc>
-          <w:tcPr>
-            <w:tcW w:w="399" w:type="pct"/>
-            <w:gridSpan w:val="2"/>
-            <w:tcBorders>
-              <w:top w:val="single" w:sz="6" w:space="0" w:color="000000"/>
-              <w:left w:val="single" w:sz="6" w:space="0" w:color="000000"/>
-              <w:bottom w:val="single" w:sz="2" w:space="0" w:color="000000"/>
-              <w:right w:val="single" w:sz="6" w:space="0" w:color="000000"/>
-            </w:tcBorders>
-            <w:vAlign w:val="center"/>
-          </w:tcPr>
-          <w:p>
-            <w:pPr>
-              <w:snapToGrid w:val="0"/>
-              <w:spacing w:line="200" w:lineRule="exact"/>
-              <w:jc w:val="center"/>
-              <w:rPr>
-                <w:rFonts w:eastAsia="標楷體"/>
-                <w:sz w:val="16"/>
-                <w:szCs w:val="16"/>
-              </w:rPr>
-            </w:pPr>
-            <w:r>
-              <w:rPr>
-                <w:rFonts w:eastAsia="標楷體" w:hint="eastAsia"/>
-                <w:sz w:val="16"/>
-                <w:szCs w:val="16"/>
-              </w:rPr>
-              <w:t>專職機構</w:t>
-            </w:r>
-          </w:p>
-        </w:tc>
-        <w:tc>
-          <w:tcPr>
-            <w:tcW w:w="800" w:type="pct"/>
-            <w:gridSpan w:val="7"/>
-            <w:tcBorders>
-              <w:top w:val="single" w:sz="6" w:space="0" w:color="000000"/>
-              <w:left w:val="single" w:sz="6" w:space="0" w:color="000000"/>
-              <w:bottom w:val="single" w:sz="2" w:space="0" w:color="000000"/>
-              <w:right w:val="single" w:sz="6" w:space="0" w:color="000000"/>
-            </w:tcBorders>
-            <w:vAlign w:val="center"/>
-          </w:tcPr>
-          <w:p>
-            <w:pPr>
-              <w:snapToGrid w:val="0"/>
-              <w:spacing w:line="200" w:lineRule="exact"/>
-              <w:jc w:val="center"/>
-              <w:rPr>
-                <w:rFonts w:eastAsia="標楷體"/>
-                <w:sz w:val="20"/>
-                <w:szCs w:val="20"/>
-              </w:rPr>
-            </w:pPr>
-            <w:r>
-              <w:rPr>
-                <w:rFonts w:eastAsia="標楷體" w:hint="eastAsia"/>
-                <w:sz w:val="20"/>
-                <w:szCs w:val="20"/>
-              </w:rPr>
-              <w:t>{</w:t>
-            </w:r>
-            <w:r>
-              <w:rPr>
-                <w:rFonts w:eastAsia="標楷體"/>
-                <w:sz w:val="20"/>
-                <w:szCs w:val="20"/>
-              </w:rPr>
-              <w:t>org}</w:t>
-            </w:r>
-          </w:p>
-        </w:tc>
-        <w:tc>
-          <w:tcPr>
-            <w:tcW w:w="267" w:type="pct"/>
-            <w:gridSpan w:val="3"/>
-            <w:tcBorders>
-              <w:top w:val="single" w:sz="6" w:space="0" w:color="000000"/>
-              <w:left w:val="single" w:sz="6" w:space="0" w:color="000000"/>
-              <w:bottom w:val="single" w:sz="2" w:space="0" w:color="000000"/>
-              <w:right w:val="single" w:sz="6" w:space="0" w:color="000000"/>
-            </w:tcBorders>
-            <w:vAlign w:val="center"/>
-          </w:tcPr>
-          <w:p>
-            <w:pPr>
-              <w:snapToGrid w:val="0"/>
-              <w:spacing w:line="200" w:lineRule="exact"/>
-              <w:jc w:val="center"/>
-              <w:rPr>
-                <w:rFonts w:eastAsia="標楷體"/>
-                <w:sz w:val="20"/>
-                <w:szCs w:val="20"/>
-              </w:rPr>
-            </w:pPr>
-            <w:r>
-              <w:rPr>
-                <w:rFonts w:eastAsia="標楷體" w:hint="eastAsia"/>
-                <w:sz w:val="20"/>
-                <w:szCs w:val="20"/>
-              </w:rPr>
-              <w:t>職銜</w:t>
-            </w:r>
-          </w:p>
-        </w:tc>
-        <w:tc>
-          <w:tcPr>
-            <w:tcW w:w="529" w:type="pct"/>
-            <w:gridSpan w:val="5"/>
-            <w:tcBorders>
-              <w:top w:val="single" w:sz="6" w:space="0" w:color="000000"/>
-              <w:left w:val="single" w:sz="6" w:space="0" w:color="000000"/>
-              <w:bottom w:val="single" w:sz="2" w:space="0" w:color="000000"/>
-              <w:right w:val="single" w:sz="6" w:space="0" w:color="000000"/>
-            </w:tcBorders>
-            <w:vAlign w:val="center"/>
-          </w:tcPr>
-          <w:p>
-            <w:pPr>
-              <w:snapToGrid w:val="0"/>
-              <w:spacing w:line="200" w:lineRule="exact"/>
-              <w:jc w:val="center"/>
-              <w:rPr>
-                <w:rFonts w:eastAsia="標楷體"/>
-                <w:sz w:val="20"/>
-                <w:szCs w:val="20"/>
-              </w:rPr>
-            </w:pPr>
-            <w:r>
-              <w:rPr>
-                <w:rFonts w:eastAsia="標楷體" w:hint="eastAsia"/>
-                <w:sz w:val="20"/>
-                <w:szCs w:val="20"/>
-              </w:rPr>
-              <w:t>{</w:t>
-            </w:r>
-            <w:r>
-              <w:rPr>
-                <w:rFonts w:eastAsia="標楷體"/>
-                <w:sz w:val="20"/>
-                <w:szCs w:val="20"/>
-              </w:rPr>
-              <w:t>job}</w:t>
-            </w:r>
-          </w:p>
-        </w:tc>
-        <w:tc>
-          <w:tcPr>
-            <w:tcW w:w="401" w:type="pct"/>
-            <w:gridSpan w:val="3"/>
-            <w:tcBorders>
-              <w:top w:val="single" w:sz="6" w:space="0" w:color="000000"/>
-              <w:left w:val="single" w:sz="6" w:space="0" w:color="000000"/>
-              <w:bottom w:val="single" w:sz="2" w:space="0" w:color="000000"/>
-              <w:right w:val="single" w:sz="6" w:space="0" w:color="000000"/>
-            </w:tcBorders>
-            <w:vAlign w:val="center"/>
-          </w:tcPr>
-          <w:p>
-            <w:pPr>
-              <w:snapToGrid w:val="0"/>
-              <w:spacing w:line="200" w:lineRule="exact"/>
-              <w:jc w:val="center"/>
-              <w:rPr>
-                <w:rFonts w:eastAsia="標楷體"/>
-                <w:sz w:val="20"/>
-                <w:szCs w:val="20"/>
-              </w:rPr>
-            </w:pPr>
-            <w:r>
-              <w:rPr>
-                <w:rFonts w:eastAsia="標楷體" w:hint="eastAsia"/>
-                <w:sz w:val="20"/>
-                <w:szCs w:val="20"/>
-              </w:rPr>
-              <w:t>是否為本校兼任教師</w:t>
-            </w:r>
-          </w:p>
-        </w:tc>
-        <w:tc>
-          <w:tcPr>
-            <w:tcW w:w="600" w:type="pct"/>
-            <w:gridSpan w:val="3"/>
-            <w:tcBorders>
-              <w:top w:val="single" w:sz="6" w:space="0" w:color="000000"/>
-              <w:left w:val="single" w:sz="6" w:space="0" w:color="000000"/>
-              <w:bottom w:val="single" w:sz="2" w:space="0" w:color="000000"/>
-              <w:right w:val="single" w:sz="6" w:space="0" w:color="000000"/>
-            </w:tcBorders>
-            <w:vAlign w:val="center"/>
-          </w:tcPr>
-          <w:p>
-            <w:pPr>
-              <w:snapToGrid w:val="0"/>
-              <w:spacing w:line="200" w:lineRule="exact"/>
-              <w:jc w:val="center"/>
-              <w:rPr>
-                <w:rFonts w:eastAsia="標楷體"/>
-                <w:sz w:val="20"/>
-                <w:szCs w:val="20"/>
-              </w:rPr>
-            </w:pPr>
-            <w:r>
-              <w:rPr>
-                <w:rFonts w:eastAsia="標楷體" w:hint="eastAsia"/>
-                <w:sz w:val="20"/>
-                <w:szCs w:val="20"/>
-              </w:rPr>
-              <w:t>{</w:t>
-            </w:r>
-            <w:r>
-              <w:rPr>
-                <w:rFonts w:eastAsia="標楷體"/>
-                <w:sz w:val="20"/>
-                <w:szCs w:val="20"/>
-              </w:rPr>
-              <w:t>is_y}</w:t>
-            </w:r>
-            <w:r>
-              <w:rPr>
-                <w:rFonts w:eastAsia="標楷體" w:hint="eastAsia"/>
-                <w:sz w:val="20"/>
-                <w:szCs w:val="20"/>
-              </w:rPr>
-              <w:t>是</w:t>
-            </w:r>
-            <w:r>
-              <w:rPr>
-                <w:rFonts w:eastAsia="標楷體" w:hint="eastAsia"/>
-                <w:sz w:val="20"/>
-                <w:szCs w:val="20"/>
-              </w:rPr>
-              <w:t>{</w:t>
-            </w:r>
-            <w:r>
-              <w:rPr>
-                <w:rFonts w:eastAsia="標楷體"/>
-                <w:sz w:val="20"/>
-                <w:szCs w:val="20"/>
-              </w:rPr>
-              <w:t>is</w:t>
-            </w:r>
-            <w:r>
-              <w:rPr>
-                <w:rFonts w:eastAsia="標楷體" w:hint="eastAsia"/>
-                <w:sz w:val="20"/>
-                <w:szCs w:val="20"/>
-              </w:rPr>
-              <w:t>_n</w:t>
-            </w:r>
-            <w:r>
-              <w:rPr>
-                <w:rFonts w:eastAsia="標楷體"/>
-                <w:sz w:val="20"/>
-                <w:szCs w:val="20"/>
-              </w:rPr>
-              <w:t>}</w:t>
-            </w:r>
-            <w:r>
-              <w:rPr>
-                <w:rFonts w:eastAsia="標楷體" w:hint="eastAsia"/>
-                <w:sz w:val="20"/>
-                <w:szCs w:val="20"/>
-              </w:rPr>
-              <w:t>否</w:t>
-            </w:r>
-          </w:p>
-        </w:tc>
-        <w:tc>
-          <w:tcPr>
-            <w:tcW w:w="266" w:type="pct"/>
-            <w:tcBorders>
-              <w:top w:val="single" w:sz="6" w:space="0" w:color="000000"/>
-              <w:left w:val="single" w:sz="6" w:space="0" w:color="000000"/>
-              <w:bottom w:val="single" w:sz="2" w:space="0" w:color="000000"/>
-              <w:right w:val="single" w:sz="6" w:space="0" w:color="000000"/>
-            </w:tcBorders>
-            <w:vAlign w:val="center"/>
-          </w:tcPr>
-          <w:p>
-            <w:pPr>
-              <w:snapToGrid w:val="0"/>
-              <w:spacing w:line="200" w:lineRule="exact"/>
-              <w:jc w:val="center"/>
-              <w:rPr>
-                <w:rFonts w:eastAsia="標楷體"/>
-                <w:sz w:val="20"/>
-                <w:szCs w:val="20"/>
-              </w:rPr>
-            </w:pPr>
-            <w:r>
-              <w:rPr>
-                <w:rFonts w:eastAsia="標楷體" w:hint="eastAsia"/>
-                <w:sz w:val="20"/>
-                <w:szCs w:val="20"/>
-              </w:rPr>
-              <w:t>月份</w:t>
-            </w:r>
-          </w:p>
-        </w:tc>
-        <w:tc>
-          <w:tcPr>
-            <w:tcW w:w="261" w:type="pct"/>
-            <w:tcBorders>
-              <w:top w:val="single" w:sz="6" w:space="0" w:color="000000"/>
-              <w:left w:val="single" w:sz="6" w:space="0" w:color="000000"/>
-              <w:bottom w:val="single" w:sz="2" w:space="0" w:color="000000"/>
-              <w:right w:val="single" w:sz="6" w:space="0" w:color="000000"/>
-            </w:tcBorders>
-            <w:vAlign w:val="center"/>
-          </w:tcPr>
-          <w:p>
-            <w:pPr>
-              <w:snapToGrid w:val="0"/>
-              <w:spacing w:line="200" w:lineRule="exact"/>
-              <w:jc w:val="center"/>
-              <w:rPr>
-                <w:rFonts w:eastAsia="標楷體"/>
-                <w:sz w:val="20"/>
-                <w:szCs w:val="20"/>
-              </w:rPr>
-            </w:pPr>
-            <w:r>
-              <w:rPr>
-                <w:rFonts w:eastAsia="標楷體" w:hint="eastAsia"/>
-                <w:sz w:val="20"/>
-                <w:szCs w:val="20"/>
-              </w:rPr>
-              <w:t>{</w:t>
-            </w:r>
-            <w:r>
-              <w:rPr>
-                <w:rFonts w:eastAsia="標楷體"/>
-                <w:sz w:val="20"/>
-                <w:szCs w:val="20"/>
-              </w:rPr>
-              <w:t>month</w:t>
-            </w:r>
-            <w:r>
-              <w:rPr>
-                <w:rFonts w:eastAsia="標楷體"/>
-                <w:sz w:val="20"/>
-                <w:szCs w:val="20"/>
-              </w:rPr>
-              <w:t>}</w:t>
-            </w:r>
-          </w:p>
-        </w:tc>
-      </w:tr>
-      <w:tr>
-        <w:trPr>
-          <w:cantSplit/>
-          <w:trHeight w:val="20"/>
-        </w:trPr>
-        <w:tc>
-          <w:tcPr>
-            <w:tcW w:w="204" w:type="pct"/>
-            <w:vMerge w:val="restart"/>
-            <w:tcBorders>
-              <w:top w:val="single" w:sz="2" w:space="0" w:color="000000"/>
-              <w:left w:val="single" w:sz="6" w:space="0" w:color="000000"/>
-              <w:right w:val="single" w:sz="6" w:space="0" w:color="000000"/>
-            </w:tcBorders>
-            <w:shd w:val="clear" w:color="auto" w:fill="D9D9D9"/>
-            <w:textDirection w:val="tbRlV"/>
-            <w:vAlign w:val="center"/>
-          </w:tcPr>
-          <w:p>
-            <w:pPr>
-              <w:snapToGrid w:val="0"/>
-              <w:spacing w:line="200" w:lineRule="exact"/>
-              <w:ind w:leftChars="-50" w:left="-120" w:rightChars="-50" w:right="-120"/>
-              <w:jc w:val="center"/>
-              <w:rPr>
-                <w:rFonts w:eastAsia="標楷體"/>
-                <w:sz w:val="20"/>
-                <w:szCs w:val="20"/>
-              </w:rPr>
-            </w:pPr>
-            <w:r>
-              <w:rPr>
-                <w:rFonts w:eastAsia="標楷體" w:hint="eastAsia"/>
-                <w:sz w:val="20"/>
-                <w:szCs w:val="20"/>
-              </w:rPr>
-              <w:t>所得類別</w:t>
-            </w:r>
-          </w:p>
-        </w:tc>
-        <w:tc>
-          <w:tcPr>
-            <w:tcW w:w="1024" w:type="pct"/>
-            <w:gridSpan w:val="4"/>
-            <w:tcBorders>
-              <w:top w:val="single" w:sz="2" w:space="0" w:color="000000"/>
-              <w:left w:val="single" w:sz="6" w:space="0" w:color="000000"/>
-              <w:bottom w:val="single" w:sz="6" w:space="0" w:color="000000"/>
-              <w:right w:val="single" w:sz="6" w:space="0" w:color="000000"/>
-            </w:tcBorders>
-            <w:shd w:val="clear" w:color="auto" w:fill="D9D9D9"/>
-            <w:vAlign w:val="center"/>
-          </w:tcPr>
-          <w:p>
-            <w:pPr>
-              <w:snapToGrid w:val="0"/>
-              <w:spacing w:line="200" w:lineRule="exact"/>
-              <w:ind w:leftChars="-20" w:left="-48"/>
-              <w:rPr>
-                <w:rFonts w:eastAsia="標楷體"/>
-                <w:sz w:val="20"/>
-                <w:szCs w:val="20"/>
-              </w:rPr>
-            </w:pPr>
-            <w:r>
-              <w:rPr>
-                <w:rFonts w:eastAsia="標楷體" w:hint="eastAsia"/>
-                <w:sz w:val="20"/>
-                <w:szCs w:val="20"/>
-              </w:rPr>
-              <w:t>薪資所得</w:t>
-            </w:r>
-            <w:r>
-              <w:rPr>
-                <w:rFonts w:ascii="標楷體" w:eastAsia="標楷體" w:hAnsi="標楷體" w:hint="eastAsia"/>
-                <w:sz w:val="20"/>
-                <w:szCs w:val="20"/>
-              </w:rPr>
-              <w:t>【</w:t>
-            </w:r>
-            <w:r>
-              <w:rPr>
-                <w:rFonts w:eastAsia="標楷體" w:hint="eastAsia"/>
-                <w:sz w:val="20"/>
-                <w:szCs w:val="20"/>
-              </w:rPr>
-              <w:t>50</w:t>
-            </w:r>
-            <w:r>
-              <w:rPr>
-                <w:rFonts w:ascii="標楷體" w:eastAsia="標楷體" w:hAnsi="標楷體" w:hint="eastAsia"/>
-                <w:sz w:val="20"/>
-                <w:szCs w:val="20"/>
-              </w:rPr>
-              <w:t>】</w:t>
-            </w:r>
-          </w:p>
-        </w:tc>
-        <w:tc>
-          <w:tcPr>
-            <w:tcW w:w="3771" w:type="pct"/>
-            <w:gridSpan w:val="26"/>
-            <w:tcBorders>
-              <w:top w:val="single" w:sz="2" w:space="0" w:color="000000"/>
-              <w:left w:val="single" w:sz="6" w:space="0" w:color="000000"/>
-              <w:bottom w:val="single" w:sz="6" w:space="0" w:color="000000"/>
-              <w:right w:val="single" w:sz="6" w:space="0" w:color="000000"/>
-            </w:tcBorders>
-            <w:shd w:val="clear" w:color="auto" w:fill="D9D9D9"/>
-            <w:vAlign w:val="center"/>
-          </w:tcPr>
-          <w:p>
-            <w:pPr>
-              <w:adjustRightInd w:val="0"/>
-              <w:snapToGrid w:val="0"/>
-              <w:spacing w:line="200" w:lineRule="exact"/>
-              <w:rPr>
-                <w:rFonts w:eastAsia="標楷體"/>
-                <w:sz w:val="20"/>
-                <w:szCs w:val="20"/>
-                <w:u w:val="single"/>
-              </w:rPr>
-            </w:pPr>
-            <w:r>
-              <w:rPr>
-                <w:rFonts w:eastAsia="標楷體"/>
-                <w:sz w:val="20"/>
-                <w:szCs w:val="20"/>
-              </w:rPr>
-              <w:t>{s_hour}</w:t>
-            </w:r>
-            <w:r>
-              <w:rPr>
-                <w:rFonts w:eastAsia="標楷體" w:hint="eastAsia"/>
-                <w:sz w:val="20"/>
-                <w:szCs w:val="20"/>
-              </w:rPr>
-              <w:t>鐘點費</w:t>
-            </w:r>
-            <w:r>
-              <w:rPr>
-                <w:rFonts w:eastAsia="標楷體" w:hint="eastAsia"/>
-                <w:sz w:val="20"/>
-                <w:szCs w:val="20"/>
-              </w:rPr>
-              <w:t xml:space="preserve"> </w:t>
-            </w:r>
-            <w:r>
-              <w:rPr>
-                <w:rFonts w:eastAsia="標楷體" w:hint="eastAsia"/>
-                <w:sz w:val="20"/>
-                <w:szCs w:val="20"/>
-              </w:rPr>
-              <w:t>{</w:t>
-            </w:r>
-            <w:r>
-              <w:rPr>
-                <w:rFonts w:eastAsia="標楷體"/>
-                <w:sz w:val="20"/>
-                <w:szCs w:val="20"/>
-              </w:rPr>
-              <w:t>s_attend}</w:t>
-            </w:r>
-            <w:r>
-              <w:rPr>
-                <w:rFonts w:eastAsia="標楷體" w:hint="eastAsia"/>
-                <w:sz w:val="20"/>
-                <w:szCs w:val="20"/>
-              </w:rPr>
-              <w:t>出席費</w:t>
-            </w:r>
-            <w:r>
-              <w:rPr>
-                <w:rFonts w:eastAsia="標楷體" w:hint="eastAsia"/>
-                <w:sz w:val="20"/>
-                <w:szCs w:val="20"/>
-              </w:rPr>
-              <w:t xml:space="preserve"> </w:t>
-            </w:r>
-            <w:r>
-              <w:rPr>
-                <w:rFonts w:eastAsia="標楷體" w:hint="eastAsia"/>
-                <w:sz w:val="20"/>
-                <w:szCs w:val="20"/>
-              </w:rPr>
-              <w:t>{</w:t>
-            </w:r>
-            <w:r>
-              <w:rPr>
-                <w:rFonts w:eastAsia="標楷體"/>
-                <w:sz w:val="20"/>
-                <w:szCs w:val="20"/>
-              </w:rPr>
-              <w:t>s_full}</w:t>
-            </w:r>
-            <w:r>
-              <w:rPr>
-                <w:rFonts w:eastAsia="標楷體" w:hint="eastAsia"/>
-                <w:sz w:val="20"/>
-                <w:szCs w:val="20"/>
-              </w:rPr>
-              <w:t>專任助理</w:t>
-            </w:r>
-            <w:r>
-              <w:rPr>
-                <w:rFonts w:eastAsia="標楷體" w:hint="eastAsia"/>
-                <w:sz w:val="20"/>
-                <w:szCs w:val="20"/>
-              </w:rPr>
-              <w:t xml:space="preserve"> </w:t>
-            </w:r>
-            <w:r>
-              <w:rPr>
-                <w:rFonts w:eastAsia="標楷體" w:hint="eastAsia"/>
-                <w:sz w:val="20"/>
-                <w:szCs w:val="20"/>
-              </w:rPr>
-              <w:t>{</w:t>
-            </w:r>
-            <w:r>
-              <w:rPr>
-                <w:rFonts w:eastAsia="標楷體"/>
-                <w:sz w:val="20"/>
-                <w:szCs w:val="20"/>
-              </w:rPr>
-              <w:t>s_part}</w:t>
-            </w:r>
-            <w:r>
-              <w:rPr>
-                <w:rFonts w:eastAsia="標楷體" w:hint="eastAsia"/>
-                <w:sz w:val="20"/>
-                <w:szCs w:val="20"/>
-              </w:rPr>
-              <w:t>兼任助理</w:t>
-            </w:r>
-            <w:r>
-              <w:rPr>
-                <w:rFonts w:eastAsia="標楷體" w:hint="eastAsia"/>
-                <w:sz w:val="20"/>
-                <w:szCs w:val="20"/>
-              </w:rPr>
-              <w:t xml:space="preserve"> </w:t>
-            </w:r>
-            <w:r>
-              <w:rPr>
-                <w:rFonts w:eastAsia="標楷體" w:hint="eastAsia"/>
-                <w:sz w:val="20"/>
-                <w:szCs w:val="20"/>
-              </w:rPr>
-              <w:t>{</w:t>
-            </w:r>
-            <w:r>
-              <w:rPr>
-                <w:rFonts w:eastAsia="標楷體"/>
-                <w:sz w:val="20"/>
-                <w:szCs w:val="20"/>
-              </w:rPr>
-              <w:t>s_work}</w:t>
-            </w:r>
-            <w:r>
-              <w:rPr>
-                <w:rFonts w:eastAsia="標楷體" w:hint="eastAsia"/>
-                <w:sz w:val="20"/>
-                <w:szCs w:val="20"/>
-              </w:rPr>
-              <w:t>工讀費</w:t>
-            </w:r>
-            <w:r>
-              <w:rPr>
-                <w:rFonts w:eastAsia="標楷體" w:hint="eastAsia"/>
-                <w:sz w:val="20"/>
-                <w:szCs w:val="20"/>
-              </w:rPr>
-              <w:t xml:space="preserve"> </w:t>
-            </w:r>
-            <w:r>
-              <w:rPr>
-                <w:rFonts w:eastAsia="標楷體" w:hint="eastAsia"/>
-                <w:sz w:val="20"/>
-                <w:szCs w:val="20"/>
-              </w:rPr>
-              <w:t>{</w:t>
-            </w:r>
-            <w:r>
-              <w:rPr>
-                <w:rFonts w:eastAsia="標楷體"/>
-                <w:sz w:val="20"/>
-                <w:szCs w:val="20"/>
-              </w:rPr>
-              <w:t>s_50_ot}</w:t>
-            </w:r>
-            <w:r>
-              <w:rPr>
-                <w:rFonts w:eastAsia="標楷體" w:hint="eastAsia"/>
-                <w:sz w:val="20"/>
-                <w:szCs w:val="20"/>
-              </w:rPr>
-              <w:t>其它</w:t>
-            </w:r>
-            <w:r>
-              <w:rPr>
-                <w:rFonts w:eastAsia="標楷體" w:hint="eastAsia"/>
-                <w:sz w:val="20"/>
-                <w:szCs w:val="20"/>
-                <w:u w:val="single"/>
-              </w:rPr>
-              <w:t>____</w:t>
-            </w:r>
-            <w:r>
-              <w:rPr>
-                <w:rFonts w:eastAsia="標楷體" w:hint="eastAsia"/>
-                <w:sz w:val="20"/>
-                <w:szCs w:val="20"/>
-                <w:u w:val="single"/>
-              </w:rPr>
-              <w:t>{</w:t>
-            </w:r>
-            <w:r>
-              <w:rPr>
-                <w:rFonts w:eastAsia="標楷體"/>
-                <w:sz w:val="20"/>
-                <w:szCs w:val="20"/>
-                <w:u w:val="single"/>
-              </w:rPr>
-              <w:t>s_50_txt}</w:t>
-            </w:r>
-            <w:r>
-              <w:rPr>
-                <w:rFonts w:eastAsia="標楷體" w:hint="eastAsia"/>
-                <w:sz w:val="20"/>
-                <w:szCs w:val="20"/>
-                <w:u w:val="single"/>
-              </w:rPr>
-              <w:t>____</w:t>
-            </w:r>
-            <w:r>
-              <w:rPr>
-                <w:rFonts w:eastAsia="標楷體" w:hint="eastAsia"/>
-                <w:spacing w:val="-6"/>
-                <w:sz w:val="20"/>
-                <w:szCs w:val="20"/>
-              </w:rPr>
-              <w:t>(</w:t>
-            </w:r>
-            <w:r>
-              <w:rPr>
-                <w:rFonts w:eastAsia="標楷體" w:hint="eastAsia"/>
-                <w:spacing w:val="-6"/>
-                <w:sz w:val="20"/>
-                <w:szCs w:val="20"/>
-              </w:rPr>
-              <w:t>請註明</w:t>
-            </w:r>
-            <w:r>
-              <w:rPr>
-                <w:rFonts w:eastAsia="標楷體" w:hint="eastAsia"/>
-                <w:spacing w:val="-6"/>
-                <w:sz w:val="20"/>
-                <w:szCs w:val="20"/>
-              </w:rPr>
-              <w:t>)</w:t>
-            </w:r>
-          </w:p>
-          <w:p>
-            <w:pPr>
-              <w:adjustRightInd w:val="0"/>
-              <w:snapToGrid w:val="0"/>
-              <w:spacing w:line="200" w:lineRule="exact"/>
-              <w:rPr>
-                <w:rFonts w:eastAsia="標楷體"/>
-                <w:sz w:val="20"/>
-                <w:szCs w:val="20"/>
-              </w:rPr>
-            </w:pPr>
-            <w:r>
-              <w:rPr>
-                <w:rFonts w:eastAsia="標楷體"/>
-                <w:sz w:val="20"/>
-                <w:szCs w:val="20"/>
-              </w:rPr>
-              <w:t>{s_rv_g}</w:t>
-            </w:r>
-            <w:r>
-              <w:rPr>
-                <w:rFonts w:eastAsia="標楷體" w:hint="eastAsia"/>
-                <w:sz w:val="20"/>
-                <w:szCs w:val="20"/>
-              </w:rPr>
-              <w:t>審查費</w:t>
-            </w:r>
-            <w:r>
-              <w:rPr>
-                <w:rFonts w:eastAsia="標楷體" w:hint="eastAsia"/>
-                <w:sz w:val="20"/>
-                <w:szCs w:val="20"/>
-              </w:rPr>
-              <w:t>(</w:t>
-            </w:r>
-            <w:r>
-              <w:rPr>
-                <w:rFonts w:eastAsia="標楷體" w:hint="eastAsia"/>
-                <w:sz w:val="20"/>
-                <w:szCs w:val="20"/>
-              </w:rPr>
-              <w:t>一般</w:t>
-            </w:r>
-            <w:r>
-              <w:rPr>
-                <w:rFonts w:eastAsia="標楷體" w:hint="eastAsia"/>
-                <w:sz w:val="20"/>
-                <w:szCs w:val="20"/>
-              </w:rPr>
-              <w:t xml:space="preserve">) </w:t>
-            </w:r>
-            <w:r>
-              <w:rPr>
-                <w:rFonts w:eastAsia="標楷體"/>
-                <w:sz w:val="20"/>
-                <w:szCs w:val="20"/>
-              </w:rPr>
-              <w:t>{s_</w:t>
-            </w:r>
-            <w:r>
-              <w:rPr>
-                <w:rFonts w:eastAsia="標楷體"/>
-                <w:sz w:val="20"/>
-                <w:szCs w:val="20"/>
-              </w:rPr>
-              <w:t>host</w:t>
-            </w:r>
-            <w:r>
-              <w:rPr>
-                <w:rFonts w:eastAsia="標楷體"/>
-                <w:sz w:val="20"/>
-                <w:szCs w:val="20"/>
-              </w:rPr>
-              <w:t>}</w:t>
-            </w:r>
-            <w:r>
-              <w:rPr>
-                <w:rFonts w:eastAsia="標楷體" w:hint="eastAsia"/>
-                <w:sz w:val="20"/>
-                <w:szCs w:val="20"/>
-              </w:rPr>
-              <w:t>主持費</w:t>
-            </w:r>
-            <w:r>
-              <w:rPr>
-                <w:rFonts w:eastAsia="標楷體" w:hint="eastAsia"/>
-                <w:sz w:val="20"/>
-                <w:szCs w:val="20"/>
-              </w:rPr>
-              <w:t xml:space="preserve"> </w:t>
-            </w:r>
-            <w:r>
-              <w:rPr>
-                <w:rFonts w:eastAsia="標楷體"/>
-                <w:sz w:val="20"/>
-                <w:szCs w:val="20"/>
-              </w:rPr>
-              <w:t>{s_rv_g</w:t>
-            </w:r>
-            <w:r>
-              <w:rPr>
-                <w:rFonts w:eastAsia="標楷體"/>
-                <w:sz w:val="20"/>
-                <w:szCs w:val="20"/>
-              </w:rPr>
-              <w:t>b</w:t>
-            </w:r>
-            <w:r>
-              <w:rPr>
-                <w:rFonts w:eastAsia="標楷體"/>
-                <w:sz w:val="20"/>
-                <w:szCs w:val="20"/>
-              </w:rPr>
-              <w:t>}</w:t>
-            </w:r>
-            <w:r>
-              <w:rPr>
-                <w:rFonts w:eastAsia="標楷體" w:hint="eastAsia"/>
-                <w:sz w:val="20"/>
-                <w:szCs w:val="20"/>
-              </w:rPr>
-              <w:t>交通費</w:t>
-            </w:r>
-            <w:r>
-              <w:rPr>
-                <w:rFonts w:eastAsia="標楷體" w:hint="eastAsia"/>
-                <w:sz w:val="20"/>
-                <w:szCs w:val="20"/>
-              </w:rPr>
-              <w:t>(</w:t>
-            </w:r>
-            <w:r>
-              <w:rPr>
-                <w:rFonts w:eastAsia="標楷體" w:hint="eastAsia"/>
-                <w:sz w:val="20"/>
-                <w:szCs w:val="20"/>
-              </w:rPr>
-              <w:t>定額</w:t>
-            </w:r>
-            <w:r>
-              <w:rPr>
-                <w:rFonts w:eastAsia="標楷體" w:hint="eastAsia"/>
-                <w:sz w:val="20"/>
-                <w:szCs w:val="20"/>
-              </w:rPr>
-              <w:t xml:space="preserve">: </w:t>
-            </w:r>
-            <w:r>
-              <w:rPr>
-                <w:rFonts w:eastAsia="標楷體"/>
-                <w:sz w:val="20"/>
-                <w:szCs w:val="20"/>
-              </w:rPr>
-              <w:t>{s_rv_</w:t>
-            </w:r>
-            <w:r>
-              <w:rPr>
-                <w:rFonts w:eastAsia="標楷體"/>
-                <w:sz w:val="20"/>
-                <w:szCs w:val="20"/>
-              </w:rPr>
-              <w:t>es</w:t>
-            </w:r>
-            <w:r>
-              <w:rPr>
-                <w:rFonts w:eastAsia="標楷體"/>
-                <w:sz w:val="20"/>
-                <w:szCs w:val="20"/>
-              </w:rPr>
-              <w:t>}</w:t>
-            </w:r>
-            <w:r>
-              <w:rPr>
-                <w:rFonts w:eastAsia="標楷體" w:hint="eastAsia"/>
-                <w:sz w:val="20"/>
-                <w:szCs w:val="20"/>
-              </w:rPr>
-              <w:t xml:space="preserve"> </w:t>
-            </w:r>
-            <w:r>
-              <w:rPr>
-                <w:rFonts w:eastAsia="標楷體" w:hint="eastAsia"/>
-                <w:sz w:val="20"/>
-                <w:szCs w:val="20"/>
-              </w:rPr>
-              <w:t>元</w:t>
-            </w:r>
-            <w:r>
-              <w:rPr>
-                <w:rFonts w:eastAsia="標楷體" w:hint="eastAsia"/>
-                <w:sz w:val="20"/>
-                <w:szCs w:val="20"/>
-              </w:rPr>
-              <w:t>)</w:t>
-            </w:r>
-          </w:p>
-        </w:tc>
-      </w:tr>
-      <w:tr>
-        <w:trPr>
-          <w:cantSplit/>
-          <w:trHeight w:val="20"/>
-        </w:trPr>
-        <w:tc>
-          <w:tcPr>
-            <w:tcW w:w="204" w:type="pct"/>
-            <w:vMerge/>
-            <w:tcBorders>
-              <w:left w:val="single" w:sz="6" w:space="0" w:color="000000"/>
-              <w:right w:val="single" w:sz="6" w:space="0" w:color="000000"/>
-            </w:tcBorders>
-            <w:shd w:val="clear" w:color="auto" w:fill="D9D9D9"/>
-            <w:vAlign w:val="center"/>
-          </w:tcPr>
-          <w:p>
-            <w:pPr>
-              <w:snapToGrid w:val="0"/>
-              <w:spacing w:line="200" w:lineRule="exact"/>
-              <w:jc w:val="center"/>
-              <w:rPr>
-                <w:rFonts w:eastAsia="標楷體"/>
-                <w:sz w:val="20"/>
-                <w:szCs w:val="20"/>
-              </w:rPr>
-            </w:pPr>
-          </w:p>
-        </w:tc>
-        <w:tc>
-          <w:tcPr>
-            <w:tcW w:w="1024" w:type="pct"/>
-            <w:gridSpan w:val="4"/>
-            <w:tcBorders>
-              <w:top w:val="single" w:sz="6" w:space="0" w:color="000000"/>
-              <w:left w:val="single" w:sz="6" w:space="0" w:color="000000"/>
-              <w:bottom w:val="single" w:sz="6" w:space="0" w:color="000000"/>
-              <w:right w:val="single" w:sz="6" w:space="0" w:color="000000"/>
-            </w:tcBorders>
-            <w:shd w:val="clear" w:color="auto" w:fill="D9D9D9"/>
-            <w:vAlign w:val="center"/>
-          </w:tcPr>
-          <w:p>
-            <w:pPr>
-              <w:adjustRightInd w:val="0"/>
-              <w:snapToGrid w:val="0"/>
-              <w:spacing w:line="200" w:lineRule="exact"/>
-              <w:ind w:leftChars="-20" w:left="-48"/>
-              <w:rPr>
-                <w:rFonts w:eastAsia="標楷體"/>
-                <w:sz w:val="20"/>
-                <w:szCs w:val="20"/>
-              </w:rPr>
-            </w:pPr>
-            <w:r>
-              <w:rPr>
-                <w:rFonts w:eastAsia="標楷體" w:hint="eastAsia"/>
-                <w:sz w:val="20"/>
-                <w:szCs w:val="20"/>
-              </w:rPr>
-              <w:t>執行業務所得</w:t>
-            </w:r>
-            <w:r>
-              <w:rPr>
-                <w:rFonts w:ascii="標楷體" w:eastAsia="標楷體" w:hAnsi="標楷體" w:hint="eastAsia"/>
-                <w:spacing w:val="-12"/>
-                <w:sz w:val="20"/>
-                <w:szCs w:val="20"/>
-              </w:rPr>
-              <w:t>【</w:t>
-            </w:r>
-            <w:r>
-              <w:rPr>
-                <w:rFonts w:eastAsia="標楷體" w:hint="eastAsia"/>
-                <w:spacing w:val="-12"/>
-                <w:sz w:val="20"/>
-                <w:szCs w:val="20"/>
-              </w:rPr>
-              <w:t>9A</w:t>
-            </w:r>
-            <w:r>
-              <w:rPr>
-                <w:rFonts w:ascii="標楷體" w:eastAsia="標楷體" w:hAnsi="標楷體" w:hint="eastAsia"/>
-                <w:spacing w:val="-12"/>
-                <w:sz w:val="20"/>
-                <w:szCs w:val="20"/>
-              </w:rPr>
-              <w:t>、</w:t>
-            </w:r>
-            <w:r>
-              <w:rPr>
-                <w:rFonts w:eastAsia="標楷體" w:hint="eastAsia"/>
-                <w:spacing w:val="-12"/>
-                <w:sz w:val="20"/>
-                <w:szCs w:val="20"/>
-              </w:rPr>
-              <w:t>9B</w:t>
-            </w:r>
-            <w:r>
-              <w:rPr>
-                <w:rFonts w:ascii="標楷體" w:eastAsia="標楷體" w:hAnsi="標楷體" w:hint="eastAsia"/>
-                <w:spacing w:val="-12"/>
-                <w:sz w:val="20"/>
-                <w:szCs w:val="20"/>
-              </w:rPr>
-              <w:t>】</w:t>
-            </w:r>
-          </w:p>
-        </w:tc>
-        <w:tc>
-          <w:tcPr>
-            <w:tcW w:w="3771" w:type="pct"/>
-            <w:gridSpan w:val="26"/>
-            <w:tcBorders>
-              <w:top w:val="single" w:sz="6" w:space="0" w:color="000000"/>
-              <w:left w:val="single" w:sz="6" w:space="0" w:color="000000"/>
-              <w:bottom w:val="single" w:sz="6" w:space="0" w:color="000000"/>
-              <w:right w:val="single" w:sz="6" w:space="0" w:color="000000"/>
-            </w:tcBorders>
-            <w:shd w:val="clear" w:color="auto" w:fill="D9D9D9"/>
-            <w:vAlign w:val="center"/>
-          </w:tcPr>
-          <w:p>
-            <w:pPr>
-              <w:adjustRightInd w:val="0"/>
-              <w:snapToGrid w:val="0"/>
-              <w:spacing w:line="200" w:lineRule="exact"/>
-              <w:rPr>
-                <w:rFonts w:eastAsia="標楷體"/>
-                <w:sz w:val="20"/>
-                <w:szCs w:val="20"/>
-              </w:rPr>
-            </w:pPr>
-            <w:r>
-              <w:rPr>
-                <w:rFonts w:eastAsia="標楷體"/>
-                <w:sz w:val="20"/>
-                <w:szCs w:val="20"/>
-              </w:rPr>
-              <w:t>{s_speech}</w:t>
-            </w:r>
-            <w:r>
-              <w:rPr>
-                <w:rFonts w:eastAsia="標楷體" w:hint="eastAsia"/>
-                <w:sz w:val="20"/>
-                <w:szCs w:val="20"/>
-              </w:rPr>
-              <w:t>演講費</w:t>
-            </w:r>
-            <w:r>
-              <w:rPr>
-                <w:rFonts w:eastAsia="標楷體" w:hint="eastAsia"/>
-                <w:sz w:val="20"/>
-                <w:szCs w:val="20"/>
-              </w:rPr>
-              <w:t xml:space="preserve"> </w:t>
-            </w:r>
-            <w:r>
-              <w:rPr>
-                <w:rFonts w:eastAsia="標楷體"/>
-                <w:sz w:val="20"/>
-                <w:szCs w:val="20"/>
-              </w:rPr>
-              <w:t>{s_write}</w:t>
-            </w:r>
-            <w:r>
-              <w:rPr>
-                <w:rFonts w:eastAsia="標楷體" w:hint="eastAsia"/>
-                <w:sz w:val="20"/>
-                <w:szCs w:val="20"/>
-              </w:rPr>
-              <w:t>稿費</w:t>
-            </w:r>
-            <w:r>
-              <w:rPr>
-                <w:rFonts w:eastAsia="標楷體" w:hint="eastAsia"/>
-                <w:sz w:val="20"/>
-                <w:szCs w:val="20"/>
-              </w:rPr>
-              <w:t>(</w:t>
-            </w:r>
-            <w:r>
-              <w:rPr>
-                <w:rFonts w:eastAsia="標楷體" w:hint="eastAsia"/>
-                <w:sz w:val="20"/>
-                <w:szCs w:val="20"/>
-              </w:rPr>
-              <w:t>經出版或刊登</w:t>
-            </w:r>
-            <w:r>
-              <w:rPr>
-                <w:rFonts w:eastAsia="標楷體" w:hint="eastAsia"/>
-                <w:sz w:val="20"/>
-                <w:szCs w:val="20"/>
-              </w:rPr>
-              <w:t xml:space="preserve">) </w:t>
-            </w:r>
-            <w:r>
-              <w:rPr>
-                <w:rFonts w:eastAsia="標楷體"/>
-                <w:sz w:val="20"/>
-                <w:szCs w:val="20"/>
-              </w:rPr>
-              <w:t>{s_rv_t}</w:t>
-            </w:r>
-            <w:r>
-              <w:rPr>
-                <w:rFonts w:eastAsia="標楷體" w:hint="eastAsia"/>
-                <w:sz w:val="20"/>
-                <w:szCs w:val="20"/>
-              </w:rPr>
-              <w:t>審查費</w:t>
-            </w:r>
-            <w:r>
-              <w:rPr>
-                <w:rFonts w:eastAsia="標楷體" w:hint="eastAsia"/>
-                <w:sz w:val="20"/>
-                <w:szCs w:val="20"/>
-              </w:rPr>
-              <w:t>(</w:t>
-            </w:r>
-            <w:r>
-              <w:rPr>
-                <w:rFonts w:eastAsia="標楷體" w:hint="eastAsia"/>
-                <w:sz w:val="20"/>
-                <w:szCs w:val="20"/>
-              </w:rPr>
-              <w:t>教師升等</w:t>
-            </w:r>
-            <w:r>
-              <w:rPr>
-                <w:rFonts w:eastAsia="標楷體" w:hint="eastAsia"/>
-                <w:sz w:val="20"/>
-                <w:szCs w:val="20"/>
-              </w:rPr>
-              <w:t xml:space="preserve">)  </w:t>
-            </w:r>
-            <w:r>
-              <w:rPr>
-                <w:rFonts w:eastAsia="標楷體"/>
-                <w:sz w:val="20"/>
-                <w:szCs w:val="20"/>
-              </w:rPr>
-              <w:t>{s_paper}</w:t>
-            </w:r>
-            <w:r>
-              <w:rPr>
-                <w:rFonts w:eastAsia="標楷體" w:hint="eastAsia"/>
-                <w:sz w:val="20"/>
-                <w:szCs w:val="20"/>
-              </w:rPr>
-              <w:t>論文指導費</w:t>
-            </w:r>
-          </w:p>
-          <w:p>
-            <w:pPr>
-              <w:adjustRightInd w:val="0"/>
-              <w:snapToGrid w:val="0"/>
-              <w:spacing w:line="200" w:lineRule="exact"/>
-              <w:ind w:leftChars="-56" w:left="-134" w:firstLineChars="61" w:firstLine="122"/>
-              <w:rPr>
-                <w:rFonts w:eastAsia="標楷體"/>
-                <w:sz w:val="20"/>
-                <w:szCs w:val="20"/>
-              </w:rPr>
-            </w:pPr>
-            <w:r>
-              <w:rPr>
-                <w:rFonts w:eastAsia="標楷體"/>
-                <w:sz w:val="20"/>
-                <w:szCs w:val="20"/>
-              </w:rPr>
-              <w:t>{s_9a_ot}</w:t>
-            </w:r>
-            <w:r>
-              <w:rPr>
-                <w:rFonts w:eastAsia="標楷體" w:hint="eastAsia"/>
-                <w:sz w:val="20"/>
-                <w:szCs w:val="20"/>
-              </w:rPr>
-              <w:t>其它</w:t>
-            </w:r>
-            <w:r>
-              <w:rPr>
-                <w:rFonts w:eastAsia="標楷體" w:hint="eastAsia"/>
-                <w:sz w:val="20"/>
-                <w:szCs w:val="20"/>
-                <w:u w:val="single"/>
-              </w:rPr>
-              <w:t>__</w:t>
-            </w:r>
-            <w:r>
-              <w:rPr>
-                <w:rFonts w:eastAsia="標楷體"/>
-                <w:sz w:val="20"/>
-                <w:szCs w:val="20"/>
-                <w:u w:val="single"/>
-              </w:rPr>
-              <w:t>{s_9a_txt}</w:t>
-            </w:r>
-            <w:r>
-              <w:rPr>
-                <w:rFonts w:eastAsia="標楷體" w:hint="eastAsia"/>
-                <w:sz w:val="20"/>
-                <w:szCs w:val="20"/>
-                <w:u w:val="single"/>
-              </w:rPr>
-              <w:t>___</w:t>
-            </w:r>
-            <w:r>
-              <w:rPr>
-                <w:rFonts w:eastAsia="標楷體" w:hint="eastAsia"/>
-                <w:spacing w:val="-6"/>
-                <w:sz w:val="20"/>
-                <w:szCs w:val="20"/>
-              </w:rPr>
-              <w:t>(</w:t>
-            </w:r>
-            <w:r>
-              <w:rPr>
-                <w:rFonts w:eastAsia="標楷體" w:hint="eastAsia"/>
-                <w:spacing w:val="-6"/>
-                <w:sz w:val="20"/>
-                <w:szCs w:val="20"/>
-              </w:rPr>
-              <w:t>請註明</w:t>
-            </w:r>
-            <w:r>
-              <w:rPr>
-                <w:rFonts w:eastAsia="標楷體" w:hint="eastAsia"/>
-                <w:spacing w:val="-6"/>
-                <w:sz w:val="20"/>
-                <w:szCs w:val="20"/>
-              </w:rPr>
-              <w:t>)</w:t>
-            </w:r>
-          </w:p>
-        </w:tc>
-      </w:tr>
-      <w:tr>
-        <w:trPr>
-          <w:cantSplit/>
-          <w:trHeight w:val="20"/>
-        </w:trPr>
-        <w:tc>
-          <w:tcPr>
-            <w:tcW w:w="204" w:type="pct"/>
-            <w:vMerge/>
-            <w:tcBorders>
-              <w:left w:val="single" w:sz="6" w:space="0" w:color="000000"/>
-              <w:right w:val="single" w:sz="6" w:space="0" w:color="000000"/>
-            </w:tcBorders>
-            <w:shd w:val="clear" w:color="auto" w:fill="D9D9D9"/>
-            <w:vAlign w:val="center"/>
-          </w:tcPr>
-          <w:p>
-            <w:pPr>
-              <w:snapToGrid w:val="0"/>
-              <w:spacing w:line="200" w:lineRule="exact"/>
-              <w:jc w:val="center"/>
-              <w:rPr>
-                <w:rFonts w:eastAsia="標楷體"/>
-                <w:sz w:val="20"/>
-                <w:szCs w:val="20"/>
-              </w:rPr>
-            </w:pPr>
-          </w:p>
-        </w:tc>
-        <w:tc>
-          <w:tcPr>
-            <w:tcW w:w="1024" w:type="pct"/>
-            <w:gridSpan w:val="4"/>
-            <w:tcBorders>
-              <w:top w:val="single" w:sz="6" w:space="0" w:color="000000"/>
-              <w:left w:val="single" w:sz="6" w:space="0" w:color="000000"/>
-              <w:bottom w:val="single" w:sz="6" w:space="0" w:color="000000"/>
-              <w:right w:val="single" w:sz="6" w:space="0" w:color="000000"/>
-            </w:tcBorders>
-            <w:shd w:val="clear" w:color="auto" w:fill="D9D9D9"/>
-            <w:vAlign w:val="center"/>
-          </w:tcPr>
-          <w:p>
-            <w:pPr>
-              <w:adjustRightInd w:val="0"/>
-              <w:snapToGrid w:val="0"/>
-              <w:spacing w:line="200" w:lineRule="exact"/>
-              <w:ind w:leftChars="-50" w:left="-120" w:firstLineChars="50" w:firstLine="84"/>
-              <w:jc w:val="both"/>
-              <w:rPr>
-                <w:rFonts w:eastAsia="標楷體"/>
-                <w:spacing w:val="-16"/>
-                <w:sz w:val="20"/>
-                <w:szCs w:val="20"/>
-              </w:rPr>
-            </w:pPr>
-            <w:r>
-              <w:rPr>
-                <w:rFonts w:ascii="標楷體" w:eastAsia="標楷體" w:hAnsi="標楷體" w:hint="eastAsia"/>
-                <w:spacing w:val="-16"/>
-                <w:sz w:val="20"/>
-                <w:szCs w:val="20"/>
-              </w:rPr>
-              <w:t>獎金【</w:t>
-            </w:r>
-            <w:r>
-              <w:rPr>
-                <w:rFonts w:eastAsia="標楷體" w:hint="eastAsia"/>
-                <w:spacing w:val="-16"/>
-                <w:sz w:val="20"/>
-                <w:szCs w:val="20"/>
-              </w:rPr>
-              <w:t>91</w:t>
-            </w:r>
-            <w:r>
-              <w:rPr>
-                <w:rFonts w:ascii="標楷體" w:eastAsia="標楷體" w:hAnsi="標楷體" w:hint="eastAsia"/>
-                <w:spacing w:val="-16"/>
-                <w:sz w:val="20"/>
-                <w:szCs w:val="20"/>
-              </w:rPr>
-              <w:t>】</w:t>
-            </w:r>
-          </w:p>
-        </w:tc>
-        <w:tc>
-          <w:tcPr>
-            <w:tcW w:w="3771" w:type="pct"/>
-            <w:gridSpan w:val="26"/>
-            <w:tcBorders>
-              <w:top w:val="single" w:sz="6" w:space="0" w:color="000000"/>
-              <w:left w:val="single" w:sz="6" w:space="0" w:color="000000"/>
-              <w:bottom w:val="single" w:sz="6" w:space="0" w:color="000000"/>
-              <w:right w:val="single" w:sz="6" w:space="0" w:color="000000"/>
-            </w:tcBorders>
-            <w:shd w:val="clear" w:color="auto" w:fill="D9D9D9"/>
-            <w:vAlign w:val="center"/>
-          </w:tcPr>
-          <w:p>
-            <w:pPr>
-              <w:adjustRightInd w:val="0"/>
-              <w:snapToGrid w:val="0"/>
-              <w:spacing w:line="200" w:lineRule="exact"/>
-              <w:rPr>
-                <w:rFonts w:eastAsia="標楷體"/>
-                <w:sz w:val="20"/>
-                <w:szCs w:val="20"/>
-              </w:rPr>
-            </w:pPr>
-            <w:r>
-              <w:rPr>
-                <w:rFonts w:eastAsia="標楷體"/>
-                <w:sz w:val="20"/>
-                <w:szCs w:val="20"/>
-              </w:rPr>
-              <w:t>{s_award}</w:t>
-            </w:r>
-            <w:r>
-              <w:rPr>
-                <w:rFonts w:ascii="標楷體" w:eastAsia="標楷體" w:hAnsi="標楷體" w:hint="eastAsia"/>
-                <w:spacing w:val="-16"/>
-                <w:sz w:val="20"/>
-                <w:szCs w:val="20"/>
-              </w:rPr>
-              <w:t>競賽個人獎金</w:t>
-            </w:r>
-          </w:p>
-        </w:tc>
-      </w:tr>
-      <w:tr>
-        <w:trPr>
-          <w:cantSplit/>
-          <w:trHeight w:val="20"/>
-        </w:trPr>
-        <w:tc>
-          <w:tcPr>
-            <w:tcW w:w="204" w:type="pct"/>
-            <w:vMerge/>
-            <w:tcBorders>
-              <w:left w:val="single" w:sz="6" w:space="0" w:color="000000"/>
-              <w:right w:val="single" w:sz="6" w:space="0" w:color="000000"/>
-            </w:tcBorders>
-            <w:shd w:val="clear" w:color="auto" w:fill="D9D9D9"/>
-            <w:vAlign w:val="center"/>
-          </w:tcPr>
-          <w:p>
-            <w:pPr>
-              <w:snapToGrid w:val="0"/>
-              <w:spacing w:line="200" w:lineRule="exact"/>
-              <w:jc w:val="center"/>
-              <w:rPr>
-                <w:rFonts w:eastAsia="標楷體"/>
-                <w:sz w:val="20"/>
-                <w:szCs w:val="20"/>
-              </w:rPr>
-            </w:pPr>
-          </w:p>
-        </w:tc>
-        <w:tc>
-          <w:tcPr>
-            <w:tcW w:w="1024" w:type="pct"/>
-            <w:gridSpan w:val="4"/>
-            <w:tcBorders>
-              <w:top w:val="single" w:sz="6" w:space="0" w:color="000000"/>
-              <w:left w:val="single" w:sz="6" w:space="0" w:color="000000"/>
-              <w:bottom w:val="single" w:sz="6" w:space="0" w:color="000000"/>
-              <w:right w:val="single" w:sz="6" w:space="0" w:color="000000"/>
-            </w:tcBorders>
-            <w:shd w:val="clear" w:color="auto" w:fill="D9D9D9"/>
-            <w:vAlign w:val="center"/>
-          </w:tcPr>
-          <w:p>
-            <w:pPr>
-              <w:adjustRightInd w:val="0"/>
-              <w:snapToGrid w:val="0"/>
-              <w:spacing w:line="200" w:lineRule="exact"/>
-              <w:ind w:leftChars="-20" w:left="-48"/>
-              <w:rPr>
-                <w:rFonts w:eastAsia="標楷體"/>
-                <w:sz w:val="20"/>
-                <w:szCs w:val="20"/>
-              </w:rPr>
-            </w:pPr>
-            <w:r>
-              <w:rPr>
-                <w:rFonts w:eastAsia="標楷體" w:hint="eastAsia"/>
-                <w:sz w:val="20"/>
-                <w:szCs w:val="20"/>
-              </w:rPr>
-              <w:t>免稅所得</w:t>
-            </w:r>
-          </w:p>
-        </w:tc>
-        <w:tc>
-          <w:tcPr>
-            <w:tcW w:w="3771" w:type="pct"/>
-            <w:gridSpan w:val="26"/>
-            <w:tcBorders>
-              <w:top w:val="single" w:sz="6" w:space="0" w:color="000000"/>
-              <w:left w:val="single" w:sz="6" w:space="0" w:color="000000"/>
-              <w:bottom w:val="single" w:sz="6" w:space="0" w:color="000000"/>
-              <w:right w:val="single" w:sz="6" w:space="0" w:color="000000"/>
-            </w:tcBorders>
-            <w:shd w:val="clear" w:color="auto" w:fill="D9D9D9"/>
-            <w:vAlign w:val="center"/>
-          </w:tcPr>
-          <w:p>
-            <w:pPr>
-              <w:adjustRightInd w:val="0"/>
-              <w:snapToGrid w:val="0"/>
-              <w:spacing w:line="200" w:lineRule="exact"/>
-              <w:rPr>
-                <w:rFonts w:eastAsia="標楷體"/>
-                <w:spacing w:val="-4"/>
-                <w:sz w:val="20"/>
-                <w:szCs w:val="20"/>
-              </w:rPr>
-            </w:pPr>
-            <w:r>
-              <w:rPr>
-                <w:rFonts w:eastAsia="標楷體"/>
-                <w:spacing w:val="-4"/>
-                <w:sz w:val="20"/>
-                <w:szCs w:val="20"/>
-              </w:rPr>
-              <w:t>{s_f_trf}</w:t>
-            </w:r>
-            <w:r>
-              <w:rPr>
-                <w:rFonts w:eastAsia="標楷體" w:hint="eastAsia"/>
-                <w:spacing w:val="-4"/>
-                <w:sz w:val="20"/>
-                <w:szCs w:val="20"/>
-              </w:rPr>
-              <w:t>論文交通費</w:t>
-            </w:r>
-            <w:r>
-              <w:rPr>
-                <w:rFonts w:eastAsia="標楷體"/>
-                <w:sz w:val="20"/>
-                <w:szCs w:val="20"/>
-              </w:rPr>
-              <w:t>{s_</w:t>
-            </w:r>
-            <w:r>
-              <w:rPr>
-                <w:rFonts w:eastAsia="標楷體"/>
-                <w:sz w:val="20"/>
-                <w:szCs w:val="20"/>
-              </w:rPr>
-              <w:t>f</w:t>
-            </w:r>
-            <w:r>
-              <w:rPr>
-                <w:rFonts w:eastAsia="標楷體"/>
-                <w:sz w:val="20"/>
-                <w:szCs w:val="20"/>
-              </w:rPr>
-              <w:t>_g</w:t>
-            </w:r>
-            <w:r>
-              <w:rPr>
-                <w:rFonts w:eastAsia="標楷體"/>
-                <w:sz w:val="20"/>
-                <w:szCs w:val="20"/>
-              </w:rPr>
-              <w:t>b</w:t>
-            </w:r>
-            <w:r>
-              <w:rPr>
-                <w:rFonts w:eastAsia="標楷體"/>
-                <w:sz w:val="20"/>
-                <w:szCs w:val="20"/>
-              </w:rPr>
-              <w:t>}</w:t>
-            </w:r>
-            <w:r>
-              <w:rPr>
-                <w:rFonts w:eastAsia="標楷體" w:hint="eastAsia"/>
-                <w:spacing w:val="-4"/>
-                <w:sz w:val="20"/>
-                <w:szCs w:val="20"/>
-              </w:rPr>
-              <w:t>交通費</w:t>
-            </w:r>
-            <w:r>
-              <w:rPr>
-                <w:rFonts w:eastAsia="標楷體" w:hint="eastAsia"/>
-                <w:spacing w:val="-4"/>
-                <w:sz w:val="20"/>
-                <w:szCs w:val="20"/>
-              </w:rPr>
-              <w:t>(</w:t>
-            </w:r>
-            <w:r>
-              <w:rPr>
-                <w:rFonts w:eastAsia="標楷體" w:hint="eastAsia"/>
-                <w:spacing w:val="-4"/>
-                <w:sz w:val="20"/>
-                <w:szCs w:val="20"/>
-              </w:rPr>
-              <w:t>依票價覈實報支</w:t>
-            </w:r>
-            <w:r>
-              <w:rPr>
-                <w:rFonts w:eastAsia="標楷體" w:hint="eastAsia"/>
-                <w:sz w:val="20"/>
-                <w:szCs w:val="20"/>
-                <w:u w:val="single"/>
-              </w:rPr>
-              <w:t>__</w:t>
-            </w:r>
-            <w:r>
-              <w:rPr>
-                <w:rFonts w:eastAsia="標楷體"/>
-                <w:sz w:val="20"/>
-                <w:szCs w:val="20"/>
-                <w:u w:val="single"/>
-              </w:rPr>
-              <w:t>{s_</w:t>
-            </w:r>
-            <w:r>
-              <w:rPr>
-                <w:rFonts w:eastAsia="標楷體"/>
-                <w:sz w:val="20"/>
-                <w:szCs w:val="20"/>
-                <w:u w:val="single"/>
-              </w:rPr>
-              <w:t>f</w:t>
-            </w:r>
-            <w:r>
-              <w:rPr>
-                <w:rFonts w:eastAsia="標楷體"/>
-                <w:sz w:val="20"/>
-                <w:szCs w:val="20"/>
-                <w:u w:val="single"/>
-              </w:rPr>
-              <w:t>_gb</w:t>
-            </w:r>
-            <w:r>
-              <w:rPr>
-                <w:rFonts w:eastAsia="標楷體"/>
-                <w:sz w:val="20"/>
-                <w:szCs w:val="20"/>
-                <w:u w:val="single"/>
-              </w:rPr>
-              <w:t>_es</w:t>
-            </w:r>
-            <w:r>
-              <w:rPr>
-                <w:rFonts w:eastAsia="標楷體"/>
-                <w:sz w:val="20"/>
-                <w:szCs w:val="20"/>
-                <w:u w:val="single"/>
-              </w:rPr>
-              <w:t>}</w:t>
-            </w:r>
-            <w:r>
-              <w:rPr>
-                <w:rFonts w:eastAsia="標楷體" w:hint="eastAsia"/>
-                <w:sz w:val="20"/>
-                <w:szCs w:val="20"/>
-                <w:u w:val="single"/>
-              </w:rPr>
-              <w:t>__</w:t>
-            </w:r>
-            <w:r>
-              <w:rPr>
-                <w:rFonts w:eastAsia="標楷體" w:hint="eastAsia"/>
-                <w:spacing w:val="-4"/>
-                <w:sz w:val="20"/>
-                <w:szCs w:val="20"/>
-              </w:rPr>
-              <w:t>元</w:t>
-            </w:r>
-            <w:r>
-              <w:rPr>
-                <w:rFonts w:eastAsia="標楷體" w:hint="eastAsia"/>
-                <w:spacing w:val="-4"/>
-                <w:sz w:val="20"/>
-                <w:szCs w:val="20"/>
-              </w:rPr>
-              <w:t>)</w:t>
-            </w:r>
-            <w:r>
-              <w:rPr>
-                <w:rFonts w:eastAsia="標楷體"/>
-                <w:spacing w:val="-4"/>
-                <w:sz w:val="20"/>
-                <w:szCs w:val="20"/>
-              </w:rPr>
-              <w:t xml:space="preserve"> </w:t>
-            </w:r>
-            <w:r>
-              <w:rPr>
-                <w:rFonts w:eastAsia="標楷體"/>
-                <w:spacing w:val="-4"/>
-                <w:sz w:val="20"/>
-                <w:szCs w:val="20"/>
-              </w:rPr>
-              <w:t>{s_f_stu}</w:t>
-            </w:r>
-            <w:r>
-              <w:rPr>
-                <w:rFonts w:eastAsia="標楷體"/>
-                <w:spacing w:val="-4"/>
-                <w:sz w:val="20"/>
-                <w:szCs w:val="20"/>
-              </w:rPr>
-              <w:t>獎助生</w:t>
-            </w:r>
-            <w:r>
-              <w:rPr>
-                <w:rFonts w:eastAsia="標楷體"/>
-                <w:spacing w:val="-4"/>
-                <w:sz w:val="20"/>
-                <w:szCs w:val="20"/>
-              </w:rPr>
-              <w:t>{s_fr_ot}</w:t>
-            </w:r>
-            <w:r>
-              <w:rPr>
-                <w:rFonts w:eastAsia="標楷體" w:hint="eastAsia"/>
-                <w:spacing w:val="-4"/>
-                <w:sz w:val="20"/>
-                <w:szCs w:val="20"/>
-              </w:rPr>
-              <w:t>其它</w:t>
-            </w:r>
-            <w:r>
-              <w:rPr>
-                <w:rFonts w:eastAsia="標楷體" w:hint="eastAsia"/>
-                <w:sz w:val="20"/>
-                <w:szCs w:val="20"/>
-                <w:u w:val="single"/>
-              </w:rPr>
-              <w:t>__</w:t>
-            </w:r>
-            <w:r>
-              <w:rPr>
-                <w:rFonts w:eastAsia="標楷體"/>
-                <w:sz w:val="20"/>
-                <w:szCs w:val="20"/>
-                <w:u w:val="single"/>
-              </w:rPr>
-              <w:t>{s_fr_txt}</w:t>
-            </w:r>
-            <w:r>
-              <w:rPr>
-                <w:rFonts w:eastAsia="標楷體" w:hint="eastAsia"/>
-                <w:sz w:val="20"/>
-                <w:szCs w:val="20"/>
-                <w:u w:val="single"/>
-              </w:rPr>
-              <w:t>____</w:t>
-            </w:r>
-            <w:r>
-              <w:rPr>
-                <w:rFonts w:eastAsia="標楷體" w:hint="eastAsia"/>
-                <w:spacing w:val="-6"/>
-                <w:sz w:val="20"/>
-                <w:szCs w:val="20"/>
-              </w:rPr>
-              <w:t>(</w:t>
-            </w:r>
-            <w:r>
-              <w:rPr>
-                <w:rFonts w:eastAsia="標楷體" w:hint="eastAsia"/>
-                <w:spacing w:val="-6"/>
-                <w:sz w:val="20"/>
-                <w:szCs w:val="20"/>
-              </w:rPr>
-              <w:t>請註明</w:t>
-            </w:r>
-            <w:r>
-              <w:rPr>
-                <w:rFonts w:eastAsia="標楷體" w:hint="eastAsia"/>
-                <w:spacing w:val="-6"/>
-                <w:sz w:val="20"/>
-                <w:szCs w:val="20"/>
-              </w:rPr>
-              <w:t>)</w:t>
-            </w:r>
-          </w:p>
-        </w:tc>
-      </w:tr>
-      <w:tr>
-        <w:trPr>
-          <w:cantSplit/>
-          <w:trHeight w:val="20"/>
-        </w:trPr>
-        <w:tc>
-          <w:tcPr>
-            <w:tcW w:w="204" w:type="pct"/>
-            <w:vMerge/>
-            <w:tcBorders>
-              <w:left w:val="single" w:sz="6" w:space="0" w:color="000000"/>
-              <w:bottom w:val="single" w:sz="6" w:space="0" w:color="000000"/>
-              <w:right w:val="single" w:sz="6" w:space="0" w:color="000000"/>
-            </w:tcBorders>
-            <w:shd w:val="clear" w:color="auto" w:fill="D9D9D9"/>
-            <w:vAlign w:val="center"/>
-          </w:tcPr>
-          <w:p>
-            <w:pPr>
-              <w:snapToGrid w:val="0"/>
-              <w:spacing w:line="200" w:lineRule="exact"/>
-              <w:jc w:val="center"/>
-              <w:rPr>
-                <w:rFonts w:eastAsia="標楷體"/>
-                <w:sz w:val="20"/>
-                <w:szCs w:val="20"/>
-              </w:rPr>
-            </w:pPr>
-          </w:p>
-        </w:tc>
-        <w:tc>
-          <w:tcPr>
-            <w:tcW w:w="1024" w:type="pct"/>
-            <w:gridSpan w:val="4"/>
-            <w:tcBorders>
-              <w:top w:val="single" w:sz="6" w:space="0" w:color="000000"/>
-              <w:left w:val="single" w:sz="6" w:space="0" w:color="000000"/>
-              <w:bottom w:val="single" w:sz="6" w:space="0" w:color="000000"/>
-              <w:right w:val="single" w:sz="6" w:space="0" w:color="000000"/>
-            </w:tcBorders>
-            <w:shd w:val="clear" w:color="auto" w:fill="D9D9D9"/>
-            <w:vAlign w:val="center"/>
-          </w:tcPr>
-          <w:p>
-            <w:pPr>
-              <w:adjustRightInd w:val="0"/>
-              <w:snapToGrid w:val="0"/>
-              <w:spacing w:line="200" w:lineRule="exact"/>
-              <w:ind w:leftChars="-50" w:left="-120" w:firstLineChars="50" w:firstLine="84"/>
-              <w:jc w:val="both"/>
-              <w:rPr>
-                <w:rFonts w:eastAsia="標楷體"/>
-                <w:spacing w:val="-16"/>
-                <w:sz w:val="20"/>
-                <w:szCs w:val="20"/>
-              </w:rPr>
-            </w:pPr>
-            <w:r>
-              <w:rPr>
-                <w:rFonts w:ascii="標楷體" w:eastAsia="標楷體" w:hAnsi="標楷體" w:hint="eastAsia"/>
-                <w:spacing w:val="-16"/>
-                <w:sz w:val="20"/>
-                <w:szCs w:val="20"/>
-              </w:rPr>
-              <w:t>權利金【</w:t>
-            </w:r>
-            <w:r>
-              <w:rPr>
-                <w:rFonts w:eastAsia="標楷體" w:hint="eastAsia"/>
-                <w:spacing w:val="-16"/>
-                <w:sz w:val="20"/>
-                <w:szCs w:val="20"/>
-              </w:rPr>
-              <w:t>53</w:t>
-            </w:r>
-            <w:r>
-              <w:rPr>
-                <w:rFonts w:ascii="標楷體" w:eastAsia="標楷體" w:hAnsi="標楷體" w:hint="eastAsia"/>
-                <w:spacing w:val="-16"/>
-                <w:sz w:val="20"/>
-                <w:szCs w:val="20"/>
-              </w:rPr>
-              <w:t>】</w:t>
-            </w:r>
-          </w:p>
-        </w:tc>
-        <w:tc>
-          <w:tcPr>
-            <w:tcW w:w="3771" w:type="pct"/>
-            <w:gridSpan w:val="26"/>
-            <w:tcBorders>
-              <w:top w:val="single" w:sz="6" w:space="0" w:color="000000"/>
-              <w:left w:val="single" w:sz="6" w:space="0" w:color="000000"/>
-              <w:bottom w:val="single" w:sz="6" w:space="0" w:color="000000"/>
-              <w:right w:val="single" w:sz="6" w:space="0" w:color="000000"/>
-            </w:tcBorders>
-            <w:shd w:val="clear" w:color="auto" w:fill="D9D9D9"/>
-            <w:vAlign w:val="center"/>
-          </w:tcPr>
-          <w:p>
-            <w:pPr>
-              <w:adjustRightInd w:val="0"/>
-              <w:snapToGrid w:val="0"/>
-              <w:spacing w:line="200" w:lineRule="exact"/>
-              <w:rPr>
-                <w:rFonts w:eastAsia="標楷體"/>
-                <w:sz w:val="20"/>
-                <w:szCs w:val="20"/>
-              </w:rPr>
-            </w:pPr>
-            <w:r>
-              <w:rPr>
-                <w:rFonts w:eastAsia="標楷體"/>
-                <w:spacing w:val="-4"/>
-                <w:sz w:val="20"/>
-                <w:szCs w:val="20"/>
-              </w:rPr>
-              <w:t>{s_royalty}</w:t>
-            </w:r>
-            <w:r>
-              <w:rPr>
-                <w:rFonts w:ascii="標楷體" w:eastAsia="標楷體" w:hAnsi="標楷體" w:hint="eastAsia"/>
-                <w:spacing w:val="-16"/>
-                <w:sz w:val="20"/>
-                <w:szCs w:val="20"/>
-              </w:rPr>
-              <w:t>權利金</w:t>
-            </w:r>
-          </w:p>
-        </w:tc>
-      </w:tr>
-      <w:tr>
-        <w:trPr>
-          <w:trHeight w:val="240"/>
-        </w:trPr>
-        <w:tc>
-          <w:tcPr>
-            <w:tcW w:w="622" w:type="pct"/>
-            <w:gridSpan w:val="3"/>
-            <w:vMerge w:val="restart"/>
-            <w:tcBorders>
-              <w:top w:val="single" w:sz="6" w:space="0" w:color="000000"/>
-              <w:left w:val="single" w:sz="6" w:space="0" w:color="000000"/>
-              <w:bottom w:val="single" w:sz="6" w:space="0" w:color="000000"/>
-              <w:right w:val="single" w:sz="6" w:space="0" w:color="000000"/>
-            </w:tcBorders>
-            <w:shd w:val="clear" w:color="auto" w:fill="auto"/>
-            <w:vAlign w:val="center"/>
-          </w:tcPr>
-          <w:p>
-            <w:pPr>
-              <w:adjustRightInd w:val="0"/>
-              <w:snapToGrid w:val="0"/>
-              <w:spacing w:line="200" w:lineRule="exact"/>
-              <w:ind w:leftChars="-50" w:left="-120" w:rightChars="-50" w:right="-120"/>
-              <w:jc w:val="center"/>
-              <w:rPr>
-                <w:rFonts w:eastAsia="標楷體"/>
-                <w:sz w:val="20"/>
-                <w:szCs w:val="20"/>
-              </w:rPr>
-            </w:pPr>
-            <w:r>
-              <w:rPr>
-                <w:rFonts w:eastAsia="標楷體" w:hint="eastAsia"/>
-                <w:sz w:val="20"/>
-                <w:szCs w:val="20"/>
-              </w:rPr>
-              <w:t>給付總額</w:t>
-            </w:r>
-            <w:r>
-              <w:rPr>
-                <w:rFonts w:eastAsia="標楷體" w:hint="eastAsia"/>
-                <w:sz w:val="20"/>
-                <w:szCs w:val="20"/>
-              </w:rPr>
-              <w:t>(A)</w:t>
-            </w:r>
-          </w:p>
-        </w:tc>
-        <w:tc>
-          <w:tcPr>
-            <w:tcW w:w="606" w:type="pct"/>
-            <w:gridSpan w:val="2"/>
-            <w:vMerge w:val="restart"/>
-            <w:tcBorders>
-              <w:top w:val="single" w:sz="6" w:space="0" w:color="000000"/>
-              <w:left w:val="single" w:sz="6" w:space="0" w:color="000000"/>
-              <w:bottom w:val="single" w:sz="6" w:space="0" w:color="000000"/>
-              <w:right w:val="single" w:sz="6" w:space="0" w:color="000000"/>
-            </w:tcBorders>
-            <w:shd w:val="clear" w:color="auto" w:fill="auto"/>
-            <w:vAlign w:val="center"/>
-          </w:tcPr>
-          <w:p>
-            <w:pPr>
-              <w:snapToGrid w:val="0"/>
-              <w:spacing w:line="200" w:lineRule="exact"/>
-              <w:jc w:val="center"/>
-              <w:rPr>
-                <w:rFonts w:eastAsia="標楷體"/>
-                <w:sz w:val="20"/>
-                <w:szCs w:val="20"/>
-              </w:rPr>
-            </w:pPr>
-            <w:r>
-              <w:t>{amount_a}</w:t>
-            </w:r>
-          </w:p>
-        </w:tc>
-        <w:tc>
-          <w:tcPr>
-            <w:tcW w:w="929" w:type="pct"/>
-            <w:gridSpan w:val="5"/>
-            <w:tcBorders>
-              <w:top w:val="single" w:sz="6" w:space="0" w:color="000000"/>
-              <w:left w:val="single" w:sz="6" w:space="0" w:color="000000"/>
-              <w:bottom w:val="single" w:sz="6" w:space="0" w:color="000000"/>
-              <w:right w:val="single" w:sz="6" w:space="0" w:color="000000"/>
-            </w:tcBorders>
-            <w:shd w:val="clear" w:color="auto" w:fill="auto"/>
-            <w:vAlign w:val="center"/>
-          </w:tcPr>
-          <w:p>
-            <w:pPr>
-              <w:snapToGrid w:val="0"/>
-              <w:spacing w:line="200" w:lineRule="exact"/>
-              <w:rPr>
-                <w:rFonts w:eastAsia="標楷體"/>
-                <w:sz w:val="16"/>
-                <w:szCs w:val="16"/>
-              </w:rPr>
-            </w:pPr>
-            <w:r>
-              <w:rPr>
-                <w:rFonts w:eastAsia="標楷體" w:hint="eastAsia"/>
-                <w:sz w:val="16"/>
-                <w:szCs w:val="16"/>
-              </w:rPr>
-              <w:t>代扣個人所得稅</w:t>
-            </w:r>
-            <w:r>
-              <w:rPr>
-                <w:rFonts w:eastAsia="標楷體" w:hint="eastAsia"/>
-                <w:sz w:val="16"/>
-                <w:szCs w:val="16"/>
-              </w:rPr>
-              <w:t>(B)</w:t>
-            </w:r>
-          </w:p>
-        </w:tc>
-        <w:tc>
-          <w:tcPr>
-            <w:tcW w:w="882" w:type="pct"/>
-            <w:gridSpan w:val="9"/>
-            <w:tcBorders>
-              <w:top w:val="single" w:sz="6" w:space="0" w:color="000000"/>
-              <w:left w:val="single" w:sz="6" w:space="0" w:color="000000"/>
-              <w:bottom w:val="single" w:sz="6" w:space="0" w:color="000000"/>
-              <w:right w:val="single" w:sz="6" w:space="0" w:color="000000"/>
-            </w:tcBorders>
-            <w:shd w:val="clear" w:color="auto" w:fill="auto"/>
-            <w:vAlign w:val="center"/>
-          </w:tcPr>
-          <w:p>
-            <w:pPr>
-              <w:snapToGrid w:val="0"/>
-              <w:spacing w:line="200" w:lineRule="exact"/>
-              <w:jc w:val="center"/>
-              <w:rPr>
-                <w:rFonts w:eastAsia="標楷體"/>
-                <w:sz w:val="20"/>
-                <w:szCs w:val="20"/>
-              </w:rPr>
-            </w:pPr>
-            <w:r>
-              <w:rPr>
-                <w:rFonts w:eastAsia="標楷體" w:hint="eastAsia"/>
-                <w:sz w:val="20"/>
-                <w:szCs w:val="20"/>
-              </w:rPr>
-              <w:t>{</w:t>
-            </w:r>
-            <w:r>
-              <w:rPr>
-                <w:rFonts w:eastAsia="標楷體"/>
-                <w:sz w:val="20"/>
-                <w:szCs w:val="20"/>
-              </w:rPr>
-              <w:t>tax_b}</w:t>
-            </w:r>
-          </w:p>
-        </w:tc>
-        <w:tc>
-          <w:tcPr>
-            <w:tcW w:w="987" w:type="pct"/>
-            <w:gridSpan w:val="8"/>
-            <w:tcBorders>
-              <w:top w:val="single" w:sz="6" w:space="0" w:color="000000"/>
-              <w:left w:val="single" w:sz="6" w:space="0" w:color="000000"/>
-              <w:bottom w:val="single" w:sz="6" w:space="0" w:color="000000"/>
-              <w:right w:val="single" w:sz="6" w:space="0" w:color="000000"/>
-            </w:tcBorders>
-            <w:shd w:val="clear" w:color="auto" w:fill="auto"/>
-            <w:vAlign w:val="center"/>
-          </w:tcPr>
-          <w:p>
-            <w:pPr>
-              <w:adjustRightInd w:val="0"/>
-              <w:snapToGrid w:val="0"/>
-              <w:spacing w:line="200" w:lineRule="exact"/>
-              <w:rPr>
-                <w:rFonts w:eastAsia="標楷體"/>
-                <w:sz w:val="16"/>
-                <w:szCs w:val="16"/>
-              </w:rPr>
-            </w:pPr>
-            <w:r>
-              <w:rPr>
-                <w:rFonts w:eastAsia="標楷體" w:hint="eastAsia"/>
-                <w:sz w:val="16"/>
-                <w:szCs w:val="16"/>
-              </w:rPr>
-              <w:t>代扣個人勞保費</w:t>
-            </w:r>
-            <w:r>
-              <w:rPr>
-                <w:rFonts w:eastAsia="標楷體" w:hint="eastAsia"/>
-                <w:sz w:val="16"/>
-                <w:szCs w:val="16"/>
-              </w:rPr>
-              <w:t>(D)</w:t>
-            </w:r>
-          </w:p>
-        </w:tc>
-        <w:tc>
-          <w:tcPr>
-            <w:tcW w:w="973" w:type="pct"/>
-            <w:gridSpan w:val="4"/>
-            <w:tcBorders>
-              <w:top w:val="single" w:sz="6" w:space="0" w:color="000000"/>
-              <w:left w:val="single" w:sz="6" w:space="0" w:color="000000"/>
-              <w:bottom w:val="single" w:sz="6" w:space="0" w:color="000000"/>
-              <w:right w:val="single" w:sz="6" w:space="0" w:color="000000"/>
-            </w:tcBorders>
-            <w:shd w:val="clear" w:color="auto" w:fill="auto"/>
-            <w:vAlign w:val="center"/>
-          </w:tcPr>
-          <w:p>
-            <w:pPr>
-              <w:adjustRightInd w:val="0"/>
-              <w:snapToGrid w:val="0"/>
-              <w:spacing w:line="200" w:lineRule="exact"/>
-              <w:jc w:val="center"/>
-              <w:rPr>
-                <w:rFonts w:eastAsia="標楷體"/>
-                <w:sz w:val="20"/>
-                <w:szCs w:val="20"/>
-              </w:rPr>
-            </w:pPr>
-            <w:r>
-              <w:rPr>
-                <w:rFonts w:eastAsia="標楷體" w:hint="eastAsia"/>
-                <w:sz w:val="20"/>
-                <w:szCs w:val="20"/>
-              </w:rPr>
-              <w:t>{</w:t>
-            </w:r>
-            <w:r>
-              <w:rPr>
-                <w:rFonts w:eastAsia="標楷體"/>
-                <w:sz w:val="20"/>
-                <w:szCs w:val="20"/>
-              </w:rPr>
-              <w:t>tax_d}</w:t>
-            </w:r>
-          </w:p>
-        </w:tc>
-      </w:tr>
-      <w:tr>
-        <w:trPr>
-          <w:trHeight w:val="240"/>
-        </w:trPr>
-        <w:tc>
-          <w:tcPr>
-            <w:tcW w:w="622" w:type="pct"/>
-            <w:gridSpan w:val="3"/>
-            <w:vMerge/>
-            <w:tcBorders>
-              <w:top w:val="single" w:sz="6" w:space="0" w:color="000000"/>
-              <w:left w:val="single" w:sz="6" w:space="0" w:color="000000"/>
-              <w:bottom w:val="single" w:sz="6" w:space="0" w:color="000000"/>
-              <w:right w:val="single" w:sz="6" w:space="0" w:color="000000"/>
-            </w:tcBorders>
-            <w:shd w:val="clear" w:color="auto" w:fill="auto"/>
-            <w:vAlign w:val="center"/>
-          </w:tcPr>
-          <w:p>
-            <w:pPr>
-              <w:snapToGrid w:val="0"/>
-              <w:spacing w:line="200" w:lineRule="exact"/>
-              <w:rPr>
-                <w:rFonts w:eastAsia="標楷體"/>
-                <w:sz w:val="20"/>
-                <w:szCs w:val="20"/>
-              </w:rPr>
-            </w:pPr>
-          </w:p>
-        </w:tc>
-        <w:tc>
-          <w:tcPr>
-            <w:tcW w:w="606" w:type="pct"/>
-            <w:gridSpan w:val="2"/>
-            <w:vMerge/>
-            <w:tcBorders>
-              <w:top w:val="single" w:sz="6" w:space="0" w:color="000000"/>
-              <w:left w:val="single" w:sz="6" w:space="0" w:color="000000"/>
-              <w:bottom w:val="single" w:sz="6" w:space="0" w:color="000000"/>
-              <w:right w:val="single" w:sz="6" w:space="0" w:color="000000"/>
-            </w:tcBorders>
-            <w:shd w:val="clear" w:color="auto" w:fill="auto"/>
-            <w:vAlign w:val="center"/>
-          </w:tcPr>
-          <w:p>
-            <w:pPr>
-              <w:snapToGrid w:val="0"/>
-              <w:spacing w:line="200" w:lineRule="exact"/>
-              <w:rPr>
-                <w:rFonts w:eastAsia="標楷體"/>
-                <w:sz w:val="20"/>
-                <w:szCs w:val="20"/>
-              </w:rPr>
-            </w:pPr>
-          </w:p>
-        </w:tc>
-        <w:tc>
-          <w:tcPr>
-            <w:tcW w:w="929" w:type="pct"/>
-            <w:gridSpan w:val="5"/>
-            <w:vMerge w:val="restart"/>
-            <w:tcBorders>
-              <w:top w:val="single" w:sz="6" w:space="0" w:color="000000"/>
-              <w:left w:val="single" w:sz="6" w:space="0" w:color="000000"/>
-              <w:bottom w:val="single" w:sz="6" w:space="0" w:color="000000"/>
-              <w:right w:val="single" w:sz="6" w:space="0" w:color="000000"/>
-            </w:tcBorders>
-            <w:shd w:val="clear" w:color="auto" w:fill="auto"/>
-            <w:vAlign w:val="center"/>
-          </w:tcPr>
-          <w:p>
-            <w:pPr>
-              <w:snapToGrid w:val="0"/>
-              <w:spacing w:line="200" w:lineRule="exact"/>
-              <w:rPr>
-                <w:rFonts w:eastAsia="標楷體"/>
-                <w:sz w:val="16"/>
-                <w:szCs w:val="16"/>
-              </w:rPr>
-            </w:pPr>
-            <w:r>
-              <w:rPr>
-                <w:rFonts w:eastAsia="標楷體" w:hint="eastAsia"/>
-                <w:sz w:val="16"/>
-                <w:szCs w:val="16"/>
-              </w:rPr>
-              <w:t>代扣個人補充保費</w:t>
-            </w:r>
-            <w:r>
-              <w:rPr>
-                <w:rFonts w:eastAsia="標楷體" w:hint="eastAsia"/>
-                <w:sz w:val="16"/>
-                <w:szCs w:val="16"/>
-              </w:rPr>
-              <w:t>(C)</w:t>
-            </w:r>
-          </w:p>
-          <w:p>
-            <w:pPr>
-              <w:snapToGrid w:val="0"/>
-              <w:spacing w:line="200" w:lineRule="exact"/>
-              <w:rPr>
-                <w:rFonts w:eastAsia="標楷體"/>
-                <w:sz w:val="16"/>
-                <w:szCs w:val="16"/>
-              </w:rPr>
-            </w:pPr>
-            <w:r>
-              <w:rPr>
-                <w:rFonts w:eastAsia="標楷體" w:hint="eastAsia"/>
-                <w:sz w:val="16"/>
-                <w:szCs w:val="16"/>
-              </w:rPr>
-              <w:t>(A</w:t>
-            </w:r>
-            <w:r>
-              <w:rPr>
-                <w:rFonts w:eastAsia="標楷體" w:hint="eastAsia"/>
-                <w:sz w:val="16"/>
-                <w:szCs w:val="16"/>
-              </w:rPr>
-              <w:t>≧</w:t>
-            </w:r>
-            <w:r>
-              <w:rPr>
-                <w:rFonts w:eastAsia="標楷體" w:hint="eastAsia"/>
-                <w:sz w:val="16"/>
-                <w:szCs w:val="16"/>
-              </w:rPr>
-              <w:t>2</w:t>
-            </w:r>
-            <w:r>
-              <w:rPr>
-                <w:rFonts w:eastAsia="標楷體"/>
-                <w:sz w:val="16"/>
-                <w:szCs w:val="16"/>
-              </w:rPr>
-              <w:t>8</w:t>
-            </w:r>
-            <w:r>
-              <w:rPr>
-                <w:rFonts w:eastAsia="標楷體" w:hint="eastAsia"/>
-                <w:sz w:val="16"/>
-                <w:szCs w:val="16"/>
-              </w:rPr>
-              <w:t>,</w:t>
-            </w:r>
-            <w:r>
-              <w:rPr>
-                <w:rFonts w:eastAsia="標楷體"/>
-                <w:sz w:val="16"/>
-                <w:szCs w:val="16"/>
-              </w:rPr>
-              <w:t>59</w:t>
-            </w:r>
-            <w:r>
-              <w:rPr>
-                <w:rFonts w:eastAsia="標楷體" w:hint="eastAsia"/>
-                <w:sz w:val="16"/>
-                <w:szCs w:val="16"/>
-              </w:rPr>
-              <w:t>0)</w:t>
-            </w:r>
-          </w:p>
-        </w:tc>
-        <w:tc>
-          <w:tcPr>
-            <w:tcW w:w="882" w:type="pct"/>
-            <w:gridSpan w:val="9"/>
-            <w:vMerge w:val="restart"/>
-            <w:tcBorders>
-              <w:top w:val="single" w:sz="6" w:space="0" w:color="000000"/>
-              <w:left w:val="single" w:sz="6" w:space="0" w:color="000000"/>
-              <w:bottom w:val="single" w:sz="6" w:space="0" w:color="000000"/>
-              <w:right w:val="single" w:sz="6" w:space="0" w:color="000000"/>
-            </w:tcBorders>
-            <w:shd w:val="clear" w:color="auto" w:fill="auto"/>
-            <w:vAlign w:val="center"/>
-          </w:tcPr>
-          <w:p>
-            <w:pPr>
-              <w:snapToGrid w:val="0"/>
-              <w:spacing w:line="200" w:lineRule="exact"/>
-              <w:jc w:val="center"/>
-              <w:rPr>
-                <w:rFonts w:eastAsia="標楷體"/>
-                <w:sz w:val="20"/>
-                <w:szCs w:val="20"/>
-              </w:rPr>
-            </w:pPr>
-            <w:r>
-              <w:rPr>
-                <w:rFonts w:eastAsia="標楷體" w:hint="eastAsia"/>
-                <w:sz w:val="20"/>
-                <w:szCs w:val="20"/>
-              </w:rPr>
-              <w:t>{</w:t>
-            </w:r>
-            <w:r>
-              <w:rPr>
-                <w:rFonts w:eastAsia="標楷體"/>
-                <w:sz w:val="20"/>
-                <w:szCs w:val="20"/>
-              </w:rPr>
-              <w:t>health_c</w:t>
-            </w:r>
-            <w:r>
-              <w:rPr>
-                <w:rFonts w:eastAsia="標楷體"/>
-                <w:sz w:val="20"/>
-                <w:szCs w:val="20"/>
-              </w:rPr>
-              <w:t>}</w:t>
-            </w:r>
-          </w:p>
-        </w:tc>
-        <w:tc>
-          <w:tcPr>
-            <w:tcW w:w="987" w:type="pct"/>
-            <w:gridSpan w:val="8"/>
-            <w:tcBorders>
-              <w:top w:val="single" w:sz="6" w:space="0" w:color="000000"/>
-              <w:left w:val="single" w:sz="6" w:space="0" w:color="000000"/>
-              <w:bottom w:val="single" w:sz="6" w:space="0" w:color="000000"/>
-              <w:right w:val="single" w:sz="6" w:space="0" w:color="000000"/>
-            </w:tcBorders>
-            <w:shd w:val="clear" w:color="auto" w:fill="auto"/>
-            <w:vAlign w:val="center"/>
-          </w:tcPr>
-          <w:p>
-            <w:pPr>
-              <w:adjustRightInd w:val="0"/>
-              <w:snapToGrid w:val="0"/>
-              <w:spacing w:line="200" w:lineRule="exact"/>
-              <w:rPr>
-                <w:rFonts w:eastAsia="標楷體"/>
-                <w:sz w:val="16"/>
-                <w:szCs w:val="16"/>
-              </w:rPr>
-            </w:pPr>
-            <w:r>
-              <w:rPr>
-                <w:rFonts w:eastAsia="標楷體" w:hint="eastAsia"/>
-                <w:sz w:val="16"/>
-                <w:szCs w:val="16"/>
-              </w:rPr>
-              <w:t>代扣個人健保費</w:t>
-            </w:r>
-            <w:r>
-              <w:rPr>
-                <w:rFonts w:eastAsia="標楷體" w:hint="eastAsia"/>
-                <w:sz w:val="16"/>
-                <w:szCs w:val="16"/>
-              </w:rPr>
-              <w:t>(E)</w:t>
-            </w:r>
-          </w:p>
-        </w:tc>
-        <w:tc>
-          <w:tcPr>
-            <w:tcW w:w="973" w:type="pct"/>
-            <w:gridSpan w:val="4"/>
-            <w:tcBorders>
-              <w:top w:val="single" w:sz="6" w:space="0" w:color="000000"/>
-              <w:left w:val="single" w:sz="6" w:space="0" w:color="000000"/>
-              <w:bottom w:val="single" w:sz="6" w:space="0" w:color="000000"/>
-              <w:right w:val="single" w:sz="6" w:space="0" w:color="000000"/>
-            </w:tcBorders>
-            <w:shd w:val="clear" w:color="auto" w:fill="auto"/>
-            <w:vAlign w:val="center"/>
-          </w:tcPr>
-          <w:p>
-            <w:pPr>
-              <w:adjustRightInd w:val="0"/>
-              <w:snapToGrid w:val="0"/>
-              <w:spacing w:line="200" w:lineRule="exact"/>
-              <w:jc w:val="center"/>
-              <w:rPr>
-                <w:rFonts w:eastAsia="標楷體"/>
-                <w:sz w:val="20"/>
-                <w:szCs w:val="20"/>
-              </w:rPr>
-            </w:pPr>
-            <w:r>
-              <w:rPr>
-                <w:rFonts w:eastAsia="標楷體" w:hint="eastAsia"/>
-                <w:sz w:val="20"/>
-                <w:szCs w:val="20"/>
-              </w:rPr>
-              <w:t>{</w:t>
-            </w:r>
-            <w:r>
-              <w:rPr>
-                <w:rFonts w:eastAsia="標楷體"/>
-                <w:sz w:val="20"/>
-                <w:szCs w:val="20"/>
-              </w:rPr>
-              <w:t>tax_e}</w:t>
-            </w:r>
-          </w:p>
-        </w:tc>
-      </w:tr>
-      <w:tr>
-        <w:trPr>
-          <w:trHeight w:val="240"/>
-        </w:trPr>
-        <w:tc>
-          <w:tcPr>
-            <w:tcW w:w="622" w:type="pct"/>
-            <w:gridSpan w:val="3"/>
-            <w:vMerge/>
-            <w:tcBorders>
-              <w:top w:val="single" w:sz="6" w:space="0" w:color="000000"/>
-              <w:left w:val="single" w:sz="6" w:space="0" w:color="000000"/>
-              <w:bottom w:val="single" w:sz="6" w:space="0" w:color="000000"/>
-              <w:right w:val="single" w:sz="6" w:space="0" w:color="000000"/>
-            </w:tcBorders>
-            <w:shd w:val="clear" w:color="auto" w:fill="auto"/>
-            <w:vAlign w:val="center"/>
-          </w:tcPr>
-          <w:p>
-            <w:pPr>
-              <w:snapToGrid w:val="0"/>
-              <w:spacing w:line="200" w:lineRule="exact"/>
-              <w:rPr>
-                <w:rFonts w:eastAsia="標楷體"/>
-                <w:sz w:val="20"/>
-                <w:szCs w:val="20"/>
-              </w:rPr>
-            </w:pPr>
-          </w:p>
-        </w:tc>
-        <w:tc>
-          <w:tcPr>
-            <w:tcW w:w="606" w:type="pct"/>
-            <w:gridSpan w:val="2"/>
-            <w:vMerge/>
-            <w:tcBorders>
-              <w:top w:val="single" w:sz="6" w:space="0" w:color="000000"/>
-              <w:left w:val="single" w:sz="6" w:space="0" w:color="000000"/>
-              <w:bottom w:val="single" w:sz="6" w:space="0" w:color="000000"/>
-              <w:right w:val="single" w:sz="6" w:space="0" w:color="000000"/>
-            </w:tcBorders>
-            <w:shd w:val="clear" w:color="auto" w:fill="auto"/>
-            <w:vAlign w:val="center"/>
-          </w:tcPr>
-          <w:p>
-            <w:pPr>
-              <w:snapToGrid w:val="0"/>
-              <w:spacing w:line="200" w:lineRule="exact"/>
-              <w:rPr>
-                <w:rFonts w:eastAsia="標楷體"/>
-                <w:sz w:val="20"/>
-                <w:szCs w:val="20"/>
-              </w:rPr>
-            </w:pPr>
-          </w:p>
-        </w:tc>
-        <w:tc>
-          <w:tcPr>
-            <w:tcW w:w="929" w:type="pct"/>
-            <w:gridSpan w:val="5"/>
-            <w:vMerge/>
-            <w:tcBorders>
-              <w:top w:val="single" w:sz="6" w:space="0" w:color="000000"/>
-              <w:left w:val="single" w:sz="6" w:space="0" w:color="000000"/>
-              <w:bottom w:val="single" w:sz="6" w:space="0" w:color="000000"/>
-              <w:right w:val="single" w:sz="6" w:space="0" w:color="000000"/>
-            </w:tcBorders>
-            <w:shd w:val="clear" w:color="auto" w:fill="auto"/>
-            <w:vAlign w:val="center"/>
-          </w:tcPr>
-          <w:p>
-            <w:pPr>
-              <w:snapToGrid w:val="0"/>
-              <w:spacing w:line="200" w:lineRule="exact"/>
-              <w:rPr>
-                <w:rFonts w:eastAsia="標楷體"/>
-                <w:sz w:val="20"/>
-                <w:szCs w:val="20"/>
-              </w:rPr>
-            </w:pPr>
-          </w:p>
-        </w:tc>
-        <w:tc>
-          <w:tcPr>
-            <w:tcW w:w="882" w:type="pct"/>
-            <w:gridSpan w:val="9"/>
-            <w:vMerge/>
-            <w:tcBorders>
-              <w:top w:val="single" w:sz="6" w:space="0" w:color="000000"/>
-              <w:left w:val="single" w:sz="6" w:space="0" w:color="000000"/>
-              <w:bottom w:val="single" w:sz="6" w:space="0" w:color="000000"/>
-              <w:right w:val="single" w:sz="6" w:space="0" w:color="000000"/>
-            </w:tcBorders>
-            <w:shd w:val="clear" w:color="auto" w:fill="auto"/>
-            <w:vAlign w:val="center"/>
-          </w:tcPr>
-          <w:p>
-            <w:pPr>
-              <w:snapToGrid w:val="0"/>
-              <w:spacing w:line="200" w:lineRule="exact"/>
-              <w:jc w:val="center"/>
-              <w:rPr>
-                <w:rFonts w:eastAsia="標楷體"/>
-                <w:sz w:val="20"/>
-                <w:szCs w:val="20"/>
-              </w:rPr>
-            </w:pPr>
-          </w:p>
-        </w:tc>
-        <w:tc>
-          <w:tcPr>
-            <w:tcW w:w="987" w:type="pct"/>
-            <w:gridSpan w:val="8"/>
-            <w:tcBorders>
-              <w:top w:val="single" w:sz="6" w:space="0" w:color="000000"/>
-              <w:left w:val="single" w:sz="6" w:space="0" w:color="000000"/>
-              <w:bottom w:val="single" w:sz="6" w:space="0" w:color="000000"/>
-              <w:right w:val="single" w:sz="6" w:space="0" w:color="000000"/>
-            </w:tcBorders>
-            <w:shd w:val="clear" w:color="auto" w:fill="auto"/>
-            <w:vAlign w:val="center"/>
-          </w:tcPr>
-          <w:p>
-            <w:pPr>
-              <w:adjustRightInd w:val="0"/>
-              <w:snapToGrid w:val="0"/>
-              <w:spacing w:line="200" w:lineRule="exact"/>
-              <w:rPr>
-                <w:rFonts w:eastAsia="標楷體"/>
-                <w:sz w:val="16"/>
-                <w:szCs w:val="16"/>
-              </w:rPr>
-            </w:pPr>
-            <w:r>
-              <w:rPr>
-                <w:rFonts w:eastAsia="標楷體" w:hint="eastAsia"/>
-                <w:sz w:val="16"/>
-                <w:szCs w:val="16"/>
-              </w:rPr>
-              <w:t>代扣個人勞工退休金</w:t>
-            </w:r>
-            <w:r>
-              <w:rPr>
-                <w:rFonts w:eastAsia="標楷體" w:hint="eastAsia"/>
-                <w:sz w:val="16"/>
-                <w:szCs w:val="16"/>
-              </w:rPr>
-              <w:t>(F)</w:t>
-            </w:r>
-          </w:p>
-        </w:tc>
-        <w:tc>
-          <w:tcPr>
-            <w:tcW w:w="973" w:type="pct"/>
-            <w:gridSpan w:val="4"/>
-            <w:tcBorders>
-              <w:top w:val="single" w:sz="6" w:space="0" w:color="000000"/>
-              <w:left w:val="single" w:sz="6" w:space="0" w:color="000000"/>
-              <w:bottom w:val="single" w:sz="6" w:space="0" w:color="000000"/>
-              <w:right w:val="single" w:sz="6" w:space="0" w:color="000000"/>
-            </w:tcBorders>
-            <w:shd w:val="clear" w:color="auto" w:fill="auto"/>
-            <w:vAlign w:val="center"/>
-          </w:tcPr>
-          <w:p>
-            <w:pPr>
-              <w:adjustRightInd w:val="0"/>
-              <w:snapToGrid w:val="0"/>
-              <w:spacing w:line="200" w:lineRule="exact"/>
-              <w:jc w:val="center"/>
-              <w:rPr>
-                <w:rFonts w:eastAsia="標楷體"/>
-                <w:sz w:val="20"/>
-                <w:szCs w:val="20"/>
-              </w:rPr>
-            </w:pPr>
-            <w:r>
-              <w:rPr>
-                <w:rFonts w:eastAsia="標楷體" w:hint="eastAsia"/>
-                <w:sz w:val="20"/>
-                <w:szCs w:val="20"/>
-              </w:rPr>
-              <w:t>{</w:t>
-            </w:r>
-            <w:r>
-              <w:rPr>
-                <w:rFonts w:eastAsia="標楷體"/>
-                <w:sz w:val="20"/>
-                <w:szCs w:val="20"/>
-              </w:rPr>
-              <w:t>ta</w:t>
-            </w:r>
-            <w:r>
-              <w:rPr>
-                <w:rFonts w:eastAsia="標楷體"/>
-                <w:sz w:val="20"/>
-                <w:szCs w:val="20"/>
-              </w:rPr>
-              <w:t>x</w:t>
-            </w:r>
-            <w:r>
-              <w:rPr>
-                <w:rFonts w:eastAsia="標楷體"/>
-                <w:sz w:val="20"/>
-                <w:szCs w:val="20"/>
-              </w:rPr>
-              <w:t>_f}</w:t>
-            </w:r>
-          </w:p>
-        </w:tc>
-      </w:tr>
-      <w:tr>
-        <w:trPr>
-          <w:trHeight w:val="20"/>
-        </w:trPr>
-        <w:tc>
-          <w:tcPr>
-            <w:tcW w:w="622" w:type="pct"/>
-            <w:gridSpan w:val="3"/>
-            <w:tcBorders>
-              <w:top w:val="single" w:sz="6" w:space="0" w:color="000000"/>
-              <w:left w:val="single" w:sz="6" w:space="0" w:color="000000"/>
-              <w:bottom w:val="single" w:sz="18" w:space="0" w:color="000000"/>
-              <w:right w:val="single" w:sz="6" w:space="0" w:color="000000"/>
-            </w:tcBorders>
-            <w:shd w:val="clear" w:color="auto" w:fill="auto"/>
-            <w:vAlign w:val="center"/>
-          </w:tcPr>
-          <w:p>
-            <w:pPr>
-              <w:snapToGrid w:val="0"/>
-              <w:spacing w:line="200" w:lineRule="exact"/>
-              <w:jc w:val="center"/>
-              <w:rPr>
-                <w:rFonts w:eastAsia="標楷體"/>
-                <w:sz w:val="20"/>
-                <w:szCs w:val="20"/>
-              </w:rPr>
-            </w:pPr>
-            <w:r>
-              <w:rPr>
-                <w:rFonts w:eastAsia="標楷體" w:hint="eastAsia"/>
-                <w:sz w:val="20"/>
-                <w:szCs w:val="20"/>
-              </w:rPr>
-              <w:t>給付淨額</w:t>
-            </w:r>
-          </w:p>
-          <w:p>
-            <w:pPr>
-              <w:adjustRightInd w:val="0"/>
-              <w:snapToGrid w:val="0"/>
-              <w:spacing w:line="200" w:lineRule="exact"/>
-              <w:ind w:leftChars="-20" w:left="-48"/>
-              <w:jc w:val="center"/>
-              <w:rPr>
-                <w:rFonts w:eastAsia="標楷體"/>
-                <w:spacing w:val="-12"/>
-                <w:sz w:val="16"/>
-                <w:szCs w:val="16"/>
-              </w:rPr>
-            </w:pPr>
-            <w:r>
-              <w:rPr>
-                <w:rFonts w:eastAsia="標楷體" w:hint="eastAsia"/>
-                <w:spacing w:val="-12"/>
-                <w:sz w:val="16"/>
-                <w:szCs w:val="16"/>
-              </w:rPr>
-              <w:t>【</w:t>
-            </w:r>
-            <w:r>
-              <w:rPr>
-                <w:rFonts w:eastAsia="標楷體" w:hint="eastAsia"/>
-                <w:spacing w:val="-12"/>
-                <w:sz w:val="16"/>
-                <w:szCs w:val="16"/>
-              </w:rPr>
-              <w:t>G=A-(B</w:t>
-            </w:r>
-            <w:r>
-              <w:rPr>
-                <w:rFonts w:eastAsia="標楷體" w:hint="eastAsia"/>
-                <w:spacing w:val="-12"/>
-                <w:sz w:val="16"/>
-                <w:szCs w:val="16"/>
-              </w:rPr>
-              <w:t>至</w:t>
-            </w:r>
-            <w:r>
-              <w:rPr>
-                <w:rFonts w:eastAsia="標楷體" w:hint="eastAsia"/>
-                <w:spacing w:val="-12"/>
-                <w:sz w:val="16"/>
-                <w:szCs w:val="16"/>
-              </w:rPr>
-              <w:t>F)</w:t>
-            </w:r>
-            <w:r>
-              <w:rPr>
-                <w:rFonts w:ascii="標楷體" w:eastAsia="標楷體" w:hAnsi="標楷體" w:hint="eastAsia"/>
-                <w:spacing w:val="-12"/>
-                <w:sz w:val="16"/>
-                <w:szCs w:val="16"/>
-              </w:rPr>
-              <w:t>】</w:t>
-            </w:r>
-          </w:p>
-        </w:tc>
-        <w:tc>
-          <w:tcPr>
-            <w:tcW w:w="866" w:type="pct"/>
-            <w:gridSpan w:val="4"/>
-            <w:tcBorders>
-              <w:top w:val="single" w:sz="6" w:space="0" w:color="000000"/>
-              <w:left w:val="single" w:sz="6" w:space="0" w:color="000000"/>
-              <w:bottom w:val="single" w:sz="18" w:space="0" w:color="000000"/>
-              <w:right w:val="single" w:sz="4" w:space="0" w:color="auto"/>
-            </w:tcBorders>
-            <w:shd w:val="clear" w:color="auto" w:fill="auto"/>
-            <w:vAlign w:val="center"/>
-          </w:tcPr>
-          <w:p>
-            <w:pPr>
-              <w:adjustRightInd w:val="0"/>
-              <w:snapToGrid w:val="0"/>
-              <w:spacing w:line="200" w:lineRule="exact"/>
-              <w:ind w:leftChars="-20" w:left="-48"/>
-              <w:jc w:val="center"/>
-              <w:rPr>
-                <w:rFonts w:eastAsia="標楷體"/>
-                <w:spacing w:val="-18"/>
-                <w:sz w:val="20"/>
-                <w:szCs w:val="20"/>
-              </w:rPr>
-            </w:pPr>
-            <w:r>
-              <w:t>{net_g}</w:t>
-            </w:r>
-          </w:p>
-        </w:tc>
-        <w:tc>
-          <w:tcPr>
-            <w:tcW w:w="796" w:type="pct"/>
-            <w:gridSpan w:val="5"/>
-            <w:tcBorders>
-              <w:top w:val="single" w:sz="6" w:space="0" w:color="000000"/>
-              <w:left w:val="single" w:sz="4" w:space="0" w:color="auto"/>
-              <w:bottom w:val="single" w:sz="18" w:space="0" w:color="000000"/>
-              <w:right w:val="single" w:sz="4" w:space="0" w:color="auto"/>
-            </w:tcBorders>
-            <w:shd w:val="clear" w:color="auto" w:fill="auto"/>
-            <w:vAlign w:val="center"/>
-          </w:tcPr>
-          <w:p>
-            <w:pPr>
-              <w:adjustRightInd w:val="0"/>
-              <w:snapToGrid w:val="0"/>
-              <w:spacing w:line="200" w:lineRule="exact"/>
-              <w:ind w:leftChars="-20" w:left="-48"/>
-              <w:jc w:val="center"/>
-              <w:rPr>
-                <w:rFonts w:eastAsia="標楷體"/>
-                <w:spacing w:val="-18"/>
-                <w:sz w:val="20"/>
-                <w:szCs w:val="20"/>
-              </w:rPr>
-            </w:pPr>
-            <w:r>
-              <w:rPr>
-                <w:rFonts w:eastAsia="標楷體" w:hint="eastAsia"/>
-                <w:sz w:val="20"/>
-                <w:szCs w:val="20"/>
-              </w:rPr>
-              <w:t>給付淨額</w:t>
-            </w:r>
-            <w:r>
-              <w:rPr>
-                <w:rFonts w:eastAsia="標楷體" w:hint="eastAsia"/>
-                <w:sz w:val="20"/>
-                <w:szCs w:val="20"/>
-              </w:rPr>
-              <w:t>(</w:t>
-            </w:r>
-            <w:r>
-              <w:rPr>
-                <w:rFonts w:eastAsia="標楷體" w:hint="eastAsia"/>
-                <w:sz w:val="20"/>
-                <w:szCs w:val="20"/>
-              </w:rPr>
-              <w:t>大寫</w:t>
-            </w:r>
-            <w:r>
-              <w:rPr>
-                <w:rFonts w:eastAsia="標楷體" w:hint="eastAsia"/>
-                <w:sz w:val="20"/>
-                <w:szCs w:val="20"/>
-              </w:rPr>
-              <w:t>)</w:t>
-            </w:r>
-          </w:p>
-        </w:tc>
-        <w:tc>
-          <w:tcPr>
-            <w:tcW w:w="2716" w:type="pct"/>
-            <w:gridSpan w:val="19"/>
-            <w:tcBorders>
-              <w:top w:val="single" w:sz="6" w:space="0" w:color="000000"/>
-              <w:left w:val="single" w:sz="4" w:space="0" w:color="auto"/>
-              <w:bottom w:val="single" w:sz="18" w:space="0" w:color="000000"/>
-              <w:right w:val="single" w:sz="6" w:space="0" w:color="000000"/>
-            </w:tcBorders>
-            <w:shd w:val="clear" w:color="auto" w:fill="auto"/>
-            <w:vAlign w:val="center"/>
-          </w:tcPr>
-          <w:p>
-            <w:pPr>
-              <w:adjustRightInd w:val="0"/>
-              <w:snapToGrid w:val="0"/>
-              <w:spacing w:line="200" w:lineRule="exact"/>
-              <w:ind w:leftChars="-20" w:left="-48"/>
-              <w:jc w:val="center"/>
-              <w:rPr>
-                <w:rFonts w:eastAsia="標楷體"/>
-                <w:spacing w:val="-18"/>
-                <w:sz w:val="20"/>
-                <w:szCs w:val="20"/>
-              </w:rPr>
-            </w:pPr>
-            <w:r>
-              <w:rPr>
-                <w:rFonts w:eastAsia="標楷體" w:hint="eastAsia"/>
-                <w:spacing w:val="-18"/>
-                <w:sz w:val="20"/>
-                <w:szCs w:val="20"/>
-              </w:rPr>
-              <w:t xml:space="preserve">　　</w:t>
-            </w:r>
-            <w:r>
-              <w:rPr>
-                <w:rFonts w:eastAsia="標楷體" w:hint="eastAsia"/>
-                <w:spacing w:val="-18"/>
-                <w:sz w:val="20"/>
-                <w:szCs w:val="20"/>
-              </w:rPr>
-              <w:t>{</w:t>
-            </w:r>
-            <w:r>
-              <w:rPr>
-                <w:rFonts w:eastAsia="標楷體"/>
-                <w:spacing w:val="-18"/>
-                <w:sz w:val="20"/>
-                <w:szCs w:val="20"/>
-              </w:rPr>
-              <w:t>net_g0}</w:t>
-            </w:r>
-            <w:r>
-              <w:rPr>
-                <w:rFonts w:eastAsia="標楷體" w:hint="eastAsia"/>
-                <w:spacing w:val="-18"/>
-                <w:sz w:val="20"/>
-                <w:szCs w:val="20"/>
-              </w:rPr>
-              <w:t xml:space="preserve">　萬　</w:t>
-            </w:r>
-            <w:r>
-              <w:rPr>
-                <w:rFonts w:eastAsia="標楷體" w:hint="eastAsia"/>
-                <w:spacing w:val="-18"/>
-                <w:sz w:val="20"/>
-                <w:szCs w:val="20"/>
-              </w:rPr>
-              <w:t>{</w:t>
-            </w:r>
-            <w:r>
-              <w:rPr>
-                <w:rFonts w:eastAsia="標楷體"/>
-                <w:spacing w:val="-18"/>
-                <w:sz w:val="20"/>
-                <w:szCs w:val="20"/>
-              </w:rPr>
-              <w:t>net_g1}</w:t>
-            </w:r>
-            <w:r>
-              <w:rPr>
-                <w:rFonts w:eastAsia="標楷體" w:hint="eastAsia"/>
-                <w:spacing w:val="-18"/>
-                <w:sz w:val="20"/>
-                <w:szCs w:val="20"/>
-              </w:rPr>
-              <w:t xml:space="preserve">　仟　</w:t>
-            </w:r>
-            <w:r>
-              <w:rPr>
-                <w:rFonts w:eastAsia="標楷體" w:hint="eastAsia"/>
-                <w:spacing w:val="-18"/>
-                <w:sz w:val="20"/>
-                <w:szCs w:val="20"/>
-              </w:rPr>
-              <w:t>{</w:t>
-            </w:r>
-            <w:r>
-              <w:rPr>
-                <w:rFonts w:eastAsia="標楷體"/>
-                <w:spacing w:val="-18"/>
-                <w:sz w:val="20"/>
-                <w:szCs w:val="20"/>
-              </w:rPr>
-              <w:t>net_g2}</w:t>
-            </w:r>
-            <w:r>
-              <w:rPr>
-                <w:rFonts w:eastAsia="標楷體" w:hint="eastAsia"/>
-                <w:spacing w:val="-18"/>
-                <w:sz w:val="20"/>
-                <w:szCs w:val="20"/>
-              </w:rPr>
-              <w:t xml:space="preserve">　佰</w:t>
-            </w:r>
-            <w:r>
-              <w:rPr>
-                <w:rFonts w:eastAsia="標楷體" w:hint="eastAsia"/>
-                <w:spacing w:val="-18"/>
-                <w:sz w:val="20"/>
-                <w:szCs w:val="20"/>
-              </w:rPr>
-              <w:t xml:space="preserve"> {</w:t>
-            </w:r>
-            <w:r>
-              <w:rPr>
-                <w:rFonts w:eastAsia="標楷體"/>
-                <w:spacing w:val="-18"/>
-                <w:sz w:val="20"/>
-                <w:szCs w:val="20"/>
-              </w:rPr>
-              <w:t>net_g3}</w:t>
-            </w:r>
-            <w:r>
-              <w:rPr>
-                <w:rFonts w:eastAsia="標楷體" w:hint="eastAsia"/>
-                <w:spacing w:val="-18"/>
-                <w:sz w:val="20"/>
-                <w:szCs w:val="20"/>
-              </w:rPr>
-              <w:t xml:space="preserve">　拾</w:t>
-            </w:r>
-            <w:r>
-              <w:rPr>
-                <w:rFonts w:eastAsia="標楷體" w:hint="eastAsia"/>
-                <w:spacing w:val="-18"/>
-                <w:sz w:val="20"/>
-                <w:szCs w:val="20"/>
-              </w:rPr>
-              <w:t xml:space="preserve"> {</w:t>
-            </w:r>
-            <w:r>
-              <w:rPr>
-                <w:rFonts w:eastAsia="標楷體"/>
-                <w:spacing w:val="-18"/>
-                <w:sz w:val="20"/>
-                <w:szCs w:val="20"/>
-              </w:rPr>
-              <w:t>net_g4}</w:t>
-            </w:r>
-            <w:r>
-              <w:rPr>
-                <w:rFonts w:eastAsia="標楷體" w:hint="eastAsia"/>
-                <w:spacing w:val="-18"/>
-                <w:sz w:val="20"/>
-                <w:szCs w:val="20"/>
-              </w:rPr>
-              <w:t xml:space="preserve"> </w:t>
-            </w:r>
-            <w:r>
-              <w:rPr>
-                <w:rFonts w:eastAsia="標楷體" w:hint="eastAsia"/>
-                <w:spacing w:val="-18"/>
-                <w:sz w:val="20"/>
-                <w:szCs w:val="20"/>
-              </w:rPr>
-              <w:t>元整</w:t>
-            </w:r>
-          </w:p>
-        </w:tc>
-      </w:tr>
-      <w:tr>
-        <w:trPr>
-          <w:trHeight w:val="20"/>
-        </w:trPr>
-        <w:tc>
-          <w:tcPr>
-            <w:tcW w:w="549" w:type="pct"/>
-            <w:gridSpan w:val="2"/>
-            <w:tcBorders>
-              <w:top w:val="single" w:sz="18" w:space="0" w:color="000000"/>
-              <w:left w:val="single" w:sz="18" w:space="0" w:color="000000"/>
-              <w:bottom w:val="single" w:sz="2" w:space="0" w:color="000000"/>
-              <w:right w:val="single" w:sz="4" w:space="0" w:color="auto"/>
-            </w:tcBorders>
-            <w:shd w:val="clear" w:color="auto" w:fill="auto"/>
-            <w:vAlign w:val="center"/>
-          </w:tcPr>
-          <w:p>
-            <w:pPr>
-              <w:adjustRightInd w:val="0"/>
-              <w:snapToGrid w:val="0"/>
-              <w:spacing w:line="200" w:lineRule="exact"/>
-              <w:jc w:val="center"/>
-              <w:rPr>
-                <w:rFonts w:eastAsia="標楷體"/>
-                <w:sz w:val="20"/>
-                <w:szCs w:val="20"/>
-              </w:rPr>
-            </w:pPr>
-            <w:r>
-              <w:rPr>
-                <w:rFonts w:eastAsia="標楷體"/>
-                <w:sz w:val="20"/>
-                <w:szCs w:val="20"/>
-              </w:rPr>
-              <w:t>領款人</w:t>
-            </w:r>
-          </w:p>
-        </w:tc>
-        <w:tc>
-          <w:tcPr>
-            <w:tcW w:w="940" w:type="pct"/>
-            <w:gridSpan w:val="5"/>
-            <w:tcBorders>
-              <w:top w:val="single" w:sz="18" w:space="0" w:color="000000"/>
-              <w:left w:val="single" w:sz="4" w:space="0" w:color="auto"/>
-              <w:bottom w:val="single" w:sz="2" w:space="0" w:color="000000"/>
-              <w:right w:val="single" w:sz="4" w:space="0" w:color="auto"/>
-            </w:tcBorders>
-            <w:shd w:val="clear" w:color="auto" w:fill="auto"/>
-            <w:vAlign w:val="center"/>
-          </w:tcPr>
-          <w:p>
-            <w:pPr>
-              <w:adjustRightInd w:val="0"/>
-              <w:snapToGrid w:val="0"/>
-              <w:spacing w:line="200" w:lineRule="exact"/>
-              <w:ind w:leftChars="-50" w:left="-120"/>
-              <w:jc w:val="center"/>
-              <w:rPr>
-                <w:rFonts w:eastAsia="標楷體"/>
-                <w:sz w:val="20"/>
-                <w:szCs w:val="20"/>
-              </w:rPr>
-            </w:pPr>
-          </w:p>
-          <w:p>
-            <w:pPr>
-              <w:adjustRightInd w:val="0"/>
-              <w:snapToGrid w:val="0"/>
-              <w:spacing w:line="200" w:lineRule="exact"/>
-              <w:ind w:leftChars="-50" w:left="-120"/>
-              <w:jc w:val="center"/>
-              <w:rPr>
-                <w:rFonts w:eastAsia="標楷體"/>
-                <w:sz w:val="20"/>
-                <w:szCs w:val="20"/>
-              </w:rPr>
-            </w:pPr>
-            <w:r>
-              <w:rPr>
-                <w:rFonts w:eastAsia="標楷體" w:hint="eastAsia"/>
-                <w:sz w:val="20"/>
-                <w:szCs w:val="20"/>
-              </w:rPr>
-              <w:t xml:space="preserve">           (</w:t>
-            </w:r>
-            <w:r>
-              <w:rPr>
-                <w:rFonts w:eastAsia="標楷體" w:hint="eastAsia"/>
-                <w:sz w:val="20"/>
-                <w:szCs w:val="20"/>
-              </w:rPr>
-              <w:t>簽章</w:t>
-            </w:r>
-            <w:r>
-              <w:rPr>
-                <w:rFonts w:eastAsia="標楷體" w:hint="eastAsia"/>
-                <w:sz w:val="20"/>
-                <w:szCs w:val="20"/>
-              </w:rPr>
-              <w:t>)</w:t>
-            </w:r>
-          </w:p>
-        </w:tc>
-        <w:tc>
-          <w:tcPr>
-            <w:tcW w:w="530" w:type="pct"/>
-            <w:gridSpan w:val="2"/>
-            <w:tcBorders>
-              <w:top w:val="single" w:sz="18" w:space="0" w:color="000000"/>
-              <w:left w:val="single" w:sz="4" w:space="0" w:color="auto"/>
-              <w:bottom w:val="single" w:sz="2" w:space="0" w:color="000000"/>
-              <w:right w:val="single" w:sz="4" w:space="0" w:color="auto"/>
-            </w:tcBorders>
-            <w:shd w:val="clear" w:color="auto" w:fill="auto"/>
-            <w:vAlign w:val="center"/>
-          </w:tcPr>
-          <w:p>
-            <w:pPr>
-              <w:adjustRightInd w:val="0"/>
-              <w:snapToGrid w:val="0"/>
-              <w:spacing w:line="200" w:lineRule="exact"/>
-              <w:ind w:leftChars="-50" w:left="-120"/>
-              <w:jc w:val="center"/>
-              <w:rPr>
-                <w:rFonts w:eastAsia="標楷體"/>
-                <w:spacing w:val="-12"/>
-                <w:sz w:val="20"/>
-                <w:szCs w:val="20"/>
-              </w:rPr>
-            </w:pPr>
-            <w:r>
-              <w:rPr>
-                <w:rFonts w:eastAsia="標楷體" w:hint="eastAsia"/>
-                <w:sz w:val="20"/>
-                <w:szCs w:val="20"/>
-              </w:rPr>
-              <w:t>身分證字號</w:t>
-            </w:r>
-          </w:p>
-        </w:tc>
-        <w:tc>
-          <w:tcPr>
-            <w:tcW w:w="174" w:type="pct"/>
-            <w:gridSpan w:val="2"/>
-            <w:tcBorders>
-              <w:top w:val="single" w:sz="18" w:space="0" w:color="000000"/>
-              <w:left w:val="single" w:sz="4" w:space="0" w:color="auto"/>
-              <w:bottom w:val="single" w:sz="2" w:space="0" w:color="000000"/>
-              <w:right w:val="single" w:sz="6" w:space="0" w:color="000000"/>
-            </w:tcBorders>
-            <w:shd w:val="clear" w:color="auto" w:fill="auto"/>
-            <w:vAlign w:val="center"/>
-          </w:tcPr>
-          <w:p>
-            <w:pPr>
-              <w:adjustRightInd w:val="0"/>
-              <w:snapToGrid w:val="0"/>
-              <w:spacing w:line="200" w:lineRule="exact"/>
-              <w:jc w:val="center"/>
-              <w:rPr>
-                <w:rFonts w:eastAsia="標楷體"/>
-                <w:spacing w:val="-12"/>
-                <w:sz w:val="20"/>
-                <w:szCs w:val="20"/>
-              </w:rPr>
-            </w:pPr>
-            <w:r>
-              <w:rPr>
-                <w:rFonts w:eastAsia="標楷體" w:hint="eastAsia"/>
-                <w:spacing w:val="-12"/>
-                <w:sz w:val="20"/>
-                <w:szCs w:val="20"/>
-              </w:rPr>
-              <w:t>{</w:t>
-            </w:r>
-            <w:r>
-              <w:rPr>
-                <w:rFonts w:eastAsia="標楷體"/>
-                <w:spacing w:val="-12"/>
-                <w:sz w:val="20"/>
-                <w:szCs w:val="20"/>
-              </w:rPr>
-              <w:t>i0}</w:t>
-            </w:r>
-          </w:p>
-        </w:tc>
-        <w:tc>
-          <w:tcPr>
-            <w:tcW w:w="174" w:type="pct"/>
-            <w:gridSpan w:val="2"/>
-            <w:tcBorders>
-              <w:top w:val="single" w:sz="18" w:space="0" w:color="000000"/>
-              <w:left w:val="single" w:sz="6" w:space="0" w:color="000000"/>
-              <w:bottom w:val="single" w:sz="6" w:space="0" w:color="000000"/>
-              <w:right w:val="single" w:sz="6" w:space="0" w:color="000000"/>
-            </w:tcBorders>
-            <w:shd w:val="clear" w:color="auto" w:fill="auto"/>
-            <w:vAlign w:val="center"/>
-          </w:tcPr>
-          <w:p>
-            <w:pPr>
-              <w:adjustRightInd w:val="0"/>
-              <w:snapToGrid w:val="0"/>
-              <w:spacing w:line="200" w:lineRule="exact"/>
-              <w:jc w:val="center"/>
-              <w:rPr>
-                <w:rFonts w:eastAsia="標楷體"/>
-                <w:spacing w:val="-12"/>
-                <w:sz w:val="20"/>
-                <w:szCs w:val="20"/>
-              </w:rPr>
-            </w:pPr>
-            <w:r>
-              <w:rPr>
-                <w:rFonts w:eastAsia="標楷體" w:hint="eastAsia"/>
-                <w:spacing w:val="-12"/>
-                <w:sz w:val="20"/>
-                <w:szCs w:val="20"/>
-              </w:rPr>
-              <w:t>{</w:t>
-            </w:r>
-            <w:r>
-              <w:rPr>
-                <w:rFonts w:eastAsia="標楷體"/>
-                <w:spacing w:val="-12"/>
-                <w:sz w:val="20"/>
-                <w:szCs w:val="20"/>
-              </w:rPr>
-              <w:t>i1}</w:t>
-            </w:r>
-          </w:p>
-        </w:tc>
-        <w:tc>
-          <w:tcPr>
-            <w:tcW w:w="174" w:type="pct"/>
-            <w:tcBorders>
-              <w:top w:val="single" w:sz="18" w:space="0" w:color="000000"/>
-              <w:left w:val="single" w:sz="6" w:space="0" w:color="000000"/>
-              <w:bottom w:val="single" w:sz="6" w:space="0" w:color="000000"/>
-              <w:right w:val="single" w:sz="6" w:space="0" w:color="000000"/>
-            </w:tcBorders>
-            <w:shd w:val="clear" w:color="auto" w:fill="auto"/>
-            <w:vAlign w:val="center"/>
-          </w:tcPr>
-          <w:p>
-            <w:pPr>
-              <w:adjustRightInd w:val="0"/>
-              <w:snapToGrid w:val="0"/>
-              <w:spacing w:line="200" w:lineRule="exact"/>
-              <w:jc w:val="center"/>
-              <w:rPr>
-                <w:rFonts w:eastAsia="標楷體"/>
-                <w:spacing w:val="-12"/>
-                <w:sz w:val="20"/>
-                <w:szCs w:val="20"/>
-              </w:rPr>
-            </w:pPr>
-            <w:r>
-              <w:rPr>
-                <w:rFonts w:eastAsia="標楷體" w:hint="eastAsia"/>
-                <w:spacing w:val="-12"/>
-                <w:sz w:val="20"/>
-                <w:szCs w:val="20"/>
-              </w:rPr>
-              <w:t>{</w:t>
-            </w:r>
-            <w:r>
-              <w:rPr>
-                <w:rFonts w:eastAsia="標楷體"/>
-                <w:spacing w:val="-12"/>
-                <w:sz w:val="20"/>
-                <w:szCs w:val="20"/>
-              </w:rPr>
-              <w:t>i2}</w:t>
-            </w:r>
-          </w:p>
-        </w:tc>
-        <w:tc>
-          <w:tcPr>
-            <w:tcW w:w="174" w:type="pct"/>
-            <w:gridSpan w:val="2"/>
-            <w:tcBorders>
-              <w:top w:val="single" w:sz="18" w:space="0" w:color="000000"/>
-              <w:left w:val="single" w:sz="6" w:space="0" w:color="000000"/>
-              <w:bottom w:val="single" w:sz="6" w:space="0" w:color="000000"/>
-              <w:right w:val="single" w:sz="6" w:space="0" w:color="000000"/>
-            </w:tcBorders>
-            <w:shd w:val="clear" w:color="auto" w:fill="auto"/>
-            <w:vAlign w:val="center"/>
-          </w:tcPr>
-          <w:p>
-            <w:pPr>
-              <w:adjustRightInd w:val="0"/>
-              <w:snapToGrid w:val="0"/>
-              <w:spacing w:line="200" w:lineRule="exact"/>
-              <w:jc w:val="center"/>
-              <w:rPr>
-                <w:rFonts w:eastAsia="標楷體"/>
-                <w:spacing w:val="-12"/>
-                <w:sz w:val="20"/>
-                <w:szCs w:val="20"/>
-              </w:rPr>
-            </w:pPr>
-            <w:r>
-              <w:rPr>
-                <w:rFonts w:eastAsia="標楷體" w:hint="eastAsia"/>
-                <w:spacing w:val="-12"/>
-                <w:sz w:val="20"/>
-                <w:szCs w:val="20"/>
-              </w:rPr>
-              <w:t>{</w:t>
-            </w:r>
-            <w:r>
-              <w:rPr>
-                <w:rFonts w:eastAsia="標楷體"/>
-                <w:spacing w:val="-12"/>
-                <w:sz w:val="20"/>
-                <w:szCs w:val="20"/>
-              </w:rPr>
-              <w:t>i3}</w:t>
-            </w:r>
-          </w:p>
-        </w:tc>
-        <w:tc>
-          <w:tcPr>
-            <w:tcW w:w="174" w:type="pct"/>
-            <w:tcBorders>
-              <w:top w:val="single" w:sz="18" w:space="0" w:color="000000"/>
-              <w:left w:val="single" w:sz="6" w:space="0" w:color="000000"/>
-              <w:bottom w:val="single" w:sz="6" w:space="0" w:color="000000"/>
-              <w:right w:val="single" w:sz="6" w:space="0" w:color="000000"/>
-            </w:tcBorders>
-            <w:shd w:val="clear" w:color="auto" w:fill="auto"/>
-            <w:vAlign w:val="center"/>
-          </w:tcPr>
-          <w:p>
-            <w:pPr>
-              <w:adjustRightInd w:val="0"/>
-              <w:snapToGrid w:val="0"/>
-              <w:spacing w:line="200" w:lineRule="exact"/>
-              <w:jc w:val="center"/>
-              <w:rPr>
-                <w:rFonts w:eastAsia="標楷體"/>
-                <w:spacing w:val="-12"/>
-                <w:sz w:val="20"/>
-                <w:szCs w:val="20"/>
-              </w:rPr>
-            </w:pPr>
-            <w:r>
-              <w:rPr>
-                <w:rFonts w:eastAsia="標楷體" w:hint="eastAsia"/>
-                <w:spacing w:val="-12"/>
-                <w:sz w:val="20"/>
-                <w:szCs w:val="20"/>
-              </w:rPr>
-              <w:t>{</w:t>
-            </w:r>
-            <w:r>
-              <w:rPr>
-                <w:rFonts w:eastAsia="標楷體"/>
-                <w:spacing w:val="-12"/>
-                <w:sz w:val="20"/>
-                <w:szCs w:val="20"/>
-              </w:rPr>
-              <w:t>i4}</w:t>
-            </w:r>
-          </w:p>
-        </w:tc>
-        <w:tc>
-          <w:tcPr>
-            <w:tcW w:w="174" w:type="pct"/>
-            <w:gridSpan w:val="3"/>
-            <w:tcBorders>
-              <w:top w:val="single" w:sz="18" w:space="0" w:color="000000"/>
-              <w:left w:val="single" w:sz="6" w:space="0" w:color="000000"/>
-              <w:bottom w:val="single" w:sz="6" w:space="0" w:color="000000"/>
-              <w:right w:val="single" w:sz="6" w:space="0" w:color="000000"/>
-            </w:tcBorders>
-            <w:shd w:val="clear" w:color="auto" w:fill="auto"/>
-            <w:vAlign w:val="center"/>
-          </w:tcPr>
-          <w:p>
-            <w:pPr>
-              <w:adjustRightInd w:val="0"/>
-              <w:snapToGrid w:val="0"/>
-              <w:spacing w:line="200" w:lineRule="exact"/>
-              <w:jc w:val="center"/>
-              <w:rPr>
-                <w:rFonts w:eastAsia="標楷體"/>
-                <w:spacing w:val="-12"/>
-                <w:sz w:val="20"/>
-                <w:szCs w:val="20"/>
-              </w:rPr>
-            </w:pPr>
-            <w:r>
-              <w:rPr>
-                <w:rFonts w:eastAsia="標楷體" w:hint="eastAsia"/>
-                <w:spacing w:val="-12"/>
-                <w:sz w:val="20"/>
-                <w:szCs w:val="20"/>
-              </w:rPr>
-              <w:t>{</w:t>
-            </w:r>
-            <w:r>
-              <w:rPr>
-                <w:rFonts w:eastAsia="標楷體"/>
-                <w:spacing w:val="-12"/>
-                <w:sz w:val="20"/>
-                <w:szCs w:val="20"/>
-              </w:rPr>
-              <w:t>i5}</w:t>
-            </w:r>
-          </w:p>
-        </w:tc>
-        <w:tc>
-          <w:tcPr>
-            <w:tcW w:w="174" w:type="pct"/>
-            <w:tcBorders>
-              <w:top w:val="single" w:sz="18" w:space="0" w:color="000000"/>
-              <w:left w:val="single" w:sz="6" w:space="0" w:color="000000"/>
-              <w:bottom w:val="single" w:sz="6" w:space="0" w:color="000000"/>
-              <w:right w:val="single" w:sz="6" w:space="0" w:color="000000"/>
-            </w:tcBorders>
-            <w:shd w:val="clear" w:color="auto" w:fill="auto"/>
-            <w:vAlign w:val="center"/>
-          </w:tcPr>
-          <w:p>
-            <w:pPr>
-              <w:adjustRightInd w:val="0"/>
-              <w:snapToGrid w:val="0"/>
-              <w:spacing w:line="200" w:lineRule="exact"/>
-              <w:jc w:val="center"/>
-              <w:rPr>
-                <w:rFonts w:eastAsia="標楷體"/>
-                <w:spacing w:val="-12"/>
-                <w:sz w:val="20"/>
-                <w:szCs w:val="20"/>
-              </w:rPr>
-            </w:pPr>
-            <w:r>
-              <w:rPr>
-                <w:rFonts w:eastAsia="標楷體" w:hint="eastAsia"/>
-                <w:spacing w:val="-12"/>
-                <w:sz w:val="20"/>
-                <w:szCs w:val="20"/>
-              </w:rPr>
-              <w:t>{</w:t>
-            </w:r>
-            <w:r>
-              <w:rPr>
-                <w:rFonts w:eastAsia="標楷體"/>
-                <w:spacing w:val="-12"/>
-                <w:sz w:val="20"/>
-                <w:szCs w:val="20"/>
-              </w:rPr>
-              <w:t>i6}</w:t>
-            </w:r>
-          </w:p>
-        </w:tc>
-        <w:tc>
-          <w:tcPr>
-            <w:tcW w:w="174" w:type="pct"/>
-            <w:tcBorders>
-              <w:top w:val="single" w:sz="18" w:space="0" w:color="000000"/>
-              <w:left w:val="single" w:sz="6" w:space="0" w:color="000000"/>
-              <w:bottom w:val="single" w:sz="6" w:space="0" w:color="000000"/>
-              <w:right w:val="single" w:sz="6" w:space="0" w:color="000000"/>
-            </w:tcBorders>
-            <w:shd w:val="clear" w:color="auto" w:fill="auto"/>
-            <w:vAlign w:val="center"/>
-          </w:tcPr>
-          <w:p>
-            <w:pPr>
-              <w:adjustRightInd w:val="0"/>
-              <w:snapToGrid w:val="0"/>
-              <w:spacing w:line="200" w:lineRule="exact"/>
-              <w:jc w:val="center"/>
-              <w:rPr>
-                <w:rFonts w:eastAsia="標楷體"/>
-                <w:spacing w:val="-12"/>
-                <w:sz w:val="20"/>
-                <w:szCs w:val="20"/>
-              </w:rPr>
-            </w:pPr>
-            <w:r>
-              <w:rPr>
-                <w:rFonts w:eastAsia="標楷體" w:hint="eastAsia"/>
-                <w:spacing w:val="-12"/>
-                <w:sz w:val="20"/>
-                <w:szCs w:val="20"/>
-              </w:rPr>
-              <w:t>{</w:t>
-            </w:r>
-            <w:r>
-              <w:rPr>
-                <w:rFonts w:eastAsia="標楷體"/>
-                <w:spacing w:val="-12"/>
-                <w:sz w:val="20"/>
-                <w:szCs w:val="20"/>
-              </w:rPr>
-              <w:t>i7}</w:t>
-            </w:r>
-          </w:p>
-        </w:tc>
-        <w:tc>
-          <w:tcPr>
-            <w:tcW w:w="174" w:type="pct"/>
-            <w:gridSpan w:val="2"/>
-            <w:tcBorders>
-              <w:top w:val="single" w:sz="18" w:space="0" w:color="000000"/>
-              <w:left w:val="single" w:sz="6" w:space="0" w:color="000000"/>
-              <w:bottom w:val="single" w:sz="6" w:space="0" w:color="000000"/>
-              <w:right w:val="single" w:sz="6" w:space="0" w:color="000000"/>
-            </w:tcBorders>
-            <w:shd w:val="clear" w:color="auto" w:fill="auto"/>
-            <w:vAlign w:val="center"/>
-          </w:tcPr>
-          <w:p>
-            <w:pPr>
-              <w:adjustRightInd w:val="0"/>
-              <w:snapToGrid w:val="0"/>
-              <w:spacing w:line="200" w:lineRule="exact"/>
-              <w:jc w:val="center"/>
-              <w:rPr>
-                <w:rFonts w:eastAsia="標楷體"/>
-                <w:spacing w:val="-12"/>
-                <w:sz w:val="20"/>
-                <w:szCs w:val="20"/>
-              </w:rPr>
-            </w:pPr>
-            <w:r>
-              <w:rPr>
-                <w:rFonts w:eastAsia="標楷體" w:hint="eastAsia"/>
-                <w:spacing w:val="-12"/>
-                <w:sz w:val="20"/>
-                <w:szCs w:val="20"/>
-              </w:rPr>
-              <w:t>{</w:t>
-            </w:r>
-            <w:r>
-              <w:rPr>
-                <w:rFonts w:eastAsia="標楷體"/>
-                <w:spacing w:val="-12"/>
-                <w:sz w:val="20"/>
-                <w:szCs w:val="20"/>
-              </w:rPr>
-              <w:t>i8}</w:t>
-            </w:r>
-          </w:p>
-        </w:tc>
-        <w:tc>
-          <w:tcPr>
-            <w:tcW w:w="174" w:type="pct"/>
-            <w:tcBorders>
-              <w:top w:val="single" w:sz="18" w:space="0" w:color="000000"/>
-              <w:left w:val="single" w:sz="6" w:space="0" w:color="000000"/>
-              <w:bottom w:val="single" w:sz="6" w:space="0" w:color="000000"/>
-              <w:right w:val="single" w:sz="4" w:space="0" w:color="auto"/>
-            </w:tcBorders>
-            <w:shd w:val="clear" w:color="auto" w:fill="auto"/>
-            <w:vAlign w:val="center"/>
-          </w:tcPr>
-          <w:p>
-            <w:pPr>
-              <w:snapToGrid w:val="0"/>
-              <w:spacing w:line="200" w:lineRule="exact"/>
-              <w:jc w:val="center"/>
-              <w:rPr>
-                <w:rFonts w:eastAsia="標楷體"/>
-                <w:spacing w:val="-12"/>
-                <w:sz w:val="20"/>
-                <w:szCs w:val="20"/>
-              </w:rPr>
-            </w:pPr>
-            <w:r>
-              <w:rPr>
-                <w:rFonts w:eastAsia="標楷體" w:hint="eastAsia"/>
-                <w:spacing w:val="-12"/>
-                <w:sz w:val="20"/>
-                <w:szCs w:val="20"/>
-              </w:rPr>
-              <w:t>{</w:t>
-            </w:r>
-            <w:r>
-              <w:rPr>
-                <w:rFonts w:eastAsia="標楷體"/>
-                <w:spacing w:val="-12"/>
-                <w:sz w:val="20"/>
-                <w:szCs w:val="20"/>
-              </w:rPr>
-              <w:t>i9}</w:t>
-            </w:r>
-          </w:p>
-        </w:tc>
-        <w:tc>
-          <w:tcPr>
-            <w:tcW w:w="399" w:type="pct"/>
-            <w:gridSpan w:val="3"/>
-            <w:tcBorders>
-              <w:top w:val="single" w:sz="18" w:space="0" w:color="000000"/>
-              <w:left w:val="single" w:sz="4" w:space="0" w:color="auto"/>
-              <w:bottom w:val="single" w:sz="6" w:space="0" w:color="000000"/>
-              <w:right w:val="single" w:sz="4" w:space="0" w:color="auto"/>
-            </w:tcBorders>
-            <w:shd w:val="clear" w:color="auto" w:fill="auto"/>
-            <w:vAlign w:val="center"/>
-          </w:tcPr>
-          <w:p>
-            <w:pPr>
-              <w:snapToGrid w:val="0"/>
-              <w:spacing w:line="200" w:lineRule="exact"/>
-              <w:ind w:leftChars="-50" w:left="-120"/>
-              <w:jc w:val="center"/>
-              <w:rPr>
-                <w:rFonts w:eastAsia="標楷體"/>
-                <w:spacing w:val="-12"/>
-                <w:sz w:val="20"/>
-                <w:szCs w:val="20"/>
-              </w:rPr>
-            </w:pPr>
-            <w:r>
-              <w:rPr>
-                <w:rFonts w:eastAsia="標楷體" w:hint="eastAsia"/>
-                <w:spacing w:val="-12"/>
-                <w:sz w:val="20"/>
-                <w:szCs w:val="20"/>
-              </w:rPr>
-              <w:t>連絡電話</w:t>
-            </w:r>
-          </w:p>
-        </w:tc>
-        <w:tc>
-          <w:tcPr>
-            <w:tcW w:w="844" w:type="pct"/>
-            <w:gridSpan w:val="3"/>
-            <w:tcBorders>
-              <w:top w:val="single" w:sz="18" w:space="0" w:color="000000"/>
-              <w:left w:val="single" w:sz="4" w:space="0" w:color="auto"/>
-              <w:bottom w:val="single" w:sz="6" w:space="0" w:color="000000"/>
-              <w:right w:val="single" w:sz="18" w:space="0" w:color="000000"/>
-            </w:tcBorders>
-            <w:shd w:val="clear" w:color="auto" w:fill="auto"/>
-            <w:vAlign w:val="center"/>
-          </w:tcPr>
-          <w:p>
-            <w:pPr>
-              <w:snapToGrid w:val="0"/>
-              <w:spacing w:line="200" w:lineRule="exact"/>
-              <w:jc w:val="center"/>
-              <w:rPr>
-                <w:rFonts w:eastAsia="標楷體"/>
-                <w:spacing w:val="-12"/>
-                <w:sz w:val="20"/>
-                <w:szCs w:val="20"/>
-              </w:rPr>
-            </w:pPr>
-            <w:r>
-              <w:t>{phone}</w:t>
-            </w:r>
-          </w:p>
-        </w:tc>
-      </w:tr>
-      <w:tr>
-        <w:trPr>
-          <w:trHeight w:val="20"/>
-        </w:trPr>
-        <w:tc>
-          <w:tcPr>
-            <w:tcW w:w="549" w:type="pct"/>
-            <w:gridSpan w:val="2"/>
-            <w:tcBorders>
-              <w:top w:val="single" w:sz="2" w:space="0" w:color="000000"/>
-              <w:left w:val="single" w:sz="18" w:space="0" w:color="000000"/>
-              <w:bottom w:val="single" w:sz="18" w:space="0" w:color="000000"/>
-              <w:right w:val="single" w:sz="4" w:space="0" w:color="auto"/>
-            </w:tcBorders>
-            <w:vAlign w:val="center"/>
-          </w:tcPr>
-          <w:p>
-            <w:pPr>
-              <w:tabs>
-                <w:tab w:val="left" w:pos="3097"/>
-              </w:tabs>
-              <w:adjustRightInd w:val="0"/>
-              <w:snapToGrid w:val="0"/>
-              <w:spacing w:line="220" w:lineRule="exact"/>
-              <w:ind w:leftChars="-20" w:left="-48"/>
-              <w:jc w:val="center"/>
-              <w:rPr>
-                <w:rFonts w:eastAsia="標楷體"/>
-                <w:sz w:val="20"/>
-                <w:szCs w:val="20"/>
-              </w:rPr>
-            </w:pPr>
-            <w:r>
-              <w:rPr>
-                <w:rFonts w:eastAsia="標楷體"/>
-                <w:sz w:val="22"/>
-                <w:szCs w:val="22"/>
-              </w:rPr>
-              <w:t>戶籍地址</w:t>
-            </w:r>
-          </w:p>
-        </w:tc>
-        <w:tc>
-          <w:tcPr>
-            <w:tcW w:w="4451" w:type="pct"/>
-            <w:gridSpan w:val="29"/>
-            <w:tcBorders>
-              <w:top w:val="single" w:sz="6" w:space="0" w:color="000000"/>
-              <w:left w:val="single" w:sz="4" w:space="0" w:color="auto"/>
-              <w:bottom w:val="single" w:sz="18" w:space="0" w:color="000000"/>
-              <w:right w:val="single" w:sz="18" w:space="0" w:color="000000"/>
-            </w:tcBorders>
-            <w:vAlign w:val="center"/>
-          </w:tcPr>
-          <w:p>
-            <w:pPr>
-              <w:widowControl/>
-              <w:adjustRightInd w:val="0"/>
-              <w:snapToGrid w:val="0"/>
-              <w:ind w:leftChars="-30" w:left="-72"/>
-              <w:rPr>
-                <w:rFonts w:eastAsia="標楷體"/>
-                <w:sz w:val="44"/>
-                <w:szCs w:val="44"/>
-              </w:rPr>
-            </w:pPr>
-            <w:r>
-              <w:rPr>
-                <w:rFonts w:eastAsia="標楷體" w:hint="eastAsia"/>
-                <w:sz w:val="28"/>
-                <w:szCs w:val="28"/>
-              </w:rPr>
-              <w:t>{</w:t>
-            </w:r>
-            <w:r>
-              <w:rPr>
-                <w:rFonts w:eastAsia="標楷體"/>
-                <w:sz w:val="28"/>
-                <w:szCs w:val="28"/>
-              </w:rPr>
-              <w:t>address</w:t>
-            </w:r>
-            <w:r>
-              <w:rPr>
-                <w:rFonts w:eastAsia="標楷體" w:hint="eastAsia"/>
-                <w:sz w:val="28"/>
-                <w:szCs w:val="28"/>
-              </w:rPr>
-              <w:t>}</w:t>
-            </w:r>
-          </w:p>
-        </w:tc>
-      </w:tr>
-      <w:tr>
-        <w:trPr>
-          <w:trHeight w:val="20"/>
-        </w:trPr>
-        <w:tc>
-          <w:tcPr>
-            <w:tcW w:w="5000" w:type="pct"/>
-            <w:gridSpan w:val="31"/>
-            <w:tcBorders>
-              <w:top w:val="single" w:sz="18" w:space="0" w:color="000000"/>
-            </w:tcBorders>
-            <w:vAlign w:val="center"/>
-          </w:tcPr>
-          <w:p>
-            <w:pPr>
-              <w:tabs>
-                <w:tab w:val="left" w:pos="3097"/>
-              </w:tabs>
-              <w:adjustRightInd w:val="0"/>
-              <w:snapToGrid w:val="0"/>
-              <w:spacing w:line="200" w:lineRule="exact"/>
-              <w:ind w:leftChars="-50" w:left="-120"/>
-              <w:rPr>
-                <w:rFonts w:ascii="標楷體" w:eastAsia="標楷體" w:hAnsi="標楷體"/>
-                <w:sz w:val="16"/>
-                <w:szCs w:val="16"/>
-              </w:rPr>
-            </w:pPr>
-            <w:r>
-              <w:rPr>
-                <w:rFonts w:eastAsia="標楷體" w:hint="eastAsia"/>
-                <w:sz w:val="16"/>
-                <w:szCs w:val="16"/>
-              </w:rPr>
-              <w:t>注意事項：</w:t>
-            </w:r>
-            <w:r>
-              <w:rPr>
-                <w:rFonts w:eastAsia="標楷體" w:hint="eastAsia"/>
-                <w:sz w:val="16"/>
-                <w:szCs w:val="16"/>
-              </w:rPr>
-              <w:t>1.</w:t>
-            </w:r>
-            <w:r>
-              <w:rPr>
-                <w:rFonts w:eastAsia="標楷體" w:hint="eastAsia"/>
-                <w:sz w:val="16"/>
-                <w:szCs w:val="16"/>
-              </w:rPr>
-              <w:t>所得稅：</w:t>
-            </w:r>
-            <w:r>
-              <w:rPr>
-                <w:rFonts w:eastAsia="標楷體" w:hint="eastAsia"/>
-                <w:b/>
-                <w:color w:val="000000"/>
-                <w:sz w:val="16"/>
-                <w:szCs w:val="16"/>
-              </w:rPr>
-              <w:t>薪資所得</w:t>
-            </w:r>
-            <w:r>
-              <w:rPr>
-                <w:rFonts w:ascii="標楷體" w:eastAsia="標楷體" w:hAnsi="標楷體" w:hint="eastAsia"/>
-                <w:sz w:val="16"/>
-                <w:szCs w:val="16"/>
-              </w:rPr>
-              <w:t>≧</w:t>
-            </w:r>
-            <w:r>
-              <w:rPr>
-                <w:rFonts w:eastAsia="標楷體" w:hint="eastAsia"/>
-                <w:color w:val="FF0000"/>
-                <w:sz w:val="16"/>
-                <w:szCs w:val="16"/>
-              </w:rPr>
-              <w:t>88,501</w:t>
-            </w:r>
-            <w:r>
-              <w:rPr>
-                <w:rFonts w:eastAsia="標楷體" w:hint="eastAsia"/>
-                <w:sz w:val="16"/>
-                <w:szCs w:val="16"/>
-              </w:rPr>
-              <w:t>元，即應代扣</w:t>
-            </w:r>
-            <w:r>
-              <w:rPr>
-                <w:rFonts w:eastAsia="標楷體" w:hint="eastAsia"/>
-                <w:b/>
-                <w:color w:val="000000"/>
-                <w:sz w:val="16"/>
-                <w:szCs w:val="16"/>
-              </w:rPr>
-              <w:t>5</w:t>
-            </w:r>
-            <w:r>
-              <w:rPr>
-                <w:rFonts w:eastAsia="標楷體" w:hint="eastAsia"/>
-                <w:b/>
-                <w:color w:val="000000"/>
-                <w:sz w:val="16"/>
-                <w:szCs w:val="16"/>
-              </w:rPr>
-              <w:t>％</w:t>
-            </w:r>
-            <w:r>
-              <w:rPr>
-                <w:rFonts w:eastAsia="標楷體" w:hint="eastAsia"/>
-                <w:sz w:val="16"/>
-                <w:szCs w:val="16"/>
-              </w:rPr>
-              <w:t>；</w:t>
-            </w:r>
-            <w:r>
-              <w:rPr>
-                <w:rFonts w:eastAsia="標楷體" w:hint="eastAsia"/>
-                <w:b/>
-                <w:color w:val="00B050"/>
-                <w:sz w:val="16"/>
-                <w:szCs w:val="16"/>
-              </w:rPr>
-              <w:t>執行業務所得、獎金、</w:t>
-            </w:r>
-            <w:r>
-              <w:rPr>
-                <w:rFonts w:eastAsia="標楷體"/>
-                <w:b/>
-                <w:color w:val="00B050"/>
-                <w:sz w:val="16"/>
-                <w:szCs w:val="16"/>
-              </w:rPr>
-              <w:t>權利金</w:t>
-            </w:r>
-            <w:r>
-              <w:rPr>
-                <w:rFonts w:eastAsia="標楷體" w:hint="eastAsia"/>
-                <w:sz w:val="16"/>
-                <w:szCs w:val="16"/>
-              </w:rPr>
-              <w:t>單次給付金額</w:t>
-            </w:r>
-            <w:r>
-              <w:rPr>
-                <w:rFonts w:ascii="標楷體" w:eastAsia="標楷體" w:hAnsi="標楷體" w:hint="eastAsia"/>
-                <w:sz w:val="16"/>
-                <w:szCs w:val="16"/>
-              </w:rPr>
-              <w:t>≧</w:t>
-            </w:r>
-            <w:r>
-              <w:rPr>
-                <w:rFonts w:eastAsia="標楷體" w:hint="eastAsia"/>
-                <w:color w:val="00B050"/>
-                <w:sz w:val="16"/>
-                <w:szCs w:val="16"/>
-              </w:rPr>
-              <w:t>20,0</w:t>
-            </w:r>
-            <w:r>
-              <w:rPr>
-                <w:rFonts w:eastAsia="標楷體"/>
-                <w:color w:val="00B050"/>
-                <w:sz w:val="16"/>
-                <w:szCs w:val="16"/>
-              </w:rPr>
-              <w:t>10</w:t>
-            </w:r>
-            <w:r>
-              <w:rPr>
-                <w:rFonts w:eastAsia="標楷體" w:hint="eastAsia"/>
-                <w:sz w:val="16"/>
-                <w:szCs w:val="16"/>
-              </w:rPr>
-              <w:t>元者，即應代扣</w:t>
-            </w:r>
-            <w:r>
-              <w:rPr>
-                <w:rFonts w:eastAsia="標楷體" w:hint="eastAsia"/>
-                <w:b/>
-                <w:color w:val="000000"/>
-                <w:sz w:val="16"/>
-                <w:szCs w:val="16"/>
-              </w:rPr>
-              <w:t>10</w:t>
-            </w:r>
-            <w:r>
-              <w:rPr>
-                <w:rFonts w:eastAsia="標楷體" w:hint="eastAsia"/>
-                <w:b/>
-                <w:color w:val="000000"/>
-                <w:sz w:val="16"/>
-                <w:szCs w:val="16"/>
-              </w:rPr>
-              <w:t>％</w:t>
-            </w:r>
-            <w:r>
-              <w:rPr>
-                <w:rFonts w:ascii="標楷體" w:eastAsia="標楷體" w:hAnsi="標楷體" w:hint="eastAsia"/>
-                <w:color w:val="000000"/>
-                <w:sz w:val="16"/>
-                <w:szCs w:val="16"/>
-              </w:rPr>
-              <w:t>。</w:t>
-            </w:r>
-          </w:p>
-          <w:p>
-            <w:pPr>
-              <w:tabs>
-                <w:tab w:val="left" w:pos="3097"/>
-              </w:tabs>
-              <w:adjustRightInd w:val="0"/>
-              <w:snapToGrid w:val="0"/>
-              <w:spacing w:line="160" w:lineRule="exact"/>
-              <w:ind w:leftChars="-50" w:left="-120"/>
-              <w:rPr>
-                <w:rFonts w:ascii="標楷體" w:eastAsia="標楷體" w:hAnsi="標楷體"/>
-                <w:color w:val="000000"/>
-                <w:sz w:val="16"/>
-                <w:szCs w:val="16"/>
-              </w:rPr>
-            </w:pPr>
-            <w:r>
-              <w:rPr>
-                <w:rFonts w:eastAsia="標楷體" w:hint="eastAsia"/>
-                <w:sz w:val="16"/>
-                <w:szCs w:val="16"/>
-              </w:rPr>
-              <w:t xml:space="preserve">          2.</w:t>
-            </w:r>
-            <w:r>
-              <w:rPr>
-                <w:rFonts w:eastAsia="標楷體" w:hint="eastAsia"/>
-                <w:sz w:val="16"/>
-                <w:szCs w:val="16"/>
-              </w:rPr>
-              <w:t>二代健保補充保費：</w:t>
-            </w:r>
-            <w:r>
-              <w:rPr>
-                <w:rFonts w:eastAsia="標楷體" w:hint="eastAsia"/>
-                <w:b/>
-                <w:color w:val="000000"/>
-                <w:sz w:val="16"/>
-                <w:szCs w:val="16"/>
-              </w:rPr>
-              <w:t>薪資所得</w:t>
-            </w:r>
-            <w:r>
-              <w:rPr>
-                <w:rFonts w:ascii="標楷體" w:eastAsia="標楷體" w:hAnsi="標楷體" w:hint="eastAsia"/>
-                <w:sz w:val="16"/>
-                <w:szCs w:val="16"/>
-              </w:rPr>
-              <w:t>≧</w:t>
-            </w:r>
-            <w:r>
-              <w:rPr>
-                <w:rFonts w:eastAsia="標楷體" w:hint="eastAsia"/>
-                <w:color w:val="FF0000"/>
-                <w:sz w:val="16"/>
-                <w:szCs w:val="16"/>
-              </w:rPr>
-              <w:t>2</w:t>
-            </w:r>
-            <w:r>
-              <w:rPr>
-                <w:rFonts w:eastAsia="標楷體"/>
-                <w:color w:val="FF0000"/>
-                <w:sz w:val="16"/>
-                <w:szCs w:val="16"/>
-              </w:rPr>
-              <w:t>8</w:t>
-            </w:r>
-            <w:r>
-              <w:rPr>
-                <w:rFonts w:eastAsia="標楷體" w:hint="eastAsia"/>
-                <w:color w:val="FF0000"/>
-                <w:sz w:val="16"/>
-                <w:szCs w:val="16"/>
-              </w:rPr>
-              <w:t>,</w:t>
-            </w:r>
-            <w:r>
-              <w:rPr>
-                <w:rFonts w:eastAsia="標楷體"/>
-                <w:color w:val="FF0000"/>
-                <w:sz w:val="16"/>
-                <w:szCs w:val="16"/>
-              </w:rPr>
-              <w:t>59</w:t>
-            </w:r>
-            <w:r>
-              <w:rPr>
-                <w:rFonts w:eastAsia="標楷體" w:hint="eastAsia"/>
-                <w:color w:val="FF0000"/>
-                <w:sz w:val="16"/>
-                <w:szCs w:val="16"/>
-              </w:rPr>
-              <w:t>0</w:t>
-            </w:r>
-            <w:r>
-              <w:rPr>
-                <w:rFonts w:eastAsia="標楷體" w:hint="eastAsia"/>
-                <w:color w:val="000000"/>
-                <w:sz w:val="16"/>
-                <w:szCs w:val="16"/>
-              </w:rPr>
-              <w:t>(</w:t>
-            </w:r>
-            <w:r>
-              <w:rPr>
-                <w:rFonts w:eastAsia="標楷體" w:hint="eastAsia"/>
-                <w:color w:val="000000"/>
-                <w:sz w:val="16"/>
-                <w:szCs w:val="16"/>
-              </w:rPr>
-              <w:t>非在校投保者</w:t>
-            </w:r>
-            <w:r>
-              <w:rPr>
-                <w:rFonts w:eastAsia="標楷體" w:hint="eastAsia"/>
-                <w:color w:val="000000"/>
-                <w:sz w:val="16"/>
-                <w:szCs w:val="16"/>
-              </w:rPr>
-              <w:t>)</w:t>
-            </w:r>
-            <w:r>
-              <w:rPr>
-                <w:rFonts w:eastAsia="標楷體" w:hint="eastAsia"/>
-                <w:color w:val="000000"/>
-                <w:sz w:val="16"/>
-                <w:szCs w:val="16"/>
-              </w:rPr>
-              <w:t>或</w:t>
-            </w:r>
-            <w:r>
-              <w:rPr>
-                <w:rFonts w:eastAsia="標楷體" w:hint="eastAsia"/>
-                <w:b/>
-                <w:color w:val="00B050"/>
-                <w:sz w:val="16"/>
-                <w:szCs w:val="16"/>
-              </w:rPr>
-              <w:t>執行業務所得</w:t>
-            </w:r>
-            <w:r>
-              <w:rPr>
-                <w:rFonts w:ascii="標楷體" w:eastAsia="標楷體" w:hAnsi="標楷體" w:hint="eastAsia"/>
-                <w:sz w:val="16"/>
-                <w:szCs w:val="16"/>
-              </w:rPr>
-              <w:t>≧</w:t>
-            </w:r>
-            <w:r>
-              <w:rPr>
-                <w:rFonts w:eastAsia="標楷體" w:hint="eastAsia"/>
-                <w:color w:val="00B050"/>
-                <w:sz w:val="16"/>
-                <w:szCs w:val="16"/>
-              </w:rPr>
-              <w:t>20,000</w:t>
-            </w:r>
-            <w:r>
-              <w:rPr>
-                <w:rFonts w:eastAsia="標楷體" w:hint="eastAsia"/>
-                <w:color w:val="000000"/>
-                <w:sz w:val="16"/>
-                <w:szCs w:val="16"/>
-              </w:rPr>
-              <w:t>(</w:t>
-            </w:r>
-            <w:r>
-              <w:rPr>
-                <w:rFonts w:eastAsia="標楷體" w:hint="eastAsia"/>
-                <w:color w:val="000000"/>
-                <w:sz w:val="16"/>
-                <w:szCs w:val="16"/>
-              </w:rPr>
-              <w:t>含在校及非在校投保者</w:t>
-            </w:r>
-            <w:r>
-              <w:rPr>
-                <w:rFonts w:eastAsia="標楷體" w:hint="eastAsia"/>
-                <w:color w:val="000000"/>
-                <w:sz w:val="16"/>
-                <w:szCs w:val="16"/>
-              </w:rPr>
-              <w:t>)</w:t>
-            </w:r>
-            <w:r>
-              <w:rPr>
-                <w:rFonts w:eastAsia="標楷體" w:hint="eastAsia"/>
-                <w:color w:val="000000"/>
-                <w:sz w:val="16"/>
-                <w:szCs w:val="16"/>
-              </w:rPr>
-              <w:t>，應代扣</w:t>
-            </w:r>
-            <w:r>
-              <w:rPr>
-                <w:rFonts w:eastAsia="標楷體" w:hint="eastAsia"/>
-                <w:b/>
-                <w:color w:val="000000"/>
-                <w:sz w:val="16"/>
-                <w:szCs w:val="16"/>
-              </w:rPr>
-              <w:t>2.11</w:t>
-            </w:r>
-            <w:r>
-              <w:rPr>
-                <w:rFonts w:eastAsia="標楷體" w:hint="eastAsia"/>
-                <w:b/>
-                <w:color w:val="000000"/>
-                <w:sz w:val="16"/>
-                <w:szCs w:val="16"/>
-              </w:rPr>
-              <w:t>％</w:t>
-            </w:r>
-            <w:r>
-              <w:rPr>
-                <w:rFonts w:ascii="標楷體" w:eastAsia="標楷體" w:hAnsi="標楷體" w:hint="eastAsia"/>
-                <w:color w:val="000000"/>
-                <w:sz w:val="16"/>
-                <w:szCs w:val="16"/>
-              </w:rPr>
-              <w:t>。</w:t>
-            </w:r>
-          </w:p>
-          <w:p>
-            <w:pPr>
-              <w:tabs>
-                <w:tab w:val="left" w:pos="3097"/>
-              </w:tabs>
-              <w:adjustRightInd w:val="0"/>
-              <w:snapToGrid w:val="0"/>
-              <w:spacing w:line="160" w:lineRule="exact"/>
-              <w:ind w:leftChars="-50" w:left="-120"/>
-              <w:rPr>
-                <w:rFonts w:ascii="標楷體" w:eastAsia="標楷體" w:hAnsi="標楷體"/>
-                <w:sz w:val="16"/>
-                <w:szCs w:val="16"/>
-              </w:rPr>
-            </w:pPr>
-            <w:r>
-              <w:rPr>
-                <w:rFonts w:eastAsia="標楷體" w:hint="eastAsia"/>
-                <w:color w:val="000000"/>
-                <w:sz w:val="16"/>
-                <w:szCs w:val="16"/>
-              </w:rPr>
-              <w:t xml:space="preserve">          3.</w:t>
-            </w:r>
-            <w:r>
-              <w:rPr>
-                <w:rFonts w:ascii="標楷體" w:eastAsia="標楷體" w:hAnsi="標楷體"/>
-                <w:color w:val="000000"/>
-                <w:sz w:val="16"/>
-                <w:szCs w:val="16"/>
-              </w:rPr>
-              <w:t>應領款項併入年度所得，</w:t>
-            </w:r>
-            <w:r>
-              <w:rPr>
-                <w:rFonts w:ascii="標楷體" w:eastAsia="標楷體" w:hAnsi="標楷體" w:hint="eastAsia"/>
-                <w:color w:val="000000"/>
-                <w:sz w:val="16"/>
-                <w:szCs w:val="16"/>
-              </w:rPr>
-              <w:t>如需扣繳憑單請向出納組登記(</w:t>
-            </w:r>
-            <w:hyperlink r:id="rId9" w:history="1">
-              <w:r>
-                <w:rPr>
-                  <w:rStyle w:val="aa"/>
-                  <w:rFonts w:ascii="Arial" w:hAnsi="Arial" w:cs="Arial"/>
-                  <w:sz w:val="16"/>
-                  <w:szCs w:val="16"/>
-                </w:rPr>
-                <w:t>disburse@gm.ocu.edu.tw</w:t>
-              </w:r>
-            </w:hyperlink>
-            <w:r>
-              <w:rPr>
-                <w:rFonts w:ascii="標楷體" w:eastAsia="標楷體" w:hAnsi="標楷體" w:hint="eastAsia"/>
-                <w:color w:val="000000"/>
-                <w:sz w:val="16"/>
-                <w:szCs w:val="16"/>
-              </w:rPr>
-              <w:t>)，於</w:t>
-            </w:r>
-            <w:r>
-              <w:rPr>
-                <w:rFonts w:ascii="標楷體" w:eastAsia="標楷體" w:hAnsi="標楷體"/>
-                <w:color w:val="000000"/>
-                <w:sz w:val="16"/>
-                <w:szCs w:val="16"/>
-              </w:rPr>
-              <w:t>次年2</w:t>
-            </w:r>
-            <w:r>
-              <w:rPr>
-                <w:rFonts w:ascii="標楷體" w:eastAsia="標楷體" w:hAnsi="標楷體"/>
-                <w:sz w:val="16"/>
-                <w:szCs w:val="16"/>
-              </w:rPr>
-              <w:t>月</w:t>
-            </w:r>
-            <w:r>
-              <w:rPr>
-                <w:rFonts w:ascii="標楷體" w:eastAsia="標楷體" w:hAnsi="標楷體" w:hint="eastAsia"/>
-                <w:sz w:val="16"/>
-                <w:szCs w:val="16"/>
-              </w:rPr>
-              <w:t>發給扣繳憑單。</w:t>
-            </w:r>
-          </w:p>
-          <w:p>
-            <w:pPr>
-              <w:tabs>
-                <w:tab w:val="left" w:pos="3097"/>
-              </w:tabs>
-              <w:adjustRightInd w:val="0"/>
-              <w:snapToGrid w:val="0"/>
-              <w:spacing w:line="160" w:lineRule="exact"/>
-              <w:ind w:leftChars="-50" w:left="-120" w:firstLineChars="100" w:firstLine="140"/>
-              <w:rPr>
-                <w:rFonts w:ascii="新細明體" w:hAnsi="新細明體"/>
-                <w:sz w:val="14"/>
-                <w:szCs w:val="14"/>
-                <w:bdr w:val="single" w:sz="4" w:space="0" w:color="auto"/>
-              </w:rPr>
-            </w:pPr>
-            <w:r>
-              <w:rPr>
-                <w:rFonts w:hint="eastAsia"/>
-                <w:sz w:val="14"/>
-                <w:szCs w:val="14"/>
-                <w:bdr w:val="single" w:sz="4" w:space="0" w:color="auto"/>
-              </w:rPr>
-              <w:t>以上資料將以電子及紙本形式提供本校進行帳務</w:t>
-            </w:r>
-            <w:r>
-              <w:rPr>
-                <w:rFonts w:ascii="新細明體" w:hAnsi="新細明體" w:hint="eastAsia"/>
-                <w:sz w:val="14"/>
-                <w:szCs w:val="14"/>
-                <w:bdr w:val="single" w:sz="4" w:space="0" w:color="auto"/>
-              </w:rPr>
-              <w:t>、個人綜所稅及健保費申請使用，依會計法規定保存10年，並遵守個人資料保護法相關規定，保障您的個人資料。</w:t>
-            </w:r>
-          </w:p>
-          <w:p>
-            <w:pPr>
-              <w:tabs>
-                <w:tab w:val="left" w:pos="3097"/>
-              </w:tabs>
-              <w:adjustRightInd w:val="0"/>
-              <w:snapToGrid w:val="0"/>
-              <w:ind w:leftChars="24" w:left="100" w:hangingChars="19" w:hanging="42"/>
-              <w:rPr>
-                <w:rFonts w:eastAsia="標楷體"/>
-                <w:sz w:val="22"/>
-                <w:szCs w:val="22"/>
-              </w:rPr>
-            </w:pPr>
-            <w:r>
-              <w:rPr>
-                <w:rFonts w:ascii="標楷體" w:eastAsia="標楷體" w:hAnsi="標楷體" w:hint="eastAsia"/>
-                <w:b/>
-                <w:noProof/>
-                <w:sz w:val="22"/>
-                <w:szCs w:val="22"/>
-                <w:shd w:val="clear" w:color="auto" w:fill="D0CECE"/>
-              </w:rPr>
-              <w:drawing>
-                <wp:anchor distT="0" distB="0" distL="114300" distR="114300" simplePos="0" relativeHeight="251662336" behindDoc="1" locked="0" layoutInCell="1" allowOverlap="1" wp14:anchorId="767F702B" wp14:editId="11FF0A13">
-                  <wp:simplePos x="0" y="0"/>
-                  <wp:positionH relativeFrom="column">
-                    <wp:posOffset>-203835</wp:posOffset>
-                  </wp:positionH>
-                  <wp:positionV relativeFrom="paragraph">
-                    <wp:posOffset>128270</wp:posOffset>
-                  </wp:positionV>
-                  <wp:extent cx="299720" cy="299720"/>
-                  <wp:effectExtent l="0" t="0" r="5080" b="5080"/>
-                  <wp:wrapSquare wrapText="bothSides"/>
-                  <wp:docPr id="5" name="圖片 5"/>
-                  <wp:cNvGraphicFramePr>
-                    <a:graphicFrameLocks xmlns:a="http://schemas.openxmlformats.org/drawingml/2006/main" noChangeAspect="1"/>
-                  </wp:cNvGraphicFramePr>
-                  <a:graphic xmlns:a="http://schemas.openxmlformats.org/drawingml/2006/main">
-                    <a:graphicData uri="http://schemas.openxmlformats.org/drawingml/2006/picture">
-                      <pic:pic xmlns:pic="http://schemas.openxmlformats.org/drawingml/2006/picture">
-                        <pic:nvPicPr>
-                          <pic:cNvPr id="3" name="個資蒐集、處理及利用告知聲明.png"/>
-                          <pic:cNvPicPr/>
-                        </pic:nvPicPr>
-                        <pic:blipFill>
-                          <a:blip r:embed="rId8" cstate="print">
-                            <a:extLst>
-                              <a:ext uri="{28A0092B-C50C-407E-A947-70E740481C1C}">
-                                <a14:useLocalDpi xmlns:a14="http://schemas.microsoft.com/office/drawing/2010/main" val="0"/>
-                              </a:ext>
-                            </a:extLst>
-                          </a:blip>
-                          <a:stretch>
-                            <a:fillRect/>
-                          </a:stretch>
-                        </pic:blipFill>
-                        <pic:spPr>
-                          <a:xfrm>
-                            <a:off x="0" y="0"/>
-                            <a:ext cx="299720" cy="299720"/>
-                          </a:xfrm>
-                          <a:prstGeom prst="rect">
-                            <a:avLst/>
-                          </a:prstGeom>
-                        </pic:spPr>
-                      </pic:pic>
-                    </a:graphicData>
-                  </a:graphic>
-                  <wp14:sizeRelH relativeFrom="margin">
-                    <wp14:pctWidth>0</wp14:pctWidth>
-                  </wp14:sizeRelH>
-                  <wp14:sizeRelV relativeFrom="margin">
-                    <wp14:pctHeight>0</wp14:pctHeight>
-                  </wp14:sizeRelV>
-                </wp:anchor>
-              </w:drawing>
-            </w:r>
-            <w:r>
-              <w:rPr>
-                <w:rFonts w:ascii="標楷體" w:eastAsia="標楷體" w:hAnsi="標楷體" w:hint="eastAsia"/>
-                <w:b/>
-                <w:sz w:val="22"/>
-                <w:szCs w:val="22"/>
-              </w:rPr>
-              <w:t>□</w:t>
-            </w:r>
-            <w:r>
-              <w:rPr>
-                <w:rFonts w:ascii="標楷體" w:eastAsia="標楷體" w:hAnsi="標楷體" w:hint="eastAsia"/>
-                <w:b/>
-                <w:sz w:val="22"/>
-                <w:szCs w:val="22"/>
-                <w:shd w:val="clear" w:color="auto" w:fill="D0CECE"/>
-              </w:rPr>
-              <w:t>我已詳細閱讀僑光科技大學『個資蒐集、處理及利用告知聲明』，了解並同意本聲明所有內容，茲以書面同意學（貴）校蒐集、處理及利用本人之相關個人資料。</w:t>
-            </w:r>
-            <w:r>
-              <w:rPr>
-                <w:rFonts w:ascii="標楷體" w:eastAsia="標楷體" w:hAnsi="標楷體" w:hint="eastAsia"/>
-                <w:b/>
-                <w:color w:val="C00000"/>
-                <w:sz w:val="22"/>
-                <w:szCs w:val="22"/>
-                <w:shd w:val="clear" w:color="auto" w:fill="D0CECE"/>
-              </w:rPr>
-              <w:t>請簽章:____________</w:t>
-            </w:r>
-          </w:p>
-        </w:tc>
-      </w:tr>
-    </w:tbl>
-    <w:p>
-      <w:pPr>
-        <w:adjustRightInd w:val="0"/>
-        <w:snapToGrid w:val="0"/>
-        <w:spacing w:line="80" w:lineRule="exact"/>
-        <w:ind w:firstLineChars="50" w:firstLine="80"/>
-        <w:jc w:val="both"/>
-        <w:rPr>
-          <w:rFonts w:eastAsia="標楷體"/>
-          <w:sz w:val="16"/>
-          <w:szCs w:val="16"/>
-        </w:rPr>
-      </w:pPr>
-    </w:p>
-    <w:tbl>
-      <w:tblPr>
-        <w:tblW w:w="0" w:type="auto"/>
-        <w:tblInd w:w="250" w:type="dxa"/>
-        <w:tblBorders>
-          <w:top w:val="thinThickSmallGap" w:sz="12" w:space="0" w:color="auto"/>
-          <w:left w:val="thinThickSmallGap" w:sz="12" w:space="0" w:color="auto"/>
-          <w:bottom w:val="thickThinSmallGap" w:sz="12" w:space="0" w:color="auto"/>
-          <w:right w:val="thickThinSmallGap" w:sz="12" w:space="0" w:color="auto"/>
-          <w:insideH w:val="single" w:sz="6" w:space="0" w:color="auto"/>
-          <w:insideV w:val="single" w:sz="6" w:space="0" w:color="auto"/>
-        </w:tblBorders>
-        <w:tblLayout w:type="fixed"/>
-        <w:tblLook w:val="01E0" w:firstRow="1" w:lastRow="1" w:firstColumn="1" w:lastColumn="1" w:noHBand="0" w:noVBand="0"/>
-      </w:tblPr>
-      <w:tblGrid>
-        <w:gridCol w:w="694"/>
-        <w:gridCol w:w="699"/>
-        <w:gridCol w:w="700"/>
-        <w:gridCol w:w="700"/>
-        <w:gridCol w:w="699"/>
-        <w:gridCol w:w="700"/>
-        <w:gridCol w:w="692"/>
-        <w:gridCol w:w="704"/>
-        <w:gridCol w:w="704"/>
-        <w:gridCol w:w="691"/>
-        <w:gridCol w:w="720"/>
-        <w:gridCol w:w="707"/>
-        <w:gridCol w:w="700"/>
-        <w:gridCol w:w="700"/>
-        <w:gridCol w:w="700"/>
-      </w:tblGrid>
-      <w:tr>
-        <w:trPr>
-          <w:trHeight w:val="501"/>
-        </w:trPr>
-        <w:tc>
-          <w:tcPr>
-            <w:tcW w:w="10510" w:type="dxa"/>
-            <w:gridSpan w:val="15"/>
-            <w:tcBorders>
-              <w:top w:val="thinThickSmallGap" w:sz="12" w:space="0" w:color="auto"/>
-              <w:bottom w:val="single" w:sz="2" w:space="0" w:color="auto"/>
-            </w:tcBorders>
-          </w:tcPr>
-          <w:p>
-            <w:r>
-              <w:rPr>
-                <w:rFonts w:eastAsia="標楷體" w:hint="eastAsia"/>
-                <w:sz w:val="20"/>
-                <w:szCs w:val="20"/>
-              </w:rPr>
-              <w:t>開戶銀行</w:t>
-            </w:r>
-            <w:r>
-              <w:rPr>
-                <w:rFonts w:eastAsia="標楷體" w:hint="eastAsia"/>
-                <w:sz w:val="20"/>
-                <w:szCs w:val="20"/>
-              </w:rPr>
-              <w:t xml:space="preserve">: </w:t>
-            </w:r>
-            <w:r>
-              <w:t>{bank_name}</w:t>
-            </w:r>
-            <w:r>
-              <w:rPr>
-                <w:rFonts w:eastAsia="標楷體" w:hint="eastAsia"/>
-                <w:sz w:val="20"/>
-                <w:szCs w:val="20"/>
-              </w:rPr>
-              <w:t xml:space="preserve">      </w:t>
-            </w:r>
-            <w:r>
-              <w:rPr>
-                <w:rFonts w:eastAsia="標楷體" w:hint="eastAsia"/>
-                <w:sz w:val="20"/>
-                <w:szCs w:val="20"/>
-              </w:rPr>
-              <w:t>銀行</w:t>
-            </w:r>
-            <w:r>
-              <w:rPr>
-                <w:rFonts w:eastAsia="標楷體" w:hint="eastAsia"/>
-                <w:sz w:val="20"/>
-                <w:szCs w:val="20"/>
-              </w:rPr>
-              <w:t>(</w:t>
-            </w:r>
-            <w:r>
-              <w:rPr>
-                <w:rFonts w:eastAsia="標楷體" w:hint="eastAsia"/>
-                <w:sz w:val="20"/>
-                <w:szCs w:val="20"/>
-              </w:rPr>
-              <w:t>郵局</w:t>
-            </w:r>
-            <w:r>
-              <w:rPr>
-                <w:rFonts w:eastAsia="標楷體" w:hint="eastAsia"/>
-                <w:sz w:val="20"/>
-                <w:szCs w:val="20"/>
-              </w:rPr>
-              <w:t>)</w:t>
-            </w:r>
-            <w:r>
-              <w:rPr>
-                <w:rFonts w:eastAsia="標楷體" w:hint="eastAsia"/>
-                <w:sz w:val="20"/>
-                <w:szCs w:val="20"/>
-              </w:rPr>
-              <w:t xml:space="preserve">      </w:t>
-            </w:r>
-            <w:r>
-              <w:t>{branch_name}</w:t>
-            </w:r>
-            <w:r>
-              <w:rPr>
-                <w:rFonts w:eastAsia="標楷體" w:hint="eastAsia"/>
-                <w:sz w:val="20"/>
-                <w:szCs w:val="20"/>
-              </w:rPr>
-              <w:t xml:space="preserve">        </w:t>
-            </w:r>
-            <w:r>
-              <w:rPr>
-                <w:rFonts w:eastAsia="標楷體" w:hint="eastAsia"/>
-                <w:sz w:val="20"/>
-                <w:szCs w:val="20"/>
-              </w:rPr>
-              <w:t>分行</w:t>
-            </w:r>
-            <w:r>
-              <w:rPr>
-                <w:rFonts w:eastAsia="標楷體" w:hint="eastAsia"/>
-                <w:sz w:val="16"/>
-                <w:szCs w:val="16"/>
-              </w:rPr>
-              <w:t>(</w:t>
-            </w:r>
-            <w:r>
-              <w:rPr>
-                <w:rFonts w:eastAsia="標楷體" w:hint="eastAsia"/>
-                <w:sz w:val="16"/>
-                <w:szCs w:val="16"/>
-              </w:rPr>
-              <w:t>務必填寫</w:t>
-            </w:r>
-            <w:r>
-              <w:rPr>
-                <w:rFonts w:eastAsia="標楷體" w:hint="eastAsia"/>
-                <w:sz w:val="16"/>
-                <w:szCs w:val="16"/>
-              </w:rPr>
-              <w:t>)</w:t>
-            </w:r>
-          </w:p>
-        </w:tc>
-      </w:tr>
-      <w:tr>
-        <w:trPr>
-          <w:trHeight w:val="454"/>
-        </w:trPr>
-        <w:tc>
-          <w:tcPr>
-            <w:tcW w:w="694" w:type="dxa"/>
-            <w:tcBorders>
-              <w:top w:val="single" w:sz="2" w:space="0" w:color="auto"/>
-            </w:tcBorders>
-            <w:vAlign w:val="center"/>
-          </w:tcPr>
-          <w:p>
-            <w:pPr>
-              <w:overflowPunct w:val="0"/>
-              <w:snapToGrid w:val="0"/>
-              <w:spacing w:before="40"/>
-              <w:jc w:val="center"/>
-              <w:rPr>
-                <w:rFonts w:eastAsia="標楷體"/>
-                <w:sz w:val="20"/>
-                <w:szCs w:val="20"/>
-              </w:rPr>
-            </w:pPr>
-            <w:r>
-              <w:rPr>
-                <w:rFonts w:eastAsia="標楷體" w:hint="eastAsia"/>
-                <w:sz w:val="20"/>
-                <w:szCs w:val="20"/>
-              </w:rPr>
-              <w:t>帳號</w:t>
-            </w:r>
-          </w:p>
-        </w:tc>
-        <w:tc>
-          <w:tcPr>
-            <w:tcW w:w="699" w:type="dxa"/>
-            <w:tcBorders>
-              <w:top w:val="single" w:sz="2" w:space="0" w:color="auto"/>
-            </w:tcBorders>
-            <w:vAlign w:val="center"/>
-          </w:tcPr>
-          <w:p>
-            <w:pPr>
-              <w:widowControl/>
-              <w:overflowPunct w:val="0"/>
-              <w:snapToGrid w:val="0"/>
-              <w:spacing w:line="320" w:lineRule="exact"/>
-              <w:jc w:val="center"/>
-              <w:rPr>
-                <w:rFonts w:eastAsia="標楷體"/>
-                <w:sz w:val="28"/>
-                <w:szCs w:val="28"/>
-              </w:rPr>
-            </w:pPr>
-            <w:r>
-              <w:rPr>
-                <w:rFonts w:eastAsia="標楷體" w:hint="eastAsia"/>
-                <w:sz w:val="28"/>
-                <w:szCs w:val="28"/>
-              </w:rPr>
-              <w:t>{</w:t>
-            </w:r>
-            <w:r>
-              <w:rPr>
-                <w:rFonts w:eastAsia="標楷體"/>
-                <w:sz w:val="28"/>
-                <w:szCs w:val="28"/>
-              </w:rPr>
-              <w:t>a0</w:t>
-            </w:r>
-            <w:r>
-              <w:rPr>
-                <w:rFonts w:eastAsia="標楷體" w:hint="eastAsia"/>
-                <w:sz w:val="28"/>
-                <w:szCs w:val="28"/>
-              </w:rPr>
-              <w:t>}</w:t>
-            </w:r>
-          </w:p>
-        </w:tc>
-        <w:tc>
-          <w:tcPr>
-            <w:tcW w:w="700" w:type="dxa"/>
-            <w:tcBorders>
-              <w:top w:val="single" w:sz="2" w:space="0" w:color="auto"/>
-            </w:tcBorders>
-            <w:vAlign w:val="center"/>
-          </w:tcPr>
-          <w:p>
-            <w:pPr>
-              <w:widowControl/>
-              <w:overflowPunct w:val="0"/>
-              <w:snapToGrid w:val="0"/>
-              <w:spacing w:line="320" w:lineRule="exact"/>
-              <w:jc w:val="center"/>
-              <w:rPr>
-                <w:rFonts w:eastAsia="標楷體"/>
-                <w:sz w:val="28"/>
-                <w:szCs w:val="28"/>
-              </w:rPr>
-            </w:pPr>
-            <w:r>
-              <w:rPr>
-                <w:rFonts w:eastAsia="標楷體" w:hint="eastAsia"/>
-                <w:sz w:val="28"/>
-                <w:szCs w:val="28"/>
-              </w:rPr>
-              <w:t>{</w:t>
-            </w:r>
-            <w:r>
-              <w:rPr>
-                <w:rFonts w:eastAsia="標楷體"/>
-                <w:sz w:val="28"/>
-                <w:szCs w:val="28"/>
-              </w:rPr>
-              <w:t>a1}</w:t>
-            </w:r>
-          </w:p>
-        </w:tc>
-        <w:tc>
-          <w:tcPr>
-            <w:tcW w:w="700" w:type="dxa"/>
-            <w:tcBorders>
-              <w:top w:val="single" w:sz="2" w:space="0" w:color="auto"/>
-            </w:tcBorders>
-            <w:vAlign w:val="center"/>
-          </w:tcPr>
-          <w:p>
-            <w:pPr>
-              <w:widowControl/>
-              <w:overflowPunct w:val="0"/>
-              <w:snapToGrid w:val="0"/>
-              <w:spacing w:line="320" w:lineRule="exact"/>
-              <w:jc w:val="center"/>
-              <w:rPr>
-                <w:rFonts w:eastAsia="標楷體"/>
-                <w:sz w:val="28"/>
-                <w:szCs w:val="28"/>
-              </w:rPr>
-            </w:pPr>
-            <w:r>
-              <w:rPr>
-                <w:rFonts w:eastAsia="標楷體"/>
-                <w:sz w:val="28"/>
-                <w:szCs w:val="28"/>
-              </w:rPr>
-              <w:t>{a2}</w:t>
-            </w:r>
-          </w:p>
-        </w:tc>
-        <w:tc>
-          <w:tcPr>
-            <w:tcW w:w="699" w:type="dxa"/>
-            <w:tcBorders>
-              <w:top w:val="single" w:sz="2" w:space="0" w:color="auto"/>
-            </w:tcBorders>
-            <w:vAlign w:val="center"/>
-          </w:tcPr>
-          <w:p>
-            <w:pPr>
-              <w:widowControl/>
-              <w:overflowPunct w:val="0"/>
-              <w:snapToGrid w:val="0"/>
-              <w:spacing w:line="320" w:lineRule="exact"/>
-              <w:jc w:val="center"/>
-              <w:rPr>
-                <w:rFonts w:eastAsia="標楷體"/>
-                <w:sz w:val="28"/>
-                <w:szCs w:val="28"/>
-              </w:rPr>
-            </w:pPr>
-            <w:r>
-              <w:rPr>
-                <w:rFonts w:eastAsia="標楷體" w:hint="eastAsia"/>
-                <w:sz w:val="28"/>
-                <w:szCs w:val="28"/>
-              </w:rPr>
-              <w:t>{</w:t>
-            </w:r>
-            <w:r>
-              <w:rPr>
-                <w:rFonts w:eastAsia="標楷體"/>
-                <w:sz w:val="28"/>
-                <w:szCs w:val="28"/>
-              </w:rPr>
-              <w:t>a3}</w:t>
-            </w:r>
-          </w:p>
-        </w:tc>
-        <w:tc>
-          <w:tcPr>
-            <w:tcW w:w="700" w:type="dxa"/>
-            <w:tcBorders>
-              <w:top w:val="single" w:sz="2" w:space="0" w:color="auto"/>
-            </w:tcBorders>
-            <w:vAlign w:val="center"/>
-          </w:tcPr>
-          <w:p>
-            <w:pPr>
-              <w:widowControl/>
-              <w:overflowPunct w:val="0"/>
-              <w:snapToGrid w:val="0"/>
-              <w:spacing w:line="320" w:lineRule="exact"/>
-              <w:jc w:val="center"/>
-              <w:rPr>
-                <w:rFonts w:eastAsia="標楷體"/>
-                <w:sz w:val="28"/>
-                <w:szCs w:val="28"/>
-              </w:rPr>
-            </w:pPr>
-            <w:r>
-              <w:rPr>
-                <w:rFonts w:eastAsia="標楷體" w:hint="eastAsia"/>
-                <w:sz w:val="28"/>
-                <w:szCs w:val="28"/>
-              </w:rPr>
-              <w:t>{</w:t>
-            </w:r>
-            <w:r>
-              <w:rPr>
-                <w:rFonts w:eastAsia="標楷體"/>
-                <w:sz w:val="28"/>
-                <w:szCs w:val="28"/>
-              </w:rPr>
-              <w:t>a4}</w:t>
-            </w:r>
-          </w:p>
-        </w:tc>
-        <w:tc>
-          <w:tcPr>
-            <w:tcW w:w="692" w:type="dxa"/>
-            <w:tcBorders>
-              <w:top w:val="single" w:sz="2" w:space="0" w:color="auto"/>
-            </w:tcBorders>
-            <w:vAlign w:val="center"/>
-          </w:tcPr>
-          <w:p>
-            <w:pPr>
-              <w:widowControl/>
-              <w:overflowPunct w:val="0"/>
-              <w:snapToGrid w:val="0"/>
-              <w:spacing w:line="320" w:lineRule="exact"/>
-              <w:jc w:val="center"/>
-              <w:rPr>
-                <w:rFonts w:eastAsia="標楷體"/>
-                <w:sz w:val="28"/>
-                <w:szCs w:val="28"/>
-              </w:rPr>
-            </w:pPr>
-            <w:r>
-              <w:rPr>
-                <w:rFonts w:eastAsia="標楷體"/>
-                <w:sz w:val="28"/>
-                <w:szCs w:val="28"/>
-              </w:rPr>
-              <w:t>{a5}</w:t>
-            </w:r>
-          </w:p>
-        </w:tc>
-        <w:tc>
-          <w:tcPr>
-            <w:tcW w:w="704" w:type="dxa"/>
-            <w:tcBorders>
-              <w:top w:val="single" w:sz="2" w:space="0" w:color="auto"/>
-            </w:tcBorders>
-            <w:vAlign w:val="center"/>
-          </w:tcPr>
-          <w:p>
-            <w:pPr>
-              <w:widowControl/>
-              <w:overflowPunct w:val="0"/>
-              <w:snapToGrid w:val="0"/>
-              <w:spacing w:line="320" w:lineRule="exact"/>
-              <w:jc w:val="center"/>
-              <w:rPr>
-                <w:rFonts w:eastAsia="標楷體"/>
-                <w:sz w:val="28"/>
-                <w:szCs w:val="28"/>
-              </w:rPr>
-            </w:pPr>
-            <w:r>
-              <w:rPr>
-                <w:rFonts w:eastAsia="標楷體" w:hint="eastAsia"/>
-                <w:sz w:val="28"/>
-                <w:szCs w:val="28"/>
-              </w:rPr>
-              <w:t>{</w:t>
-            </w:r>
-            <w:r>
-              <w:rPr>
-                <w:rFonts w:eastAsia="標楷體"/>
-                <w:sz w:val="28"/>
-                <w:szCs w:val="28"/>
-              </w:rPr>
-              <w:t>a6}</w:t>
-            </w:r>
-          </w:p>
-        </w:tc>
-        <w:tc>
-          <w:tcPr>
-            <w:tcW w:w="704" w:type="dxa"/>
-            <w:tcBorders>
-              <w:top w:val="single" w:sz="2" w:space="0" w:color="auto"/>
-            </w:tcBorders>
-            <w:vAlign w:val="center"/>
-          </w:tcPr>
-          <w:p>
-            <w:pPr>
-              <w:widowControl/>
-              <w:overflowPunct w:val="0"/>
-              <w:snapToGrid w:val="0"/>
-              <w:spacing w:line="320" w:lineRule="exact"/>
-              <w:jc w:val="center"/>
-              <w:rPr>
-                <w:rFonts w:eastAsia="標楷體"/>
-                <w:sz w:val="28"/>
-                <w:szCs w:val="28"/>
-              </w:rPr>
-            </w:pPr>
-            <w:r>
-              <w:rPr>
-                <w:rFonts w:eastAsia="標楷體" w:hint="eastAsia"/>
-                <w:sz w:val="28"/>
-                <w:szCs w:val="28"/>
-              </w:rPr>
-              <w:t>{</w:t>
-            </w:r>
-            <w:r>
-              <w:rPr>
-                <w:rFonts w:eastAsia="標楷體"/>
-                <w:sz w:val="28"/>
-                <w:szCs w:val="28"/>
-              </w:rPr>
-              <w:t>a7}</w:t>
-            </w:r>
-          </w:p>
-        </w:tc>
-        <w:tc>
-          <w:tcPr>
-            <w:tcW w:w="691" w:type="dxa"/>
-            <w:tcBorders>
-              <w:top w:val="single" w:sz="2" w:space="0" w:color="auto"/>
-            </w:tcBorders>
-            <w:vAlign w:val="center"/>
-          </w:tcPr>
-          <w:p>
-            <w:pPr>
-              <w:widowControl/>
-              <w:overflowPunct w:val="0"/>
-              <w:snapToGrid w:val="0"/>
-              <w:spacing w:line="320" w:lineRule="exact"/>
-              <w:jc w:val="center"/>
-              <w:rPr>
-                <w:rFonts w:eastAsia="標楷體"/>
-                <w:sz w:val="28"/>
-                <w:szCs w:val="28"/>
-              </w:rPr>
-            </w:pPr>
-            <w:r>
-              <w:rPr>
-                <w:rFonts w:eastAsia="標楷體" w:hint="eastAsia"/>
-                <w:sz w:val="28"/>
-                <w:szCs w:val="28"/>
-              </w:rPr>
-              <w:t>{</w:t>
-            </w:r>
-            <w:r>
-              <w:rPr>
-                <w:rFonts w:eastAsia="標楷體"/>
-                <w:sz w:val="28"/>
-                <w:szCs w:val="28"/>
-              </w:rPr>
-              <w:t>a8}</w:t>
-            </w:r>
-          </w:p>
-        </w:tc>
-        <w:tc>
-          <w:tcPr>
-            <w:tcW w:w="720" w:type="dxa"/>
-            <w:tcBorders>
-              <w:top w:val="single" w:sz="2" w:space="0" w:color="auto"/>
-            </w:tcBorders>
-            <w:vAlign w:val="center"/>
-          </w:tcPr>
-          <w:p>
-            <w:pPr>
-              <w:widowControl/>
-              <w:overflowPunct w:val="0"/>
-              <w:snapToGrid w:val="0"/>
-              <w:spacing w:line="320" w:lineRule="exact"/>
-              <w:jc w:val="center"/>
-              <w:rPr>
-                <w:rFonts w:eastAsia="標楷體"/>
-                <w:sz w:val="28"/>
-                <w:szCs w:val="28"/>
-              </w:rPr>
-            </w:pPr>
-            <w:r>
-              <w:rPr>
-                <w:rFonts w:eastAsia="標楷體" w:hint="eastAsia"/>
-                <w:sz w:val="28"/>
-                <w:szCs w:val="28"/>
-              </w:rPr>
-              <w:t>{</w:t>
-            </w:r>
-            <w:r>
-              <w:rPr>
-                <w:rFonts w:eastAsia="標楷體"/>
-                <w:sz w:val="28"/>
-                <w:szCs w:val="28"/>
-              </w:rPr>
-              <w:t>a9}</w:t>
-            </w:r>
-          </w:p>
-        </w:tc>
-        <w:tc>
-          <w:tcPr>
-            <w:tcW w:w="707" w:type="dxa"/>
-            <w:tcBorders>
-              <w:top w:val="single" w:sz="2" w:space="0" w:color="auto"/>
-            </w:tcBorders>
-            <w:vAlign w:val="center"/>
-          </w:tcPr>
-          <w:p>
-            <w:pPr>
-              <w:widowControl/>
-              <w:overflowPunct w:val="0"/>
-              <w:snapToGrid w:val="0"/>
-              <w:spacing w:line="320" w:lineRule="exact"/>
-              <w:jc w:val="center"/>
-              <w:rPr>
-                <w:rFonts w:eastAsia="標楷體"/>
-                <w:sz w:val="28"/>
-                <w:szCs w:val="28"/>
-              </w:rPr>
-            </w:pPr>
-            <w:r>
-              <w:rPr>
-                <w:rFonts w:eastAsia="標楷體" w:hint="eastAsia"/>
-                <w:sz w:val="28"/>
-                <w:szCs w:val="28"/>
-              </w:rPr>
-              <w:t>{</w:t>
-            </w:r>
-            <w:r>
-              <w:rPr>
-                <w:rFonts w:eastAsia="標楷體"/>
-                <w:sz w:val="28"/>
-                <w:szCs w:val="28"/>
-              </w:rPr>
-              <w:t>a10}</w:t>
-            </w:r>
-          </w:p>
-        </w:tc>
-        <w:tc>
-          <w:tcPr>
-            <w:tcW w:w="700" w:type="dxa"/>
-            <w:tcBorders>
-              <w:top w:val="single" w:sz="2" w:space="0" w:color="auto"/>
-            </w:tcBorders>
-            <w:vAlign w:val="center"/>
-          </w:tcPr>
-          <w:p>
-            <w:pPr>
-              <w:widowControl/>
-              <w:overflowPunct w:val="0"/>
-              <w:snapToGrid w:val="0"/>
-              <w:spacing w:line="320" w:lineRule="exact"/>
-              <w:jc w:val="center"/>
-              <w:rPr>
-                <w:rFonts w:eastAsia="標楷體"/>
-                <w:sz w:val="28"/>
-                <w:szCs w:val="28"/>
-              </w:rPr>
-            </w:pPr>
-            <w:r>
-              <w:rPr>
-                <w:rFonts w:eastAsia="標楷體" w:hint="eastAsia"/>
-                <w:sz w:val="28"/>
-                <w:szCs w:val="28"/>
-              </w:rPr>
-              <w:t>{</w:t>
-            </w:r>
-            <w:r>
-              <w:rPr>
-                <w:rFonts w:eastAsia="標楷體"/>
-                <w:sz w:val="28"/>
-                <w:szCs w:val="28"/>
-              </w:rPr>
-              <w:t>a11}</w:t>
-            </w:r>
-          </w:p>
-        </w:tc>
-        <w:tc>
-          <w:tcPr>
-            <w:tcW w:w="700" w:type="dxa"/>
-            <w:tcBorders>
-              <w:top w:val="single" w:sz="2" w:space="0" w:color="auto"/>
-            </w:tcBorders>
-            <w:vAlign w:val="center"/>
-          </w:tcPr>
-          <w:p>
-            <w:pPr>
-              <w:widowControl/>
-              <w:overflowPunct w:val="0"/>
-              <w:snapToGrid w:val="0"/>
-              <w:spacing w:line="320" w:lineRule="exact"/>
-              <w:jc w:val="center"/>
-              <w:rPr>
-                <w:rFonts w:eastAsia="標楷體"/>
-                <w:sz w:val="28"/>
-                <w:szCs w:val="28"/>
-              </w:rPr>
-            </w:pPr>
-            <w:r>
-              <w:rPr>
-                <w:rFonts w:eastAsia="標楷體"/>
-                <w:sz w:val="28"/>
-                <w:szCs w:val="28"/>
-              </w:rPr>
-              <w:t>{a12}</w:t>
-            </w:r>
-          </w:p>
-        </w:tc>
-        <w:tc>
-          <w:tcPr>
-            <w:tcW w:w="700" w:type="dxa"/>
-            <w:tcBorders>
-              <w:top w:val="single" w:sz="2" w:space="0" w:color="auto"/>
-            </w:tcBorders>
-            <w:vAlign w:val="center"/>
-          </w:tcPr>
-          <w:p>
-            <w:pPr>
-              <w:widowControl/>
-              <w:overflowPunct w:val="0"/>
-              <w:snapToGrid w:val="0"/>
-              <w:spacing w:line="320" w:lineRule="exact"/>
-              <w:jc w:val="center"/>
-              <w:rPr>
-                <w:rFonts w:eastAsia="標楷體"/>
-                <w:sz w:val="28"/>
-                <w:szCs w:val="28"/>
-              </w:rPr>
-            </w:pPr>
-            <w:r>
-              <w:rPr>
-                <w:rFonts w:eastAsia="標楷體" w:hint="eastAsia"/>
-                <w:sz w:val="28"/>
-                <w:szCs w:val="28"/>
-              </w:rPr>
-              <w:t>{</w:t>
-            </w:r>
-            <w:r>
-              <w:rPr>
-                <w:rFonts w:eastAsia="標楷體"/>
-                <w:sz w:val="28"/>
-                <w:szCs w:val="28"/>
-              </w:rPr>
-              <w:t>a13}</w:t>
-            </w:r>
-          </w:p>
-        </w:tc>
-      </w:tr>
-    </w:tbl>
-    <w:p>
-      <w:pPr>
-        <w:adjustRightInd w:val="0"/>
-        <w:snapToGrid w:val="0"/>
-        <w:spacing w:line="20" w:lineRule="exact"/>
         <w:jc w:val="center"/>
         <w:rPr>
           <w:b/>
